--- a/Capstone/Fase 2/Grupales/2.6_GuiaEstudiante_Fase 2_Informe Final Proyecto APT.docx
+++ b/Capstone/Fase 2/Grupales/2.6_GuiaEstudiante_Fase 2_Informe Final Proyecto APT.docx
@@ -1,6 +1,6 @@
 
 <file path=word/document.xml><?xml version="1.0" encoding="utf-8"?>
-<w:document xmlns:wpc="http://schemas.microsoft.com/office/word/2010/wordprocessingCanvas" xmlns:cx="http://schemas.microsoft.com/office/drawing/2014/chartex" xmlns:mc="http://schemas.openxmlformats.org/markup-compatibility/2006" xmlns:o="urn:schemas-microsoft-com:office:office" xmlns:r="http://schemas.openxmlformats.org/officeDocument/2006/relationships" xmlns:m="http://schemas.openxmlformats.org/officeDocument/2006/math" xmlns:v="urn:schemas-microsoft-com:vml" xmlns:wp14="http://schemas.microsoft.com/office/word/2010/wordprocessingDrawing" xmlns:wp="http://schemas.openxmlformats.org/drawingml/2006/wordprocessingDrawing" xmlns:w10="urn:schemas-microsoft-com:office:word" xmlns:w="http://schemas.openxmlformats.org/wordprocessingml/2006/main" xmlns:w14="http://schemas.microsoft.com/office/word/2010/wordml" xmlns:w15="http://schemas.microsoft.com/office/word/2012/wordml" xmlns:w16se="http://schemas.microsoft.com/office/word/2015/wordml/symex" xmlns:wpg="http://schemas.microsoft.com/office/word/2010/wordprocessingGroup" xmlns:wpi="http://schemas.microsoft.com/office/word/2010/wordprocessingInk" xmlns:wne="http://schemas.microsoft.com/office/word/2006/wordml" xmlns:wps="http://schemas.microsoft.com/office/word/2010/wordprocessingShape" mc:Ignorable="w14 w15 w16se wp14">
+<w:document xmlns:wpc="http://schemas.microsoft.com/office/word/2010/wordprocessingCanvas" xmlns:cx="http://schemas.microsoft.com/office/drawing/2014/chartex" xmlns:cx1="http://schemas.microsoft.com/office/drawing/2015/9/8/chartex" xmlns:cx2="http://schemas.microsoft.com/office/drawing/2015/10/21/chartex" xmlns:cx3="http://schemas.microsoft.com/office/drawing/2016/5/9/chartex" xmlns:cx4="http://schemas.microsoft.com/office/drawing/2016/5/10/chartex" xmlns:cx5="http://schemas.microsoft.com/office/drawing/2016/5/11/chartex" xmlns:cx6="http://schemas.microsoft.com/office/drawing/2016/5/12/chartex" xmlns:cx7="http://schemas.microsoft.com/office/drawing/2016/5/13/chartex" xmlns:cx8="http://schemas.microsoft.com/office/drawing/2016/5/14/chartex" xmlns:mc="http://schemas.openxmlformats.org/markup-compatibility/2006" xmlns:aink="http://schemas.microsoft.com/office/drawing/2016/ink" xmlns:am3d="http://schemas.microsoft.com/office/drawing/2017/model3d" xmlns:o="urn:schemas-microsoft-com:office:office" xmlns:oel="http://schemas.microsoft.com/office/2019/extlst" xmlns:r="http://schemas.openxmlformats.org/officeDocument/2006/relationships" xmlns:m="http://schemas.openxmlformats.org/officeDocument/2006/math" xmlns:v="urn:schemas-microsoft-com:vml" xmlns:wp14="http://schemas.microsoft.com/office/word/2010/wordprocessingDrawing" xmlns:wp="http://schemas.openxmlformats.org/drawingml/2006/wordprocessingDrawing" xmlns:w10="urn:schemas-microsoft-com:office:word" xmlns:w="http://schemas.openxmlformats.org/wordprocessingml/2006/main" xmlns:w14="http://schemas.microsoft.com/office/word/2010/wordml" xmlns:w15="http://schemas.microsoft.com/office/word/2012/wordml" xmlns:w16cex="http://schemas.microsoft.com/office/word/2018/wordml/cex" xmlns:w16cid="http://schemas.microsoft.com/office/word/2016/wordml/cid" xmlns:w16="http://schemas.microsoft.com/office/word/2018/wordml" xmlns:w16du="http://schemas.microsoft.com/office/word/2023/wordml/word16du" xmlns:w16sdtdh="http://schemas.microsoft.com/office/word/2020/wordml/sdtdatahash" xmlns:w16sdtfl="http://schemas.microsoft.com/office/word/2024/wordml/sdtformatlock" xmlns:w16se="http://schemas.microsoft.com/office/word/2015/wordml/symex" xmlns:wpg="http://schemas.microsoft.com/office/word/2010/wordprocessingGroup" xmlns:wpi="http://schemas.microsoft.com/office/word/2010/wordprocessingInk" xmlns:wne="http://schemas.microsoft.com/office/word/2006/wordml" xmlns:wps="http://schemas.microsoft.com/office/word/2010/wordprocessingShape" mc:Ignorable="w14 w15 w16se w16cid w16 w16cex w16sdtdh w16sdtfl w16du wp14">
   <w:body>
     <w:p>
       <w:r>
@@ -165,6 +165,7 @@
                                 </w:rPr>
                                 <w:t xml:space="preserve">Asignatura </w:t>
                               </w:r>
+                              <w:proofErr w:type="spellStart"/>
                               <w:r>
                                 <w:rPr>
                                   <w:b/>
@@ -174,8 +175,7 @@
                                 </w:rPr>
                                 <w:t>Capstone</w:t>
                               </w:r>
-                              <w:bookmarkStart w:id="0" w:name="_GoBack"/>
-                              <w:bookmarkEnd w:id="0"/>
+                              <w:proofErr w:type="spellEnd"/>
                             </w:p>
                           </w:txbxContent>
                         </wps:txbx>
@@ -240,7 +240,7 @@
           </mc:Choice>
           <mc:Fallback>
             <w:pict>
-              <v:group w14:anchorId="7466F1C2" id="Grupo 53" o:spid="_x0000_s1026" style="position:absolute;margin-left:-24.7pt;margin-top:3pt;width:491.25pt;height:123pt;z-index:251659264;mso-position-horizontal-relative:margin;mso-width-relative:margin;mso-height-relative:margin" coordsize="59912,15621" o:gfxdata="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">
+              <v:group w14:anchorId="7466F1C2" id="Grupo 53" o:spid="_x0000_s1026" style="position:absolute;margin-left:-24.7pt;margin-top:3pt;width:491.25pt;height:123pt;z-index:251659264;mso-position-horizontal-relative:margin;mso-width-relative:margin;mso-height-relative:margin" coordsize="59912,15621" o:gfxdata="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">
                 <v:shapetype id="_x0000_t202" coordsize="21600,21600" o:spt="202" path="m,l,21600r21600,l21600,xe">
                   <v:stroke joinstyle="miter"/>
                   <v:path gradientshapeok="t" o:connecttype="rect"/>
@@ -352,6 +352,7 @@
                           </w:rPr>
                           <w:t xml:space="preserve">Asignatura </w:t>
                         </w:r>
+                        <w:proofErr w:type="spellStart"/>
                         <w:r>
                           <w:rPr>
                             <w:b/>
@@ -361,8 +362,7 @@
                           </w:rPr>
                           <w:t>Capstone</w:t>
                         </w:r>
-                        <w:bookmarkStart w:id="1" w:name="_GoBack"/>
-                        <w:bookmarkEnd w:id="1"/>
+                        <w:proofErr w:type="spellEnd"/>
                       </w:p>
                     </w:txbxContent>
                   </v:textbox>
@@ -717,7 +717,7 @@
                 <w:szCs w:val="20"/>
                 <w:lang w:eastAsia="es-CL"/>
               </w:rPr>
-              <w:t>Escribe el nombre de tu Proyecto APT.</w:t>
+              <w:t>YourMeds</w:t>
             </w:r>
           </w:p>
         </w:tc>
@@ -767,8 +767,9 @@
                 <w:szCs w:val="20"/>
                 <w:lang w:eastAsia="es-CL"/>
               </w:rPr>
-              <w:t xml:space="preserve">Menciona la(s) área(s) de desempeño de tu Plan de Estudio que </w:t>
-            </w:r>
+              <w:t xml:space="preserve">Programación </w:t>
+            </w:r>
+            <w:proofErr w:type="spellStart"/>
             <w:r>
               <w:rPr>
                 <w:rFonts w:ascii="Calibri" w:hAnsi="Calibri" w:cs="Arial"/>
@@ -778,8 +779,9 @@
                 <w:szCs w:val="20"/>
                 <w:lang w:eastAsia="es-CL"/>
               </w:rPr>
-              <w:t xml:space="preserve">abordaron </w:t>
-            </w:r>
+              <w:t>Frontend</w:t>
+            </w:r>
+            <w:proofErr w:type="spellEnd"/>
             <w:r>
               <w:rPr>
                 <w:rFonts w:ascii="Calibri" w:hAnsi="Calibri" w:cs="Arial"/>
@@ -789,7 +791,7 @@
                 <w:szCs w:val="20"/>
                 <w:lang w:eastAsia="es-CL"/>
               </w:rPr>
-              <w:t>tu Proyecto APT.</w:t>
+              <w:t xml:space="preserve"> (aplicación móvil) y Programación Backend</w:t>
             </w:r>
           </w:p>
         </w:tc>
@@ -834,11 +836,11 @@
           </w:tcPr>
           <w:p>
             <w:pPr>
-              <w:rPr>
-                <w:b/>
-              </w:rPr>
-            </w:pPr>
-            <w:r>
+              <w:pStyle w:val="Prrafodelista"/>
+              <w:numPr>
+                <w:ilvl w:val="0"/>
+                <w:numId w:val="9"/>
+              </w:numPr>
               <w:rPr>
                 <w:rFonts w:ascii="Calibri" w:hAnsi="Calibri" w:cs="Arial"/>
                 <w:i/>
@@ -847,8 +849,7 @@
                 <w:szCs w:val="20"/>
                 <w:lang w:eastAsia="es-CL"/>
               </w:rPr>
-              <w:t xml:space="preserve">Menciona las competencias  de tu Plan de Estudio que </w:t>
-            </w:r>
+            </w:pPr>
             <w:r>
               <w:rPr>
                 <w:rFonts w:ascii="Calibri" w:hAnsi="Calibri" w:cs="Arial"/>
@@ -858,9 +859,16 @@
                 <w:szCs w:val="20"/>
                 <w:lang w:eastAsia="es-CL"/>
               </w:rPr>
-              <w:t>abordaste e</w:t>
-            </w:r>
-            <w:r>
+              <w:t>Desarrollar una solución de software utilizando técnicas que permitan sistematizar el proceso de desarrollo y mantenimiento, asegurando el logro de los objetivos.</w:t>
+            </w:r>
+          </w:p>
+          <w:p>
+            <w:pPr>
+              <w:pStyle w:val="Prrafodelista"/>
+              <w:numPr>
+                <w:ilvl w:val="0"/>
+                <w:numId w:val="9"/>
+              </w:numPr>
               <w:rPr>
                 <w:rFonts w:ascii="Calibri" w:hAnsi="Calibri" w:cs="Arial"/>
                 <w:i/>
@@ -869,7 +877,96 @@
                 <w:szCs w:val="20"/>
                 <w:lang w:eastAsia="es-CL"/>
               </w:rPr>
-              <w:t>n tu Proyecto APT.</w:t>
+            </w:pPr>
+            <w:r>
+              <w:rPr>
+                <w:rFonts w:ascii="Calibri" w:hAnsi="Calibri" w:cs="Arial"/>
+                <w:i/>
+                <w:color w:val="548DD4"/>
+                <w:sz w:val="20"/>
+                <w:szCs w:val="20"/>
+                <w:lang w:eastAsia="es-CL"/>
+              </w:rPr>
+              <w:t>Construir programas y rutinas de variada complejidad para dar solución a requerimientos acordes a tecnologías de mercado y aplicando buenas prácticas de codificación.</w:t>
+            </w:r>
+          </w:p>
+          <w:p>
+            <w:pPr>
+              <w:pStyle w:val="Prrafodelista"/>
+              <w:numPr>
+                <w:ilvl w:val="0"/>
+                <w:numId w:val="9"/>
+              </w:numPr>
+              <w:rPr>
+                <w:rFonts w:ascii="Calibri" w:hAnsi="Calibri" w:cs="Arial"/>
+                <w:i/>
+                <w:color w:val="548DD4"/>
+                <w:sz w:val="20"/>
+                <w:szCs w:val="20"/>
+                <w:lang w:eastAsia="es-CL"/>
+              </w:rPr>
+            </w:pPr>
+            <w:r>
+              <w:rPr>
+                <w:rFonts w:ascii="Calibri" w:hAnsi="Calibri" w:cs="Arial"/>
+                <w:i/>
+                <w:color w:val="548DD4"/>
+                <w:sz w:val="20"/>
+                <w:szCs w:val="20"/>
+                <w:lang w:eastAsia="es-CL"/>
+              </w:rPr>
+              <w:t>Programar consultas y rutinas para manipular información en bases de datos según los requerimientos definidos.</w:t>
+            </w:r>
+          </w:p>
+          <w:p>
+            <w:pPr>
+              <w:pStyle w:val="Prrafodelista"/>
+              <w:numPr>
+                <w:ilvl w:val="0"/>
+                <w:numId w:val="9"/>
+              </w:numPr>
+              <w:rPr>
+                <w:rFonts w:ascii="Calibri" w:hAnsi="Calibri" w:cs="Arial"/>
+                <w:i/>
+                <w:color w:val="548DD4"/>
+                <w:sz w:val="20"/>
+                <w:szCs w:val="20"/>
+                <w:lang w:eastAsia="es-CL"/>
+              </w:rPr>
+            </w:pPr>
+            <w:r>
+              <w:rPr>
+                <w:rFonts w:ascii="Calibri" w:hAnsi="Calibri" w:cs="Arial"/>
+                <w:i/>
+                <w:color w:val="548DD4"/>
+                <w:sz w:val="20"/>
+                <w:szCs w:val="20"/>
+                <w:lang w:eastAsia="es-CL"/>
+              </w:rPr>
+              <w:t>Construir el modelo arquitectónico de una solución sistémica que soporte los procesos del negocio y cumpla con los estándares de la industria.</w:t>
+            </w:r>
+          </w:p>
+          <w:p>
+            <w:pPr>
+              <w:pStyle w:val="Prrafodelista"/>
+              <w:numPr>
+                <w:ilvl w:val="0"/>
+                <w:numId w:val="9"/>
+              </w:numPr>
+              <w:rPr>
+                <w:b/>
+              </w:rPr>
+            </w:pPr>
+            <w:r>
+              <w:rPr>
+                <w:rFonts w:ascii="Calibri" w:hAnsi="Calibri" w:cs="Arial"/>
+                <w:i/>
+                <w:color w:val="548DD4"/>
+                <w:sz w:val="20"/>
+                <w:szCs w:val="20"/>
+                <w:lang w:eastAsia="es-CL"/>
+              </w:rPr>
+              <w:t>Implementar soluciones sistémicas integrales para automatizar y optimizar procesos de acuerdo con las necesidades identificadas.</w:t>
             </w:r>
           </w:p>
         </w:tc>
@@ -971,6 +1068,7 @@
                 <w:color w:val="1F3864" w:themeColor="accent1" w:themeShade="80"/>
                 <w:sz w:val="18"/>
               </w:rPr>
+              <w:lastRenderedPageBreak/>
               <w:t xml:space="preserve">1. </w:t>
             </w:r>
             <w:r>
@@ -992,422 +1090,52 @@
           <w:p>
             <w:pPr>
               <w:pStyle w:val="paragraph"/>
-              <w:numPr>
-                <w:ilvl w:val="0"/>
-                <w:numId w:val="6"/>
-              </w:numPr>
-              <w:spacing w:before="0" w:beforeAutospacing="0" w:after="0" w:afterAutospacing="0"/>
-              <w:ind w:left="301" w:hanging="283"/>
+              <w:spacing w:after="0"/>
               <w:jc w:val="both"/>
               <w:textAlignment w:val="baseline"/>
               <w:rPr>
-                <w:rFonts w:ascii="Segoe UI" w:hAnsi="Segoe UI" w:cs="Segoe UI"/>
-                <w:color w:val="0070C0"/>
-                <w:sz w:val="18"/>
-                <w:szCs w:val="18"/>
-              </w:rPr>
-            </w:pPr>
-            <w:r>
-              <w:rPr>
-                <w:rStyle w:val="normaltextrun"/>
-                <w:rFonts w:ascii="Calibri" w:hAnsi="Calibri" w:cs="Calibri"/>
-                <w:i/>
-                <w:iCs/>
-                <w:color w:val="0070C0"/>
-                <w:sz w:val="18"/>
-                <w:szCs w:val="18"/>
-              </w:rPr>
-              <w:t>Señala qu</w:t>
-            </w:r>
-            <w:r>
-              <w:rPr>
-                <w:rStyle w:val="normaltextrun"/>
-                <w:rFonts w:ascii="Segoe UI" w:hAnsi="Segoe UI" w:cs="Segoe UI"/>
-                <w:i/>
-                <w:iCs/>
-                <w:color w:val="0070C0"/>
-                <w:sz w:val="18"/>
-                <w:szCs w:val="18"/>
-              </w:rPr>
-              <w:t>é</w:t>
-            </w:r>
-            <w:r>
-              <w:rPr>
-                <w:rStyle w:val="normaltextrun"/>
-                <w:rFonts w:ascii="Calibri" w:hAnsi="Calibri" w:cs="Calibri"/>
-                <w:i/>
-                <w:iCs/>
-                <w:color w:val="0070C0"/>
-                <w:sz w:val="18"/>
-                <w:szCs w:val="18"/>
-              </w:rPr>
-              <w:t xml:space="preserve"> problema busc</w:t>
-            </w:r>
-            <w:r>
-              <w:rPr>
-                <w:rStyle w:val="normaltextrun"/>
-                <w:rFonts w:ascii="Calibri" w:hAnsi="Calibri" w:cs="Calibri"/>
-                <w:i/>
-                <w:iCs/>
-                <w:color w:val="0070C0"/>
-                <w:sz w:val="18"/>
-                <w:szCs w:val="18"/>
-              </w:rPr>
-              <w:t>ó</w:t>
-            </w:r>
-            <w:r>
-              <w:rPr>
-                <w:rStyle w:val="normaltextrun"/>
-                <w:rFonts w:ascii="Calibri" w:hAnsi="Calibri" w:cs="Calibri"/>
-                <w:i/>
-                <w:iCs/>
-                <w:color w:val="0070C0"/>
-                <w:sz w:val="18"/>
-                <w:szCs w:val="18"/>
-              </w:rPr>
-              <w:t xml:space="preserve"> solucionar tu proyecto</w:t>
-            </w:r>
-            <w:r>
-              <w:rPr>
-                <w:rStyle w:val="normaltextrun"/>
-                <w:rFonts w:ascii="Calibri" w:hAnsi="Calibri" w:cs="Calibri"/>
-                <w:i/>
-                <w:iCs/>
-                <w:color w:val="0070C0"/>
-                <w:sz w:val="18"/>
-                <w:szCs w:val="18"/>
-              </w:rPr>
-              <w:t xml:space="preserve"> y</w:t>
-            </w:r>
-            <w:r>
-              <w:rPr>
-                <w:rStyle w:val="normaltextrun"/>
-                <w:rFonts w:ascii="Calibri" w:hAnsi="Calibri" w:cs="Calibri"/>
-                <w:i/>
-                <w:iCs/>
-                <w:color w:val="0070C0"/>
-                <w:sz w:val="18"/>
-                <w:szCs w:val="18"/>
-              </w:rPr>
-              <w:t xml:space="preserve"> </w:t>
-            </w:r>
-            <w:r>
-              <w:rPr>
-                <w:rStyle w:val="normaltextrun"/>
-                <w:rFonts w:ascii="Calibri" w:hAnsi="Calibri" w:cs="Calibri"/>
-                <w:i/>
-                <w:iCs/>
-                <w:color w:val="0070C0"/>
-                <w:sz w:val="18"/>
-                <w:szCs w:val="18"/>
-              </w:rPr>
-              <w:t>su</w:t>
-            </w:r>
-            <w:r>
-              <w:rPr>
-                <w:rStyle w:val="normaltextrun"/>
-                <w:rFonts w:ascii="Calibri" w:hAnsi="Calibri" w:cs="Calibri"/>
-                <w:i/>
-                <w:iCs/>
-                <w:color w:val="0070C0"/>
-                <w:sz w:val="18"/>
-                <w:szCs w:val="18"/>
-              </w:rPr>
-              <w:t xml:space="preserve"> relevancia para e</w:t>
-            </w:r>
-            <w:r>
-              <w:rPr>
-                <w:rStyle w:val="normaltextrun"/>
-                <w:rFonts w:ascii="Calibri" w:hAnsi="Calibri" w:cs="Calibri"/>
-                <w:i/>
-                <w:iCs/>
-                <w:color w:val="0070C0"/>
-                <w:sz w:val="18"/>
-                <w:szCs w:val="18"/>
-              </w:rPr>
-              <w:t>l</w:t>
-            </w:r>
-            <w:r>
-              <w:rPr>
-                <w:rStyle w:val="normaltextrun"/>
-                <w:rFonts w:ascii="Calibri" w:hAnsi="Calibri" w:cs="Calibri"/>
-                <w:i/>
-                <w:iCs/>
-                <w:color w:val="0070C0"/>
-                <w:sz w:val="18"/>
-                <w:szCs w:val="18"/>
-              </w:rPr>
-              <w:t xml:space="preserve"> contexto de la profesión</w:t>
-            </w:r>
-            <w:r>
-              <w:rPr>
-                <w:rStyle w:val="normaltextrun"/>
-                <w:rFonts w:ascii="Calibri" w:hAnsi="Calibri" w:cs="Calibri"/>
-                <w:i/>
-                <w:iCs/>
-                <w:color w:val="0070C0"/>
-                <w:sz w:val="18"/>
-                <w:szCs w:val="18"/>
-              </w:rPr>
-              <w:t>. Algunas preguntas que pueden ayudarte a responder este apartado son: </w:t>
-            </w:r>
-            <w:r>
-              <w:rPr>
-                <w:rStyle w:val="eop"/>
-                <w:rFonts w:ascii="Calibri" w:hAnsi="Calibri" w:cs="Calibri"/>
-                <w:color w:val="0070C0"/>
-                <w:sz w:val="18"/>
-                <w:szCs w:val="18"/>
-              </w:rPr>
-              <w:t> </w:t>
+                <w:rFonts w:ascii="Calibri" w:hAnsi="Calibri" w:cs="Arial"/>
+                <w:i/>
+                <w:color w:val="0070C0"/>
+                <w:sz w:val="18"/>
+                <w:szCs w:val="20"/>
+              </w:rPr>
+            </w:pPr>
+            <w:r>
+              <w:rPr>
+                <w:rFonts w:ascii="Calibri" w:hAnsi="Calibri" w:cs="Arial"/>
+                <w:i/>
+                <w:color w:val="0070C0"/>
+                <w:sz w:val="18"/>
+                <w:szCs w:val="20"/>
+              </w:rPr>
+              <w:t>El proyecto YourMeds consiste en el desarrollo de una aplicación móvil orientada a mejorar la adherencia a los tratamientos médicos mediante la gestión y recordatorio de la toma de medicamentos. La aplicación permite registrar medicamentos, dosis y horarios, generando alertas personalizadas para los usuarios y, en caso de ser necesario, notificaciones a cuidadores o familiares.</w:t>
             </w:r>
           </w:p>
           <w:p>
             <w:pPr>
               <w:pStyle w:val="paragraph"/>
-              <w:numPr>
-                <w:ilvl w:val="0"/>
-                <w:numId w:val="5"/>
-              </w:numPr>
               <w:spacing w:before="0" w:beforeAutospacing="0" w:after="0" w:afterAutospacing="0"/>
               <w:jc w:val="both"/>
               <w:textAlignment w:val="baseline"/>
               <w:rPr>
-                <w:rFonts w:ascii="Calibri" w:hAnsi="Calibri" w:cs="Calibri"/>
-                <w:color w:val="0070C0"/>
-                <w:sz w:val="18"/>
-                <w:szCs w:val="18"/>
-              </w:rPr>
-            </w:pPr>
-            <w:r>
-              <w:rPr>
-                <w:rStyle w:val="normaltextrun"/>
-                <w:rFonts w:ascii="Calibri" w:hAnsi="Calibri" w:cs="Calibri"/>
-                <w:i/>
-                <w:iCs/>
-                <w:color w:val="0070C0"/>
-                <w:sz w:val="18"/>
-                <w:szCs w:val="18"/>
-              </w:rPr>
-              <w:t>¿Por qué es relevante este tema para el campo laboral de tu carrera?</w:t>
-            </w:r>
-            <w:r>
-              <w:rPr>
-                <w:rStyle w:val="eop"/>
-                <w:rFonts w:ascii="Calibri" w:hAnsi="Calibri" w:cs="Calibri"/>
-                <w:color w:val="0070C0"/>
-                <w:sz w:val="18"/>
-                <w:szCs w:val="18"/>
-              </w:rPr>
-              <w:t> </w:t>
-            </w:r>
-          </w:p>
-          <w:p>
-            <w:pPr>
-              <w:pStyle w:val="paragraph"/>
-              <w:numPr>
-                <w:ilvl w:val="0"/>
-                <w:numId w:val="5"/>
-              </w:numPr>
-              <w:spacing w:before="0" w:beforeAutospacing="0" w:after="0" w:afterAutospacing="0"/>
-              <w:jc w:val="both"/>
-              <w:textAlignment w:val="baseline"/>
-              <w:rPr>
-                <w:rFonts w:ascii="Calibri" w:hAnsi="Calibri" w:cs="Calibri"/>
-                <w:color w:val="0070C0"/>
-                <w:sz w:val="18"/>
-                <w:szCs w:val="18"/>
-              </w:rPr>
-            </w:pPr>
-            <w:r>
-              <w:rPr>
-                <w:rStyle w:val="normaltextrun"/>
-                <w:rFonts w:ascii="Calibri" w:hAnsi="Calibri" w:cs="Calibri"/>
-                <w:i/>
-                <w:iCs/>
-                <w:color w:val="0070C0"/>
-                <w:sz w:val="18"/>
-                <w:szCs w:val="18"/>
-              </w:rPr>
-              <w:t>¿Dónde se ubica la situación que vas a abordar? (Ej.: País, región, comuna o institución) ¿Cuáles son las características principales de ese lugar? </w:t>
-            </w:r>
-            <w:r>
-              <w:rPr>
-                <w:rStyle w:val="eop"/>
-                <w:rFonts w:ascii="Calibri" w:hAnsi="Calibri" w:cs="Calibri"/>
-                <w:color w:val="0070C0"/>
-                <w:sz w:val="18"/>
-                <w:szCs w:val="18"/>
-              </w:rPr>
-              <w:t> </w:t>
-            </w:r>
-          </w:p>
-          <w:p>
-            <w:pPr>
-              <w:pStyle w:val="paragraph"/>
-              <w:numPr>
-                <w:ilvl w:val="0"/>
-                <w:numId w:val="5"/>
-              </w:numPr>
-              <w:spacing w:before="0" w:beforeAutospacing="0" w:after="0" w:afterAutospacing="0"/>
-              <w:jc w:val="both"/>
-              <w:textAlignment w:val="baseline"/>
-              <w:rPr>
-                <w:rFonts w:ascii="Calibri" w:hAnsi="Calibri" w:cs="Calibri"/>
-                <w:color w:val="0070C0"/>
-                <w:sz w:val="18"/>
-                <w:szCs w:val="18"/>
-              </w:rPr>
-            </w:pPr>
-            <w:r>
-              <w:rPr>
-                <w:rStyle w:val="normaltextrun"/>
-                <w:rFonts w:ascii="Calibri" w:hAnsi="Calibri" w:cs="Calibri"/>
-                <w:i/>
-                <w:iCs/>
-                <w:color w:val="0070C0"/>
-                <w:sz w:val="18"/>
-                <w:szCs w:val="18"/>
-              </w:rPr>
-              <w:t xml:space="preserve">¿A quiénes afecta o impacta la situación que </w:t>
-            </w:r>
-            <w:r>
-              <w:rPr>
-                <w:rStyle w:val="normaltextrun"/>
-                <w:rFonts w:ascii="Calibri" w:hAnsi="Calibri" w:cs="Calibri"/>
-                <w:i/>
-                <w:iCs/>
-                <w:color w:val="0070C0"/>
-                <w:sz w:val="18"/>
-                <w:szCs w:val="18"/>
-              </w:rPr>
-              <w:t>abordaste</w:t>
-            </w:r>
-            <w:r>
-              <w:rPr>
-                <w:rStyle w:val="normaltextrun"/>
-                <w:rFonts w:ascii="Calibri" w:hAnsi="Calibri" w:cs="Calibri"/>
-                <w:i/>
-                <w:iCs/>
-                <w:color w:val="0070C0"/>
-                <w:sz w:val="18"/>
-                <w:szCs w:val="18"/>
-              </w:rPr>
-              <w:t>? (Ej.: Grupo etario, usuarios de algún servicio, etc.).</w:t>
-            </w:r>
-            <w:r>
-              <w:rPr>
-                <w:rStyle w:val="eop"/>
-                <w:rFonts w:ascii="Calibri" w:hAnsi="Calibri" w:cs="Calibri"/>
-                <w:color w:val="0070C0"/>
-                <w:sz w:val="18"/>
-                <w:szCs w:val="18"/>
-              </w:rPr>
-              <w:t> </w:t>
-            </w:r>
-          </w:p>
-          <w:p>
-            <w:pPr>
-              <w:pStyle w:val="paragraph"/>
-              <w:numPr>
-                <w:ilvl w:val="0"/>
-                <w:numId w:val="5"/>
-              </w:numPr>
-              <w:spacing w:before="0" w:beforeAutospacing="0" w:after="0" w:afterAutospacing="0"/>
-              <w:jc w:val="both"/>
-              <w:textAlignment w:val="baseline"/>
-              <w:rPr>
-                <w:rFonts w:ascii="Calibri" w:hAnsi="Calibri" w:cs="Calibri"/>
-                <w:color w:val="0070C0"/>
-                <w:sz w:val="18"/>
-                <w:szCs w:val="18"/>
-              </w:rPr>
-            </w:pPr>
-            <w:r>
-              <w:rPr>
-                <w:rStyle w:val="normaltextrun"/>
-                <w:rFonts w:ascii="Calibri" w:hAnsi="Calibri" w:cs="Calibri"/>
-                <w:i/>
-                <w:iCs/>
-                <w:color w:val="0070C0"/>
-                <w:sz w:val="18"/>
-                <w:szCs w:val="18"/>
-              </w:rPr>
-              <w:t xml:space="preserve">¿Cuál </w:t>
-            </w:r>
-            <w:r>
-              <w:rPr>
-                <w:rStyle w:val="normaltextrun"/>
-                <w:rFonts w:ascii="Calibri" w:hAnsi="Calibri" w:cs="Calibri"/>
-                <w:i/>
-                <w:iCs/>
-                <w:color w:val="0070C0"/>
-                <w:sz w:val="18"/>
-                <w:szCs w:val="18"/>
-              </w:rPr>
-              <w:t>fue</w:t>
-            </w:r>
-            <w:r>
-              <w:rPr>
-                <w:rStyle w:val="normaltextrun"/>
-                <w:rFonts w:ascii="Calibri" w:hAnsi="Calibri" w:cs="Calibri"/>
-                <w:i/>
-                <w:iCs/>
-                <w:color w:val="0070C0"/>
-                <w:sz w:val="18"/>
-                <w:szCs w:val="18"/>
-              </w:rPr>
-              <w:t xml:space="preserve"> el aporte de valor (real o simulado) de tu Proyecto APT para el contexto laboral y/o social en que se situ</w:t>
-            </w:r>
-            <w:r>
-              <w:rPr>
-                <w:rStyle w:val="normaltextrun"/>
-                <w:rFonts w:ascii="Calibri" w:hAnsi="Calibri" w:cs="Calibri"/>
-                <w:i/>
-                <w:iCs/>
-                <w:color w:val="0070C0"/>
-                <w:sz w:val="18"/>
-                <w:szCs w:val="18"/>
-              </w:rPr>
-              <w:t>ó</w:t>
-            </w:r>
-            <w:r>
-              <w:rPr>
-                <w:rStyle w:val="normaltextrun"/>
-                <w:rFonts w:ascii="Calibri" w:hAnsi="Calibri" w:cs="Calibri"/>
-                <w:i/>
-                <w:iCs/>
-                <w:color w:val="0070C0"/>
-                <w:sz w:val="18"/>
-                <w:szCs w:val="18"/>
-              </w:rPr>
-              <w:t>?</w:t>
-            </w:r>
-            <w:r>
-              <w:rPr>
-                <w:rStyle w:val="eop"/>
-                <w:rFonts w:ascii="Calibri" w:hAnsi="Calibri" w:cs="Calibri"/>
-                <w:color w:val="0070C0"/>
-                <w:sz w:val="18"/>
-                <w:szCs w:val="18"/>
-              </w:rPr>
-              <w:t> </w:t>
-            </w:r>
-          </w:p>
-          <w:p>
-            <w:pPr>
-              <w:pStyle w:val="Prrafodelista"/>
-              <w:spacing w:after="0" w:line="240" w:lineRule="auto"/>
-              <w:jc w:val="both"/>
-              <w:rPr>
-                <w:rFonts w:ascii="Calibri" w:hAnsi="Calibri" w:cs="Arial"/>
-                <w:i/>
-                <w:color w:val="0070C0"/>
-                <w:sz w:val="18"/>
-                <w:szCs w:val="20"/>
-                <w:lang w:eastAsia="es-CL"/>
-              </w:rPr>
-            </w:pPr>
+                <w:rFonts w:ascii="Calibri" w:hAnsi="Calibri" w:cs="Arial"/>
+                <w:i/>
+                <w:color w:val="0070C0"/>
+                <w:sz w:val="18"/>
+                <w:szCs w:val="20"/>
+              </w:rPr>
+            </w:pPr>
+            <w:r>
+              <w:rPr>
+                <w:rFonts w:ascii="Calibri" w:hAnsi="Calibri" w:cs="Arial"/>
+                <w:i/>
+                <w:color w:val="0070C0"/>
+                <w:sz w:val="18"/>
+                <w:szCs w:val="20"/>
+              </w:rPr>
+              <w:t>Durante su desarrollo, se priorizó crear una solución accesible y simple para personas mayores o con tratamientos complejos, contribuyendo así al cuidado de la salud y evitando errores en la administración de fármacos.</w:t>
+            </w:r>
           </w:p>
         </w:tc>
       </w:tr>
@@ -1445,13 +1173,91 @@
           </w:tcPr>
           <w:p>
             <w:pPr>
+              <w:jc w:val="both"/>
+              <w:rPr>
+                <w:rFonts w:ascii="Calibri" w:hAnsi="Calibri" w:cs="Arial"/>
+                <w:b/>
+                <w:bCs/>
+                <w:i/>
+                <w:color w:val="0070C0"/>
+                <w:sz w:val="18"/>
+                <w:szCs w:val="20"/>
+                <w:lang w:eastAsia="es-CL"/>
+              </w:rPr>
+            </w:pPr>
+            <w:r>
+              <w:rPr>
+                <w:rFonts w:ascii="Calibri" w:hAnsi="Calibri" w:cs="Arial"/>
+                <w:b/>
+                <w:bCs/>
+                <w:i/>
+                <w:color w:val="0070C0"/>
+                <w:sz w:val="18"/>
+                <w:szCs w:val="20"/>
+                <w:lang w:eastAsia="es-CL"/>
+              </w:rPr>
+              <w:t>Objetivo general</w:t>
+            </w:r>
+          </w:p>
+          <w:p>
+            <w:pPr>
+              <w:jc w:val="both"/>
+              <w:rPr>
+                <w:rFonts w:ascii="Calibri" w:hAnsi="Calibri" w:cs="Arial"/>
+                <w:i/>
+                <w:color w:val="0070C0"/>
+                <w:sz w:val="18"/>
+                <w:szCs w:val="20"/>
+                <w:lang w:eastAsia="es-CL"/>
+              </w:rPr>
+            </w:pPr>
+            <w:r>
+              <w:rPr>
+                <w:rFonts w:ascii="Calibri" w:hAnsi="Calibri" w:cs="Arial"/>
+                <w:i/>
+                <w:color w:val="0070C0"/>
+                <w:sz w:val="18"/>
+                <w:szCs w:val="20"/>
+                <w:lang w:eastAsia="es-CL"/>
+              </w:rPr>
+              <w:t>Desarrollar una aplicación web llamada YourMeds que permita gestionar y recordar la toma de medicamentos de forma personalizada, contribuyendo a mejorar la adherencia a los tratamientos médicos y la organización de los usuarios respecto a sus horarios de medicación.</w:t>
+            </w:r>
+          </w:p>
+          <w:p>
+            <w:pPr>
+              <w:jc w:val="both"/>
+              <w:rPr>
+                <w:rFonts w:ascii="Calibri" w:hAnsi="Calibri" w:cs="Arial"/>
+                <w:b/>
+                <w:bCs/>
+                <w:i/>
+                <w:color w:val="0070C0"/>
+                <w:sz w:val="18"/>
+                <w:szCs w:val="20"/>
+                <w:lang w:eastAsia="es-CL"/>
+              </w:rPr>
+            </w:pPr>
+            <w:r>
+              <w:rPr>
+                <w:rFonts w:ascii="Calibri" w:hAnsi="Calibri" w:cs="Arial"/>
+                <w:b/>
+                <w:bCs/>
+                <w:i/>
+                <w:color w:val="0070C0"/>
+                <w:sz w:val="18"/>
+                <w:szCs w:val="20"/>
+                <w:lang w:eastAsia="es-CL"/>
+              </w:rPr>
+              <w:t>Objetivos específicos</w:t>
+            </w:r>
+          </w:p>
+          <w:p>
+            <w:pPr>
               <w:pStyle w:val="Prrafodelista"/>
               <w:numPr>
                 <w:ilvl w:val="0"/>
-                <w:numId w:val="1"/>
+                <w:numId w:val="10"/>
               </w:numPr>
-              <w:spacing w:after="0" w:line="240" w:lineRule="auto"/>
-              <w:ind w:left="314" w:hanging="284"/>
               <w:jc w:val="both"/>
               <w:rPr>
                 <w:rFonts w:ascii="Calibri" w:hAnsi="Calibri" w:cs="Arial"/>
@@ -1471,12 +1277,16 @@
                 <w:szCs w:val="20"/>
                 <w:lang w:eastAsia="es-CL"/>
               </w:rPr>
-              <w:t>Objetivo general y específicos.</w:t>
+              <w:t>Diseñar una interfaz intuitiva y accesible que facilite el registro y la consulta de medicamentos, dosis y horarios.</w:t>
             </w:r>
           </w:p>
           <w:p>
             <w:pPr>
               <w:pStyle w:val="Prrafodelista"/>
+              <w:numPr>
+                <w:ilvl w:val="0"/>
+                <w:numId w:val="10"/>
+              </w:numPr>
               <w:jc w:val="both"/>
               <w:rPr>
                 <w:rFonts w:ascii="Calibri" w:hAnsi="Calibri" w:cs="Arial"/>
@@ -1496,7 +1306,94 @@
                 <w:szCs w:val="20"/>
                 <w:lang w:eastAsia="es-CL"/>
               </w:rPr>
-              <w:t>¿Cuál es el objetivo general de tu Proyecto APT? ¿Cuáles son los objetivos específicos de tu Proyecto APT?</w:t>
+              <w:t>Implementar un sistema de notificaciones que alerte al usuario sobre la hora de cada medicamento.</w:t>
+            </w:r>
+          </w:p>
+          <w:p>
+            <w:pPr>
+              <w:pStyle w:val="Prrafodelista"/>
+              <w:numPr>
+                <w:ilvl w:val="0"/>
+                <w:numId w:val="10"/>
+              </w:numPr>
+              <w:jc w:val="both"/>
+              <w:rPr>
+                <w:rFonts w:ascii="Calibri" w:hAnsi="Calibri" w:cs="Arial"/>
+                <w:i/>
+                <w:color w:val="0070C0"/>
+                <w:sz w:val="18"/>
+                <w:szCs w:val="20"/>
+                <w:lang w:eastAsia="es-CL"/>
+              </w:rPr>
+            </w:pPr>
+            <w:r>
+              <w:rPr>
+                <w:rFonts w:ascii="Calibri" w:hAnsi="Calibri" w:cs="Arial"/>
+                <w:i/>
+                <w:color w:val="0070C0"/>
+                <w:sz w:val="18"/>
+                <w:szCs w:val="20"/>
+                <w:lang w:eastAsia="es-CL"/>
+              </w:rPr>
+              <w:t>Desarrollar una base de datos segura para almacenar la información de los usuarios y sus tratamientos.</w:t>
+            </w:r>
+          </w:p>
+          <w:p>
+            <w:pPr>
+              <w:pStyle w:val="Prrafodelista"/>
+              <w:numPr>
+                <w:ilvl w:val="0"/>
+                <w:numId w:val="10"/>
+              </w:numPr>
+              <w:jc w:val="both"/>
+              <w:rPr>
+                <w:rFonts w:ascii="Calibri" w:hAnsi="Calibri" w:cs="Arial"/>
+                <w:i/>
+                <w:color w:val="0070C0"/>
+                <w:sz w:val="18"/>
+                <w:szCs w:val="20"/>
+                <w:lang w:eastAsia="es-CL"/>
+              </w:rPr>
+            </w:pPr>
+            <w:r>
+              <w:rPr>
+                <w:rFonts w:ascii="Calibri" w:hAnsi="Calibri" w:cs="Arial"/>
+                <w:i/>
+                <w:color w:val="0070C0"/>
+                <w:sz w:val="18"/>
+                <w:szCs w:val="20"/>
+                <w:lang w:eastAsia="es-CL"/>
+              </w:rPr>
+              <w:t>Integrar funciones de seguimiento que permitan visualizar el historial de medicamentos tomados y pendientes.</w:t>
+            </w:r>
+          </w:p>
+          <w:p>
+            <w:pPr>
+              <w:pStyle w:val="Prrafodelista"/>
+              <w:numPr>
+                <w:ilvl w:val="0"/>
+                <w:numId w:val="10"/>
+              </w:numPr>
+              <w:jc w:val="both"/>
+              <w:rPr>
+                <w:rFonts w:ascii="Calibri" w:hAnsi="Calibri" w:cs="Arial"/>
+                <w:i/>
+                <w:color w:val="0070C0"/>
+                <w:sz w:val="18"/>
+                <w:szCs w:val="20"/>
+                <w:lang w:eastAsia="es-CL"/>
+              </w:rPr>
+            </w:pPr>
+            <w:r>
+              <w:rPr>
+                <w:rFonts w:ascii="Calibri" w:hAnsi="Calibri" w:cs="Arial"/>
+                <w:i/>
+                <w:color w:val="0070C0"/>
+                <w:sz w:val="18"/>
+                <w:szCs w:val="20"/>
+                <w:lang w:eastAsia="es-CL"/>
+              </w:rPr>
+              <w:t>Evaluar la funcionalidad y usabilidad de la aplicación mediante pruebas con usuarios reales para realizar mejoras.</w:t>
             </w:r>
           </w:p>
         </w:tc>
@@ -1532,103 +1429,120 @@
           </w:tcPr>
           <w:p>
             <w:pPr>
-              <w:pStyle w:val="Prrafodelista"/>
-              <w:numPr>
-                <w:ilvl w:val="0"/>
-                <w:numId w:val="1"/>
-              </w:numPr>
-              <w:spacing w:after="0" w:line="240" w:lineRule="auto"/>
-              <w:ind w:left="318" w:hanging="284"/>
-              <w:jc w:val="both"/>
-              <w:rPr>
-                <w:rFonts w:ascii="Calibri" w:hAnsi="Calibri" w:cs="Arial"/>
-                <w:i/>
-                <w:color w:val="0070C0"/>
-                <w:sz w:val="18"/>
-                <w:szCs w:val="20"/>
-                <w:lang w:eastAsia="es-CL"/>
-              </w:rPr>
-            </w:pPr>
-            <w:r>
-              <w:rPr>
-                <w:rFonts w:ascii="Calibri" w:hAnsi="Calibri" w:cs="Arial"/>
-                <w:i/>
-                <w:color w:val="0070C0"/>
-                <w:sz w:val="18"/>
-                <w:szCs w:val="20"/>
-                <w:lang w:eastAsia="es-CL"/>
-              </w:rPr>
-              <w:t>Metodología utilizada y su pertinencia para cumplir objetivos.</w:t>
-            </w:r>
-          </w:p>
-          <w:p>
-            <w:pPr>
-              <w:ind w:left="720"/>
-              <w:rPr>
-                <w:rFonts w:ascii="Calibri" w:hAnsi="Calibri" w:cs="Arial"/>
-                <w:i/>
-                <w:color w:val="0070C0"/>
-                <w:sz w:val="18"/>
-                <w:szCs w:val="20"/>
-                <w:lang w:eastAsia="es-CL"/>
-              </w:rPr>
-            </w:pPr>
-            <w:r>
-              <w:rPr>
-                <w:rFonts w:ascii="Calibri" w:hAnsi="Calibri" w:cs="Arial"/>
-                <w:i/>
-                <w:color w:val="0070C0"/>
-                <w:sz w:val="18"/>
-                <w:szCs w:val="20"/>
-                <w:lang w:eastAsia="es-CL"/>
-              </w:rPr>
-              <w:t>¿Qué metodología utilizaste para desarrollar tu Proyecto APT?</w:t>
-            </w:r>
-            <w:r>
-              <w:rPr>
-                <w:rFonts w:ascii="Calibri" w:hAnsi="Calibri" w:cs="Arial"/>
-                <w:i/>
-                <w:color w:val="0070C0"/>
-                <w:sz w:val="18"/>
-                <w:szCs w:val="20"/>
-                <w:lang w:eastAsia="es-CL"/>
-              </w:rPr>
-              <w:t xml:space="preserve"> Describe las fases y procedimientos que llevaste a cabo para ejecutar tu proyecto.</w:t>
-            </w:r>
-          </w:p>
-          <w:p>
-            <w:pPr>
-              <w:ind w:left="720"/>
-              <w:rPr>
-                <w:rFonts w:ascii="Calibri" w:hAnsi="Calibri" w:cs="Arial"/>
-                <w:i/>
-                <w:color w:val="0070C0"/>
-                <w:sz w:val="18"/>
-                <w:szCs w:val="20"/>
-                <w:lang w:eastAsia="es-CL"/>
-              </w:rPr>
-            </w:pPr>
-            <w:r>
-              <w:rPr>
-                <w:rFonts w:ascii="Calibri" w:hAnsi="Calibri" w:cs="Arial"/>
-                <w:i/>
-                <w:color w:val="0070C0"/>
-                <w:sz w:val="18"/>
-                <w:szCs w:val="20"/>
-                <w:lang w:eastAsia="es-CL"/>
-              </w:rPr>
-              <w:t>Fundamenta, ¿p</w:t>
-            </w:r>
-            <w:r>
-              <w:rPr>
-                <w:rFonts w:ascii="Calibri" w:hAnsi="Calibri" w:cs="Arial"/>
-                <w:i/>
-                <w:color w:val="0070C0"/>
-                <w:sz w:val="18"/>
-                <w:szCs w:val="20"/>
-                <w:lang w:eastAsia="es-CL"/>
-              </w:rPr>
-              <w:t>or qué esta metodología era pertinente para cumplir los objetivos planteados?</w:t>
+              <w:rPr>
+                <w:rFonts w:ascii="Calibri" w:hAnsi="Calibri" w:cs="Arial"/>
+                <w:i/>
+                <w:color w:val="0070C0"/>
+                <w:sz w:val="18"/>
+                <w:szCs w:val="20"/>
+                <w:lang w:eastAsia="es-CL"/>
+              </w:rPr>
+            </w:pPr>
+            <w:r>
+              <w:rPr>
+                <w:rFonts w:ascii="Calibri" w:hAnsi="Calibri" w:cs="Arial"/>
+                <w:i/>
+                <w:color w:val="0070C0"/>
+                <w:sz w:val="18"/>
+                <w:szCs w:val="20"/>
+                <w:lang w:eastAsia="es-CL"/>
+              </w:rPr>
+              <w:t>El desarrollo se llevó a cabo mediante la metodología ágil Kanban, utilizando la plataforma Jira para la gestión de tareas. Esta metodología facilitó la organización visual del flujo de trabajo y permitió adaptarse rápidamente a ajustes y retroalimentaciones durante el semestre.</w:t>
+            </w:r>
+          </w:p>
+          <w:p>
+            <w:pPr>
+              <w:rPr>
+                <w:rFonts w:ascii="Calibri" w:hAnsi="Calibri" w:cs="Arial"/>
+                <w:i/>
+                <w:color w:val="0070C0"/>
+                <w:sz w:val="18"/>
+                <w:szCs w:val="20"/>
+                <w:lang w:eastAsia="es-CL"/>
+              </w:rPr>
+            </w:pPr>
+            <w:r>
+              <w:rPr>
+                <w:rFonts w:ascii="Calibri" w:hAnsi="Calibri" w:cs="Arial"/>
+                <w:i/>
+                <w:color w:val="0070C0"/>
+                <w:sz w:val="18"/>
+                <w:szCs w:val="20"/>
+                <w:lang w:eastAsia="es-CL"/>
+              </w:rPr>
+              <w:t xml:space="preserve">El equipo utilizó herramientas colaborativas como Google </w:t>
+            </w:r>
+            <w:proofErr w:type="spellStart"/>
+            <w:r>
+              <w:rPr>
+                <w:rFonts w:ascii="Calibri" w:hAnsi="Calibri" w:cs="Arial"/>
+                <w:i/>
+                <w:color w:val="0070C0"/>
+                <w:sz w:val="18"/>
+                <w:szCs w:val="20"/>
+                <w:lang w:eastAsia="es-CL"/>
+              </w:rPr>
+              <w:t>Docs</w:t>
+            </w:r>
+            <w:proofErr w:type="spellEnd"/>
+            <w:r>
+              <w:rPr>
+                <w:rFonts w:ascii="Calibri" w:hAnsi="Calibri" w:cs="Arial"/>
+                <w:i/>
+                <w:color w:val="0070C0"/>
+                <w:sz w:val="18"/>
+                <w:szCs w:val="20"/>
+                <w:lang w:eastAsia="es-CL"/>
+              </w:rPr>
+              <w:t xml:space="preserve">, </w:t>
+            </w:r>
+            <w:proofErr w:type="spellStart"/>
+            <w:r>
+              <w:rPr>
+                <w:rFonts w:ascii="Calibri" w:hAnsi="Calibri" w:cs="Arial"/>
+                <w:i/>
+                <w:color w:val="0070C0"/>
+                <w:sz w:val="18"/>
+                <w:szCs w:val="20"/>
+                <w:lang w:eastAsia="es-CL"/>
+              </w:rPr>
+              <w:t>Discord</w:t>
+            </w:r>
+            <w:proofErr w:type="spellEnd"/>
+            <w:r>
+              <w:rPr>
+                <w:rFonts w:ascii="Calibri" w:hAnsi="Calibri" w:cs="Arial"/>
+                <w:i/>
+                <w:color w:val="0070C0"/>
+                <w:sz w:val="18"/>
+                <w:szCs w:val="20"/>
+                <w:lang w:eastAsia="es-CL"/>
+              </w:rPr>
+              <w:t xml:space="preserve"> y Google </w:t>
+            </w:r>
+            <w:proofErr w:type="spellStart"/>
+            <w:r>
+              <w:rPr>
+                <w:rFonts w:ascii="Calibri" w:hAnsi="Calibri" w:cs="Arial"/>
+                <w:i/>
+                <w:color w:val="0070C0"/>
+                <w:sz w:val="18"/>
+                <w:szCs w:val="20"/>
+                <w:lang w:eastAsia="es-CL"/>
+              </w:rPr>
+              <w:t>Meet</w:t>
+            </w:r>
+            <w:proofErr w:type="spellEnd"/>
+            <w:r>
+              <w:rPr>
+                <w:rFonts w:ascii="Calibri" w:hAnsi="Calibri" w:cs="Arial"/>
+                <w:i/>
+                <w:color w:val="0070C0"/>
+                <w:sz w:val="18"/>
+                <w:szCs w:val="20"/>
+                <w:lang w:eastAsia="es-CL"/>
+              </w:rPr>
+              <w:t xml:space="preserve"> para mantener una comunicación constante y documentar los avances.</w:t>
             </w:r>
           </w:p>
         </w:tc>
@@ -1656,7 +1570,6 @@
                 <w:color w:val="1F3864" w:themeColor="accent1" w:themeShade="80"/>
                 <w:sz w:val="18"/>
               </w:rPr>
-              <w:lastRenderedPageBreak/>
               <w:t>4. Desarrollo</w:t>
             </w:r>
           </w:p>
@@ -1700,6 +1613,8 @@
           <w:p>
             <w:pPr>
               <w:pStyle w:val="Prrafodelista"/>
+              <w:spacing w:after="0" w:line="240" w:lineRule="auto"/>
+              <w:ind w:left="318"/>
               <w:jc w:val="both"/>
               <w:rPr>
                 <w:rFonts w:ascii="Calibri" w:hAnsi="Calibri" w:cs="Arial"/>
@@ -1710,39 +1625,234 @@
                 <w:lang w:eastAsia="es-CL"/>
               </w:rPr>
             </w:pPr>
-            <w:r>
-              <w:rPr>
-                <w:rFonts w:ascii="Calibri" w:hAnsi="Calibri" w:cs="Arial"/>
-                <w:i/>
-                <w:color w:val="0070C0"/>
-                <w:sz w:val="18"/>
-                <w:szCs w:val="20"/>
-                <w:lang w:eastAsia="es-CL"/>
-              </w:rPr>
-              <w:t xml:space="preserve">¿Cuáles fueron las etapas o actividades </w:t>
-            </w:r>
-            <w:r>
-              <w:rPr>
-                <w:rFonts w:ascii="Calibri" w:hAnsi="Calibri" w:cs="Arial"/>
-                <w:i/>
-                <w:color w:val="0070C0"/>
-                <w:sz w:val="18"/>
-                <w:szCs w:val="20"/>
-                <w:lang w:eastAsia="es-CL"/>
-              </w:rPr>
-              <w:t>que desarrollaste en</w:t>
-            </w:r>
-            <w:r>
-              <w:rPr>
-                <w:rFonts w:ascii="Calibri" w:hAnsi="Calibri" w:cs="Arial"/>
-                <w:i/>
-                <w:color w:val="0070C0"/>
-                <w:sz w:val="18"/>
-                <w:szCs w:val="20"/>
-                <w:lang w:eastAsia="es-CL"/>
-              </w:rPr>
-              <w:t xml:space="preserve"> tu Proyecto APT?</w:t>
-            </w:r>
+          </w:p>
+          <w:p>
+            <w:pPr>
+              <w:pStyle w:val="Prrafodelista"/>
+              <w:jc w:val="both"/>
+              <w:rPr>
+                <w:rFonts w:ascii="Calibri" w:hAnsi="Calibri" w:cs="Arial"/>
+                <w:i/>
+                <w:color w:val="0070C0"/>
+                <w:sz w:val="18"/>
+                <w:szCs w:val="20"/>
+                <w:lang w:eastAsia="es-CL"/>
+              </w:rPr>
+            </w:pPr>
+            <w:r>
+              <w:rPr>
+                <w:rFonts w:ascii="Calibri" w:hAnsi="Calibri" w:cs="Arial"/>
+                <w:i/>
+                <w:color w:val="0070C0"/>
+                <w:sz w:val="18"/>
+                <w:szCs w:val="20"/>
+                <w:lang w:eastAsia="es-CL"/>
+              </w:rPr>
+              <w:t>Análisis y definición de requisitos: Revisión de la problemática, elaboración del documento de requisitos funcionales y validación de necesidades del usuario.</w:t>
+            </w:r>
+          </w:p>
+          <w:p>
+            <w:pPr>
+              <w:pStyle w:val="Prrafodelista"/>
+              <w:jc w:val="both"/>
+              <w:rPr>
+                <w:rFonts w:ascii="Calibri" w:hAnsi="Calibri" w:cs="Arial"/>
+                <w:i/>
+                <w:color w:val="0070C0"/>
+                <w:sz w:val="18"/>
+                <w:szCs w:val="20"/>
+                <w:lang w:eastAsia="es-CL"/>
+              </w:rPr>
+            </w:pPr>
+          </w:p>
+          <w:p>
+            <w:pPr>
+              <w:pStyle w:val="Prrafodelista"/>
+              <w:jc w:val="both"/>
+              <w:rPr>
+                <w:rFonts w:ascii="Calibri" w:hAnsi="Calibri" w:cs="Arial"/>
+                <w:i/>
+                <w:color w:val="0070C0"/>
+                <w:sz w:val="18"/>
+                <w:szCs w:val="20"/>
+                <w:lang w:eastAsia="es-CL"/>
+              </w:rPr>
+            </w:pPr>
+            <w:r>
+              <w:rPr>
+                <w:rFonts w:ascii="Calibri" w:hAnsi="Calibri" w:cs="Arial"/>
+                <w:i/>
+                <w:color w:val="0070C0"/>
+                <w:sz w:val="18"/>
+                <w:szCs w:val="20"/>
+                <w:lang w:eastAsia="es-CL"/>
+              </w:rPr>
+              <w:t xml:space="preserve">Diseño: Creación de mockups en </w:t>
+            </w:r>
+            <w:proofErr w:type="spellStart"/>
+            <w:r>
+              <w:rPr>
+                <w:rFonts w:ascii="Calibri" w:hAnsi="Calibri" w:cs="Arial"/>
+                <w:i/>
+                <w:color w:val="0070C0"/>
+                <w:sz w:val="18"/>
+                <w:szCs w:val="20"/>
+                <w:lang w:eastAsia="es-CL"/>
+              </w:rPr>
+              <w:t>Figma</w:t>
+            </w:r>
+            <w:proofErr w:type="spellEnd"/>
+            <w:r>
+              <w:rPr>
+                <w:rFonts w:ascii="Calibri" w:hAnsi="Calibri" w:cs="Arial"/>
+                <w:i/>
+                <w:color w:val="0070C0"/>
+                <w:sz w:val="18"/>
+                <w:szCs w:val="20"/>
+                <w:lang w:eastAsia="es-CL"/>
+              </w:rPr>
+              <w:t xml:space="preserve"> y modelado de la base de datos en Draw.io y MySQL </w:t>
+            </w:r>
+            <w:proofErr w:type="spellStart"/>
+            <w:r>
+              <w:rPr>
+                <w:rFonts w:ascii="Calibri" w:hAnsi="Calibri" w:cs="Arial"/>
+                <w:i/>
+                <w:color w:val="0070C0"/>
+                <w:sz w:val="18"/>
+                <w:szCs w:val="20"/>
+                <w:lang w:eastAsia="es-CL"/>
+              </w:rPr>
+              <w:t>Workbench</w:t>
+            </w:r>
+            <w:proofErr w:type="spellEnd"/>
+            <w:r>
+              <w:rPr>
+                <w:rFonts w:ascii="Calibri" w:hAnsi="Calibri" w:cs="Arial"/>
+                <w:i/>
+                <w:color w:val="0070C0"/>
+                <w:sz w:val="18"/>
+                <w:szCs w:val="20"/>
+                <w:lang w:eastAsia="es-CL"/>
+              </w:rPr>
+              <w:t>.</w:t>
+            </w:r>
+          </w:p>
+          <w:p>
+            <w:pPr>
+              <w:pStyle w:val="Prrafodelista"/>
+              <w:jc w:val="both"/>
+              <w:rPr>
+                <w:rFonts w:ascii="Calibri" w:hAnsi="Calibri" w:cs="Arial"/>
+                <w:i/>
+                <w:color w:val="0070C0"/>
+                <w:sz w:val="18"/>
+                <w:szCs w:val="20"/>
+                <w:lang w:eastAsia="es-CL"/>
+              </w:rPr>
+            </w:pPr>
+          </w:p>
+          <w:p>
+            <w:pPr>
+              <w:pStyle w:val="Prrafodelista"/>
+              <w:jc w:val="both"/>
+              <w:rPr>
+                <w:rFonts w:ascii="Calibri" w:hAnsi="Calibri" w:cs="Arial"/>
+                <w:i/>
+                <w:color w:val="0070C0"/>
+                <w:sz w:val="18"/>
+                <w:szCs w:val="20"/>
+                <w:lang w:eastAsia="es-CL"/>
+              </w:rPr>
+            </w:pPr>
+            <w:r>
+              <w:rPr>
+                <w:rFonts w:ascii="Calibri" w:hAnsi="Calibri" w:cs="Arial"/>
+                <w:i/>
+                <w:color w:val="0070C0"/>
+                <w:sz w:val="18"/>
+                <w:szCs w:val="20"/>
+                <w:lang w:eastAsia="es-CL"/>
+              </w:rPr>
+              <w:t xml:space="preserve">Desarrollo: Implementación del </w:t>
+            </w:r>
+            <w:proofErr w:type="spellStart"/>
+            <w:r>
+              <w:rPr>
+                <w:rFonts w:ascii="Calibri" w:hAnsi="Calibri" w:cs="Arial"/>
+                <w:i/>
+                <w:color w:val="0070C0"/>
+                <w:sz w:val="18"/>
+                <w:szCs w:val="20"/>
+                <w:lang w:eastAsia="es-CL"/>
+              </w:rPr>
+              <w:t>frontend</w:t>
+            </w:r>
+            <w:proofErr w:type="spellEnd"/>
+            <w:r>
+              <w:rPr>
+                <w:rFonts w:ascii="Calibri" w:hAnsi="Calibri" w:cs="Arial"/>
+                <w:i/>
+                <w:color w:val="0070C0"/>
+                <w:sz w:val="18"/>
+                <w:szCs w:val="20"/>
+                <w:lang w:eastAsia="es-CL"/>
+              </w:rPr>
+              <w:t xml:space="preserve"> con React Native y backend con Java Spring Boot.</w:t>
+            </w:r>
+          </w:p>
+          <w:p>
+            <w:pPr>
+              <w:pStyle w:val="Prrafodelista"/>
+              <w:jc w:val="both"/>
+              <w:rPr>
+                <w:rFonts w:ascii="Calibri" w:hAnsi="Calibri" w:cs="Arial"/>
+                <w:i/>
+                <w:color w:val="0070C0"/>
+                <w:sz w:val="18"/>
+                <w:szCs w:val="20"/>
+                <w:lang w:eastAsia="es-CL"/>
+              </w:rPr>
+            </w:pPr>
+          </w:p>
+          <w:p>
+            <w:pPr>
+              <w:pStyle w:val="Prrafodelista"/>
+              <w:jc w:val="both"/>
+              <w:rPr>
+                <w:rFonts w:ascii="Calibri" w:hAnsi="Calibri" w:cs="Arial"/>
+                <w:i/>
+                <w:color w:val="0070C0"/>
+                <w:sz w:val="18"/>
+                <w:szCs w:val="20"/>
+                <w:lang w:eastAsia="es-CL"/>
+              </w:rPr>
+            </w:pPr>
+            <w:r>
+              <w:rPr>
+                <w:rFonts w:ascii="Calibri" w:hAnsi="Calibri" w:cs="Arial"/>
+                <w:i/>
+                <w:color w:val="0070C0"/>
+                <w:sz w:val="18"/>
+                <w:szCs w:val="20"/>
+                <w:lang w:eastAsia="es-CL"/>
+              </w:rPr>
+              <w:t>Pruebas: Validación de las funcionalidades mediante simuladores móviles y pruebas de integración.</w:t>
+            </w:r>
+          </w:p>
+          <w:p>
+            <w:pPr>
+              <w:pStyle w:val="Prrafodelista"/>
+              <w:jc w:val="both"/>
+              <w:rPr>
+                <w:rFonts w:ascii="Calibri" w:hAnsi="Calibri" w:cs="Arial"/>
+                <w:i/>
+                <w:color w:val="0070C0"/>
+                <w:sz w:val="18"/>
+                <w:szCs w:val="20"/>
+                <w:lang w:eastAsia="es-CL"/>
+              </w:rPr>
+            </w:pPr>
           </w:p>
           <w:p>
             <w:pPr>
@@ -1772,6 +1882,44 @@
                 <w:szCs w:val="20"/>
                 <w:lang w:eastAsia="es-CL"/>
               </w:rPr>
+              <w:t>Documentación final: Registro del proceso, resultados y conclusiones.</w:t>
+            </w:r>
+            <w:r>
+              <w:rPr>
+                <w:rFonts w:ascii="Calibri" w:hAnsi="Calibri" w:cs="Arial"/>
+                <w:i/>
+                <w:color w:val="0070C0"/>
+                <w:sz w:val="18"/>
+                <w:szCs w:val="20"/>
+                <w:lang w:eastAsia="es-CL"/>
+              </w:rPr>
+              <w:t xml:space="preserve"> </w:t>
+            </w:r>
+          </w:p>
+          <w:p>
+            <w:pPr>
+              <w:pStyle w:val="Prrafodelista"/>
+              <w:spacing w:after="0" w:line="240" w:lineRule="auto"/>
+              <w:ind w:left="318"/>
+              <w:jc w:val="both"/>
+              <w:rPr>
+                <w:rFonts w:ascii="Calibri" w:hAnsi="Calibri" w:cs="Arial"/>
+                <w:i/>
+                <w:color w:val="0070C0"/>
+                <w:sz w:val="18"/>
+                <w:szCs w:val="20"/>
+                <w:lang w:eastAsia="es-CL"/>
+              </w:rPr>
+            </w:pPr>
+            <w:r>
+              <w:rPr>
+                <w:rFonts w:ascii="Calibri" w:hAnsi="Calibri" w:cs="Arial"/>
+                <w:i/>
+                <w:color w:val="0070C0"/>
+                <w:sz w:val="18"/>
+                <w:szCs w:val="20"/>
+                <w:lang w:eastAsia="es-CL"/>
+              </w:rPr>
               <w:t>Dificultades y facilitadores en el desarrollo del Proyecto APT</w:t>
             </w:r>
             <w:r>
@@ -1789,6 +1937,8 @@
           <w:p>
             <w:pPr>
               <w:pStyle w:val="Prrafodelista"/>
+              <w:spacing w:after="0" w:line="240" w:lineRule="auto"/>
+              <w:ind w:left="318"/>
               <w:jc w:val="both"/>
               <w:rPr>
                 <w:rFonts w:ascii="Calibri" w:hAnsi="Calibri" w:cs="Arial"/>
@@ -1799,117 +1949,6 @@
                 <w:lang w:eastAsia="es-CL"/>
               </w:rPr>
             </w:pPr>
-            <w:r>
-              <w:rPr>
-                <w:rFonts w:ascii="Calibri" w:hAnsi="Calibri" w:cs="Arial"/>
-                <w:i/>
-                <w:color w:val="0070C0"/>
-                <w:sz w:val="18"/>
-                <w:szCs w:val="20"/>
-                <w:lang w:eastAsia="es-CL"/>
-              </w:rPr>
-              <w:t>¿Qué elementos/aspectos te facilitaron o ayudaron en el desarrollo de tu proyecto APT?</w:t>
-            </w:r>
-          </w:p>
-          <w:p>
-            <w:pPr>
-              <w:pStyle w:val="Prrafodelista"/>
-              <w:jc w:val="both"/>
-              <w:rPr>
-                <w:rFonts w:ascii="Calibri" w:hAnsi="Calibri" w:cs="Arial"/>
-                <w:i/>
-                <w:color w:val="0070C0"/>
-                <w:sz w:val="18"/>
-                <w:szCs w:val="20"/>
-                <w:lang w:eastAsia="es-CL"/>
-              </w:rPr>
-            </w:pPr>
-            <w:r>
-              <w:rPr>
-                <w:rFonts w:ascii="Calibri" w:hAnsi="Calibri" w:cs="Arial"/>
-                <w:i/>
-                <w:color w:val="0070C0"/>
-                <w:sz w:val="18"/>
-                <w:szCs w:val="20"/>
-                <w:lang w:eastAsia="es-CL"/>
-              </w:rPr>
-              <w:t>¿A qué dificultades</w:t>
-            </w:r>
-            <w:r>
-              <w:rPr>
-                <w:rFonts w:ascii="Calibri" w:hAnsi="Calibri" w:cs="Arial"/>
-                <w:i/>
-                <w:color w:val="0070C0"/>
-                <w:sz w:val="18"/>
-                <w:szCs w:val="20"/>
-                <w:lang w:eastAsia="es-CL"/>
-              </w:rPr>
-              <w:t xml:space="preserve"> enfrentaste en el desarrollo de tu Proyecto APT?</w:t>
-            </w:r>
-          </w:p>
-          <w:p>
-            <w:pPr>
-              <w:pStyle w:val="Prrafodelista"/>
-              <w:numPr>
-                <w:ilvl w:val="0"/>
-                <w:numId w:val="1"/>
-              </w:numPr>
-              <w:spacing w:after="0" w:line="240" w:lineRule="auto"/>
-              <w:ind w:left="318" w:hanging="284"/>
-              <w:jc w:val="both"/>
-              <w:rPr>
-                <w:rFonts w:ascii="Calibri" w:hAnsi="Calibri" w:cs="Arial"/>
-                <w:i/>
-                <w:color w:val="0070C0"/>
-                <w:sz w:val="18"/>
-                <w:szCs w:val="20"/>
-                <w:lang w:eastAsia="es-CL"/>
-              </w:rPr>
-            </w:pPr>
-            <w:r>
-              <w:rPr>
-                <w:rFonts w:ascii="Calibri" w:hAnsi="Calibri" w:cs="Arial"/>
-                <w:i/>
-                <w:color w:val="0070C0"/>
-                <w:sz w:val="18"/>
-                <w:szCs w:val="20"/>
-                <w:lang w:eastAsia="es-CL"/>
-              </w:rPr>
-              <w:t>A</w:t>
-            </w:r>
-            <w:r>
-              <w:rPr>
-                <w:rFonts w:ascii="Calibri" w:hAnsi="Calibri" w:cs="Arial"/>
-                <w:i/>
-                <w:color w:val="0070C0"/>
-                <w:sz w:val="18"/>
-                <w:szCs w:val="20"/>
-                <w:lang w:eastAsia="es-CL"/>
-              </w:rPr>
-              <w:t>justes</w:t>
-            </w:r>
-            <w:r>
-              <w:rPr>
-                <w:rFonts w:ascii="Calibri" w:hAnsi="Calibri" w:cs="Arial"/>
-                <w:i/>
-                <w:color w:val="0070C0"/>
-                <w:sz w:val="18"/>
-                <w:szCs w:val="20"/>
-                <w:lang w:eastAsia="es-CL"/>
-              </w:rPr>
-              <w:t xml:space="preserve"> realizados</w:t>
-            </w:r>
-            <w:r>
-              <w:rPr>
-                <w:rFonts w:ascii="Calibri" w:hAnsi="Calibri" w:cs="Arial"/>
-                <w:i/>
-                <w:color w:val="0070C0"/>
-                <w:sz w:val="18"/>
-                <w:szCs w:val="20"/>
-                <w:lang w:eastAsia="es-CL"/>
-              </w:rPr>
-              <w:t>.</w:t>
-            </w:r>
           </w:p>
           <w:p>
             <w:pPr>
@@ -1932,7 +1971,113 @@
                 <w:szCs w:val="20"/>
                 <w:lang w:eastAsia="es-CL"/>
               </w:rPr>
-              <w:t xml:space="preserve">¿Cómo abordaste las dificultades para cumplir con los objetivos? ¿Tuviste que hacer algún ajuste? ¿Qué ajuste? </w:t>
+              <w:t xml:space="preserve">Se eligió </w:t>
+            </w:r>
+            <w:r>
+              <w:rPr>
+                <w:rFonts w:ascii="Calibri" w:hAnsi="Calibri" w:cs="Arial"/>
+                <w:i/>
+                <w:color w:val="0070C0"/>
+                <w:sz w:val="18"/>
+                <w:szCs w:val="20"/>
+                <w:lang w:eastAsia="es-CL"/>
+              </w:rPr>
+              <w:t>React para</w:t>
+            </w:r>
+            <w:r>
+              <w:rPr>
+                <w:rFonts w:ascii="Calibri" w:hAnsi="Calibri" w:cs="Arial"/>
+                <w:i/>
+                <w:color w:val="0070C0"/>
+                <w:sz w:val="18"/>
+                <w:szCs w:val="20"/>
+                <w:lang w:eastAsia="es-CL"/>
+              </w:rPr>
+              <w:t xml:space="preserve"> el desarrollo móvil por su compatibilidad multiplataforma y su facilidad para integrar notificaciones.</w:t>
+            </w:r>
+          </w:p>
+          <w:p>
+            <w:pPr>
+              <w:ind w:left="720"/>
+              <w:rPr>
+                <w:rFonts w:ascii="Calibri" w:hAnsi="Calibri" w:cs="Arial"/>
+                <w:i/>
+                <w:color w:val="0070C0"/>
+                <w:sz w:val="18"/>
+                <w:szCs w:val="20"/>
+                <w:lang w:eastAsia="es-CL"/>
+              </w:rPr>
+            </w:pPr>
+            <w:r>
+              <w:rPr>
+                <w:rFonts w:ascii="Calibri" w:hAnsi="Calibri" w:cs="Arial"/>
+                <w:i/>
+                <w:color w:val="0070C0"/>
+                <w:sz w:val="18"/>
+                <w:szCs w:val="20"/>
+                <w:lang w:eastAsia="es-CL"/>
+              </w:rPr>
+              <w:lastRenderedPageBreak/>
+              <w:t>El backend se desarrolló con Spring Boot, garantizando escalabilidad, seguridad y conexión eficiente con la base de datos.</w:t>
+            </w:r>
+          </w:p>
+          <w:p>
+            <w:pPr>
+              <w:ind w:left="720"/>
+              <w:rPr>
+                <w:rFonts w:ascii="Calibri" w:hAnsi="Calibri" w:cs="Arial"/>
+                <w:i/>
+                <w:color w:val="0070C0"/>
+                <w:sz w:val="18"/>
+                <w:szCs w:val="20"/>
+                <w:lang w:eastAsia="es-CL"/>
+              </w:rPr>
+            </w:pPr>
+            <w:r>
+              <w:rPr>
+                <w:rFonts w:ascii="Calibri" w:hAnsi="Calibri" w:cs="Arial"/>
+                <w:i/>
+                <w:color w:val="0070C0"/>
+                <w:sz w:val="18"/>
+                <w:szCs w:val="20"/>
+                <w:lang w:eastAsia="es-CL"/>
+              </w:rPr>
+              <w:t>Se utilizó MySQL para la gestión de datos, asegurando integridad referencial y buen rendimiento.</w:t>
+            </w:r>
+          </w:p>
+          <w:p>
+            <w:pPr>
+              <w:ind w:left="720"/>
+              <w:rPr>
+                <w:rFonts w:ascii="Calibri" w:hAnsi="Calibri" w:cs="Arial"/>
+                <w:i/>
+                <w:color w:val="0070C0"/>
+                <w:sz w:val="18"/>
+                <w:szCs w:val="20"/>
+                <w:lang w:eastAsia="es-CL"/>
+              </w:rPr>
+            </w:pPr>
+            <w:r>
+              <w:rPr>
+                <w:rFonts w:ascii="Calibri" w:hAnsi="Calibri" w:cs="Arial"/>
+                <w:i/>
+                <w:color w:val="0070C0"/>
+                <w:sz w:val="18"/>
+                <w:szCs w:val="20"/>
+                <w:lang w:eastAsia="es-CL"/>
+              </w:rPr>
+              <w:t>Se planificó el futuro despliegue en Microsoft Azure, lo que permitirá contar con una versión en la nube.</w:t>
+            </w:r>
+            <w:r>
+              <w:rPr>
+                <w:rFonts w:ascii="Calibri" w:hAnsi="Calibri" w:cs="Arial"/>
+                <w:i/>
+                <w:color w:val="0070C0"/>
+                <w:sz w:val="18"/>
+                <w:szCs w:val="20"/>
+                <w:lang w:eastAsia="es-CL"/>
+              </w:rPr>
+              <w:t xml:space="preserve"> </w:t>
             </w:r>
           </w:p>
         </w:tc>
@@ -1960,6 +2105,7 @@
                 <w:color w:val="1F3864" w:themeColor="accent1" w:themeShade="80"/>
                 <w:sz w:val="18"/>
               </w:rPr>
+              <w:lastRenderedPageBreak/>
               <w:t>5. Evidencias</w:t>
             </w:r>
           </w:p>
@@ -2030,6 +2176,41 @@
             <w:pPr>
               <w:ind w:left="743"/>
               <w:rPr>
+                <w:rFonts w:ascii="Calibri" w:hAnsi="Calibri" w:cs="Arial"/>
+                <w:i/>
+                <w:color w:val="0070C0"/>
+                <w:sz w:val="18"/>
+                <w:szCs w:val="20"/>
+                <w:lang w:eastAsia="es-CL"/>
+              </w:rPr>
+            </w:pPr>
+            <w:r>
+              <w:rPr>
+                <w:rFonts w:ascii="Calibri" w:hAnsi="Calibri" w:cs="Arial"/>
+                <w:i/>
+                <w:color w:val="0070C0"/>
+                <w:sz w:val="18"/>
+                <w:szCs w:val="20"/>
+                <w:lang w:eastAsia="es-CL"/>
+              </w:rPr>
+              <w:t>¿Qué evidencias pueden servir para que los demás puedan visualizar y entender las distintas etapas de tu Proyecto APT y el resultado final?</w:t>
+            </w:r>
+            <w:r>
+              <w:rPr>
+                <w:rFonts w:ascii="Calibri" w:hAnsi="Calibri" w:cs="Arial"/>
+                <w:i/>
+                <w:color w:val="0070C0"/>
+                <w:sz w:val="18"/>
+                <w:szCs w:val="20"/>
+                <w:lang w:eastAsia="es-CL"/>
+              </w:rPr>
+              <w:t xml:space="preserve"> </w:t>
+            </w:r>
+          </w:p>
+          <w:p>
+            <w:pPr>
+              <w:ind w:left="743"/>
+              <w:rPr>
                 <w:b/>
                 <w:i/>
                 <w:color w:val="0070C0"/>
@@ -2038,25 +2219,13 @@
             </w:pPr>
             <w:r>
               <w:rPr>
-                <w:rFonts w:ascii="Calibri" w:hAnsi="Calibri" w:cs="Arial"/>
-                <w:i/>
-                <w:color w:val="0070C0"/>
-                <w:sz w:val="18"/>
-                <w:szCs w:val="20"/>
-                <w:lang w:eastAsia="es-CL"/>
-              </w:rPr>
-              <w:t>¿Qué evidencias pueden servir para que los demás puedan visualizar y entender las distintas etapas de tu Proyecto APT y el resultado final?</w:t>
-            </w:r>
-            <w:r>
-              <w:rPr>
-                <w:rFonts w:ascii="Calibri" w:hAnsi="Calibri" w:cs="Arial"/>
-                <w:i/>
-                <w:color w:val="0070C0"/>
-                <w:sz w:val="18"/>
-                <w:szCs w:val="20"/>
-                <w:lang w:eastAsia="es-CL"/>
-              </w:rPr>
-              <w:t xml:space="preserve"> </w:t>
+                <w:b/>
+                <w:i/>
+                <w:color w:val="0070C0"/>
+                <w:sz w:val="18"/>
+                <w:highlight w:val="yellow"/>
+              </w:rPr>
+              <w:t>Adjuntar archivos</w:t>
             </w:r>
           </w:p>
         </w:tc>
@@ -2191,26 +2360,107 @@
           <w:p>
             <w:pPr>
               <w:pStyle w:val="Prrafodelista"/>
+              <w:spacing w:after="0" w:line="240" w:lineRule="auto"/>
+              <w:ind w:left="314"/>
               <w:jc w:val="both"/>
               <w:rPr>
                 <w:rFonts w:ascii="Calibri" w:hAnsi="Calibri" w:cs="Arial"/>
                 <w:i/>
-                <w:color w:val="0070C0"/>
-                <w:sz w:val="18"/>
-                <w:szCs w:val="20"/>
-                <w:lang w:eastAsia="es-CL"/>
-              </w:rPr>
-            </w:pPr>
-            <w:r>
-              <w:rPr>
-                <w:rFonts w:ascii="Calibri" w:hAnsi="Calibri" w:cs="Arial"/>
-                <w:i/>
-                <w:color w:val="0070C0"/>
-                <w:sz w:val="18"/>
-                <w:szCs w:val="20"/>
-                <w:lang w:eastAsia="es-CL"/>
-              </w:rPr>
-              <w:t>¿De qué manera tu Proyecto APT te sirvió para tener mayor conocimiento de tus intereses profesionales? Luego de terminar tu Proyecto APT, ¿tus intereses profesionales siguen siendo los mismos que planteaste al comienzo de la asignatura?</w:t>
+                <w:iCs/>
+                <w:color w:val="0070C0"/>
+                <w:sz w:val="18"/>
+                <w:szCs w:val="18"/>
+                <w:lang w:eastAsia="es-CL"/>
+              </w:rPr>
+            </w:pPr>
+            <w:r>
+              <w:rPr>
+                <w:rFonts w:ascii="Calibri" w:hAnsi="Calibri" w:cs="Arial"/>
+                <w:i/>
+                <w:iCs/>
+                <w:color w:val="0070C0"/>
+                <w:sz w:val="18"/>
+                <w:szCs w:val="18"/>
+                <w:lang w:eastAsia="es-CL"/>
+              </w:rPr>
+              <w:t xml:space="preserve">El desarrollo del proyecto YourMeds permitió al grupo fortalecer su interés por el desarrollo de soluciones tecnológicas aplicadas al ámbito de la salud, combinando conocimientos técnicos con la posibilidad de generar un impacto positivo en la calidad de vida de las personas. A lo largo del trabajo, el equipo pudo aplicar y consolidar habilidades en programación </w:t>
+            </w:r>
+            <w:r>
+              <w:rPr>
+                <w:rFonts w:ascii="Calibri" w:hAnsi="Calibri" w:cs="Arial"/>
+                <w:i/>
+                <w:iCs/>
+                <w:color w:val="0070C0"/>
+                <w:sz w:val="18"/>
+                <w:szCs w:val="18"/>
+                <w:lang w:eastAsia="es-CL"/>
+              </w:rPr>
+              <w:t>móvil</w:t>
+            </w:r>
+            <w:r>
+              <w:rPr>
+                <w:rFonts w:ascii="Calibri" w:hAnsi="Calibri" w:cs="Arial"/>
+                <w:i/>
+                <w:iCs/>
+                <w:color w:val="0070C0"/>
+                <w:sz w:val="18"/>
+                <w:szCs w:val="18"/>
+                <w:lang w:eastAsia="es-CL"/>
+              </w:rPr>
+              <w:t>, diseño de bases de datos, seguridad de la información y experiencia de usuario, comprendiendo la relevancia de crear sistemas confiables y accesibles</w:t>
+            </w:r>
+            <w:r>
+              <w:rPr>
+                <w:rFonts w:ascii="Calibri" w:hAnsi="Calibri" w:cs="Arial"/>
+                <w:i/>
+                <w:iCs/>
+                <w:color w:val="0070C0"/>
+                <w:sz w:val="18"/>
+                <w:szCs w:val="18"/>
+                <w:lang w:eastAsia="es-CL"/>
+              </w:rPr>
+              <w:t xml:space="preserve"> para usuarios de la tercera edad</w:t>
+            </w:r>
+            <w:r>
+              <w:rPr>
+                <w:rFonts w:ascii="Calibri" w:hAnsi="Calibri" w:cs="Arial"/>
+                <w:i/>
+                <w:iCs/>
+                <w:color w:val="0070C0"/>
+                <w:sz w:val="18"/>
+                <w:szCs w:val="18"/>
+                <w:lang w:eastAsia="es-CL"/>
+              </w:rPr>
+              <w:t>.</w:t>
+            </w:r>
+          </w:p>
+          <w:p>
+            <w:pPr>
+              <w:pStyle w:val="Prrafodelista"/>
+              <w:spacing w:after="0" w:line="240" w:lineRule="auto"/>
+              <w:ind w:left="314"/>
+              <w:jc w:val="both"/>
+              <w:rPr>
+                <w:rFonts w:ascii="Calibri" w:hAnsi="Calibri" w:cs="Arial"/>
+                <w:i/>
+                <w:iCs/>
+                <w:color w:val="0070C0"/>
+                <w:sz w:val="18"/>
+                <w:szCs w:val="18"/>
+                <w:lang w:eastAsia="es-CL"/>
+              </w:rPr>
+            </w:pPr>
+            <w:r>
+              <w:rPr>
+                <w:rFonts w:ascii="Calibri" w:hAnsi="Calibri" w:cs="Arial"/>
+                <w:i/>
+                <w:iCs/>
+                <w:color w:val="0070C0"/>
+                <w:sz w:val="18"/>
+                <w:szCs w:val="18"/>
+                <w:lang w:eastAsia="es-CL"/>
+              </w:rPr>
+              <w:t>Inicialmente, los intereses profesionales del grupo estaban enfocados principalmente en el desarrollo de software y la gestión de datos, pero el proyecto amplió esta visión, por la innovación tecnológica orientada al bienestar y la automatización de procesos en el sector salud.</w:t>
             </w:r>
           </w:p>
           <w:p>
@@ -2249,51 +2499,40 @@
           <w:p>
             <w:pPr>
               <w:pStyle w:val="Prrafodelista"/>
+              <w:spacing w:after="0" w:line="240" w:lineRule="auto"/>
+              <w:ind w:left="314"/>
               <w:jc w:val="both"/>
               <w:rPr>
                 <w:rFonts w:ascii="Calibri" w:hAnsi="Calibri" w:cs="Arial"/>
                 <w:i/>
-                <w:color w:val="0070C0"/>
-                <w:sz w:val="18"/>
-                <w:szCs w:val="20"/>
-                <w:lang w:eastAsia="es-CL"/>
-              </w:rPr>
-            </w:pPr>
-            <w:r>
-              <w:rPr>
-                <w:rFonts w:ascii="Calibri" w:hAnsi="Calibri" w:cs="Arial"/>
-                <w:i/>
-                <w:color w:val="0070C0"/>
-                <w:sz w:val="18"/>
-                <w:szCs w:val="20"/>
-                <w:lang w:eastAsia="es-CL"/>
-              </w:rPr>
-              <w:t>¿Qué intereses profesionales te gustaría explorar o seguir profundizando?</w:t>
-            </w:r>
-          </w:p>
-          <w:p>
-            <w:pPr>
-              <w:pStyle w:val="Prrafodelista"/>
-              <w:jc w:val="both"/>
-              <w:rPr>
-                <w:rFonts w:ascii="Calibri" w:hAnsi="Calibri" w:cs="Arial"/>
-                <w:i/>
-                <w:color w:val="0070C0"/>
-                <w:sz w:val="18"/>
-                <w:szCs w:val="20"/>
-                <w:lang w:eastAsia="es-CL"/>
-              </w:rPr>
-            </w:pPr>
-            <w:r>
-              <w:rPr>
-                <w:rFonts w:ascii="Calibri" w:hAnsi="Calibri" w:cs="Arial"/>
-                <w:i/>
-                <w:color w:val="0070C0"/>
-                <w:sz w:val="18"/>
-                <w:szCs w:val="20"/>
-                <w:lang w:eastAsia="es-CL"/>
-              </w:rPr>
-              <w:t xml:space="preserve">¿Cómo te proyectas laboralmente después de haber terminado tu Proyecto APT? </w:t>
+                <w:iCs/>
+                <w:color w:val="0070C0"/>
+                <w:sz w:val="18"/>
+                <w:szCs w:val="20"/>
+                <w:lang w:eastAsia="es-CL"/>
+              </w:rPr>
+            </w:pPr>
+            <w:r>
+              <w:rPr>
+                <w:rFonts w:ascii="Calibri" w:hAnsi="Calibri" w:cs="Arial"/>
+                <w:i/>
+                <w:color w:val="0070C0"/>
+                <w:sz w:val="18"/>
+                <w:szCs w:val="20"/>
+                <w:lang w:eastAsia="es-CL"/>
+              </w:rPr>
+              <w:t>El Proyecto APT representó una instancia clave para reforzar la vocación común del grupo: diseñar soluciones tecnológicas que aporten valor real a la sociedad y promuevan el uso responsable y eficiente de la tecnología.</w:t>
+            </w:r>
+            <w:r>
+              <w:rPr>
+                <w:rFonts w:ascii="Calibri" w:hAnsi="Calibri" w:cs="Arial"/>
+                <w:i/>
+                <w:color w:val="0070C0"/>
+                <w:sz w:val="18"/>
+                <w:szCs w:val="20"/>
+                <w:lang w:eastAsia="es-CL"/>
+              </w:rPr>
+              <w:t xml:space="preserve"> </w:t>
             </w:r>
           </w:p>
         </w:tc>
@@ -2345,7 +2584,7 @@
 </file>
 
 <file path=word/endnotes.xml><?xml version="1.0" encoding="utf-8"?>
-<w:endnotes xmlns:wpc="http://schemas.microsoft.com/office/word/2010/wordprocessingCanvas" xmlns:cx="http://schemas.microsoft.com/office/drawing/2014/chartex" xmlns:mc="http://schemas.openxmlformats.org/markup-compatibility/2006" xmlns:o="urn:schemas-microsoft-com:office:office" xmlns:r="http://schemas.openxmlformats.org/officeDocument/2006/relationships" xmlns:m="http://schemas.openxmlformats.org/officeDocument/2006/math" xmlns:v="urn:schemas-microsoft-com:vml" xmlns:wp14="http://schemas.microsoft.com/office/word/2010/wordprocessingDrawing" xmlns:wp="http://schemas.openxmlformats.org/drawingml/2006/wordprocessingDrawing" xmlns:w10="urn:schemas-microsoft-com:office:word" xmlns:w="http://schemas.openxmlformats.org/wordprocessingml/2006/main" xmlns:w14="http://schemas.microsoft.com/office/word/2010/wordml" xmlns:w15="http://schemas.microsoft.com/office/word/2012/wordml" xmlns:w16se="http://schemas.microsoft.com/office/word/2015/wordml/symex" xmlns:wpg="http://schemas.microsoft.com/office/word/2010/wordprocessingGroup" xmlns:wpi="http://schemas.microsoft.com/office/word/2010/wordprocessingInk" xmlns:wne="http://schemas.microsoft.com/office/word/2006/wordml" xmlns:wps="http://schemas.microsoft.com/office/word/2010/wordprocessingShape" mc:Ignorable="w14 w15 w16se wp14">
+<w:endnotes xmlns:wpc="http://schemas.microsoft.com/office/word/2010/wordprocessingCanvas" xmlns:cx="http://schemas.microsoft.com/office/drawing/2014/chartex" xmlns:cx1="http://schemas.microsoft.com/office/drawing/2015/9/8/chartex" xmlns:cx2="http://schemas.microsoft.com/office/drawing/2015/10/21/chartex" xmlns:cx3="http://schemas.microsoft.com/office/drawing/2016/5/9/chartex" xmlns:cx4="http://schemas.microsoft.com/office/drawing/2016/5/10/chartex" xmlns:cx5="http://schemas.microsoft.com/office/drawing/2016/5/11/chartex" xmlns:cx6="http://schemas.microsoft.com/office/drawing/2016/5/12/chartex" xmlns:cx7="http://schemas.microsoft.com/office/drawing/2016/5/13/chartex" xmlns:cx8="http://schemas.microsoft.com/office/drawing/2016/5/14/chartex" xmlns:mc="http://schemas.openxmlformats.org/markup-compatibility/2006" xmlns:aink="http://schemas.microsoft.com/office/drawing/2016/ink" xmlns:am3d="http://schemas.microsoft.com/office/drawing/2017/model3d" xmlns:o="urn:schemas-microsoft-com:office:office" xmlns:oel="http://schemas.microsoft.com/office/2019/extlst" xmlns:r="http://schemas.openxmlformats.org/officeDocument/2006/relationships" xmlns:m="http://schemas.openxmlformats.org/officeDocument/2006/math" xmlns:v="urn:schemas-microsoft-com:vml" xmlns:wp14="http://schemas.microsoft.com/office/word/2010/wordprocessingDrawing" xmlns:wp="http://schemas.openxmlformats.org/drawingml/2006/wordprocessingDrawing" xmlns:w10="urn:schemas-microsoft-com:office:word" xmlns:w="http://schemas.openxmlformats.org/wordprocessingml/2006/main" xmlns:w14="http://schemas.microsoft.com/office/word/2010/wordml" xmlns:w15="http://schemas.microsoft.com/office/word/2012/wordml" xmlns:w16cex="http://schemas.microsoft.com/office/word/2018/wordml/cex" xmlns:w16cid="http://schemas.microsoft.com/office/word/2016/wordml/cid" xmlns:w16="http://schemas.microsoft.com/office/word/2018/wordml" xmlns:w16du="http://schemas.microsoft.com/office/word/2023/wordml/word16du" xmlns:w16sdtdh="http://schemas.microsoft.com/office/word/2020/wordml/sdtdatahash" xmlns:w16sdtfl="http://schemas.microsoft.com/office/word/2024/wordml/sdtformatlock" xmlns:w16se="http://schemas.microsoft.com/office/word/2015/wordml/symex" xmlns:wpg="http://schemas.microsoft.com/office/word/2010/wordprocessingGroup" xmlns:wpi="http://schemas.microsoft.com/office/word/2010/wordprocessingInk" xmlns:wne="http://schemas.microsoft.com/office/word/2006/wordml" xmlns:wps="http://schemas.microsoft.com/office/word/2010/wordprocessingShape" mc:Ignorable="w14 w15 w16se w16cid w16 w16cex w16sdtdh w16sdtfl w16du wp14">
   <w:endnote w:type="separator" w:id="-1">
     <w:p>
       <w:pPr>
@@ -2370,7 +2609,7 @@
 </file>
 
 <file path=word/footnotes.xml><?xml version="1.0" encoding="utf-8"?>
-<w:footnotes xmlns:wpc="http://schemas.microsoft.com/office/word/2010/wordprocessingCanvas" xmlns:cx="http://schemas.microsoft.com/office/drawing/2014/chartex" xmlns:mc="http://schemas.openxmlformats.org/markup-compatibility/2006" xmlns:o="urn:schemas-microsoft-com:office:office" xmlns:r="http://schemas.openxmlformats.org/officeDocument/2006/relationships" xmlns:m="http://schemas.openxmlformats.org/officeDocument/2006/math" xmlns:v="urn:schemas-microsoft-com:vml" xmlns:wp14="http://schemas.microsoft.com/office/word/2010/wordprocessingDrawing" xmlns:wp="http://schemas.openxmlformats.org/drawingml/2006/wordprocessingDrawing" xmlns:w10="urn:schemas-microsoft-com:office:word" xmlns:w="http://schemas.openxmlformats.org/wordprocessingml/2006/main" xmlns:w14="http://schemas.microsoft.com/office/word/2010/wordml" xmlns:w15="http://schemas.microsoft.com/office/word/2012/wordml" xmlns:w16se="http://schemas.microsoft.com/office/word/2015/wordml/symex" xmlns:wpg="http://schemas.microsoft.com/office/word/2010/wordprocessingGroup" xmlns:wpi="http://schemas.microsoft.com/office/word/2010/wordprocessingInk" xmlns:wne="http://schemas.microsoft.com/office/word/2006/wordml" xmlns:wps="http://schemas.microsoft.com/office/word/2010/wordprocessingShape" mc:Ignorable="w14 w15 w16se wp14">
+<w:footnotes xmlns:wpc="http://schemas.microsoft.com/office/word/2010/wordprocessingCanvas" xmlns:cx="http://schemas.microsoft.com/office/drawing/2014/chartex" xmlns:cx1="http://schemas.microsoft.com/office/drawing/2015/9/8/chartex" xmlns:cx2="http://schemas.microsoft.com/office/drawing/2015/10/21/chartex" xmlns:cx3="http://schemas.microsoft.com/office/drawing/2016/5/9/chartex" xmlns:cx4="http://schemas.microsoft.com/office/drawing/2016/5/10/chartex" xmlns:cx5="http://schemas.microsoft.com/office/drawing/2016/5/11/chartex" xmlns:cx6="http://schemas.microsoft.com/office/drawing/2016/5/12/chartex" xmlns:cx7="http://schemas.microsoft.com/office/drawing/2016/5/13/chartex" xmlns:cx8="http://schemas.microsoft.com/office/drawing/2016/5/14/chartex" xmlns:mc="http://schemas.openxmlformats.org/markup-compatibility/2006" xmlns:aink="http://schemas.microsoft.com/office/drawing/2016/ink" xmlns:am3d="http://schemas.microsoft.com/office/drawing/2017/model3d" xmlns:o="urn:schemas-microsoft-com:office:office" xmlns:oel="http://schemas.microsoft.com/office/2019/extlst" xmlns:r="http://schemas.openxmlformats.org/officeDocument/2006/relationships" xmlns:m="http://schemas.openxmlformats.org/officeDocument/2006/math" xmlns:v="urn:schemas-microsoft-com:vml" xmlns:wp14="http://schemas.microsoft.com/office/word/2010/wordprocessingDrawing" xmlns:wp="http://schemas.openxmlformats.org/drawingml/2006/wordprocessingDrawing" xmlns:w10="urn:schemas-microsoft-com:office:word" xmlns:w="http://schemas.openxmlformats.org/wordprocessingml/2006/main" xmlns:w14="http://schemas.microsoft.com/office/word/2010/wordml" xmlns:w15="http://schemas.microsoft.com/office/word/2012/wordml" xmlns:w16cex="http://schemas.microsoft.com/office/word/2018/wordml/cex" xmlns:w16cid="http://schemas.microsoft.com/office/word/2016/wordml/cid" xmlns:w16="http://schemas.microsoft.com/office/word/2018/wordml" xmlns:w16du="http://schemas.microsoft.com/office/word/2023/wordml/word16du" xmlns:w16sdtdh="http://schemas.microsoft.com/office/word/2020/wordml/sdtdatahash" xmlns:w16sdtfl="http://schemas.microsoft.com/office/word/2024/wordml/sdtformatlock" xmlns:w16se="http://schemas.microsoft.com/office/word/2015/wordml/symex" xmlns:wpg="http://schemas.microsoft.com/office/word/2010/wordprocessingGroup" xmlns:wpi="http://schemas.microsoft.com/office/word/2010/wordprocessingInk" xmlns:wne="http://schemas.microsoft.com/office/word/2006/wordml" xmlns:wps="http://schemas.microsoft.com/office/word/2010/wordprocessingShape" mc:Ignorable="w14 w15 w16se w16cid w16 w16cex w16sdtdh w16sdtfl w16du wp14">
   <w:footnote w:type="separator" w:id="-1">
     <w:p>
       <w:pPr>
@@ -2395,7 +2634,7 @@
 </file>
 
 <file path=word/header1.xml><?xml version="1.0" encoding="utf-8"?>
-<w:hdr xmlns:wpc="http://schemas.microsoft.com/office/word/2010/wordprocessingCanvas" xmlns:cx="http://schemas.microsoft.com/office/drawing/2014/chartex" xmlns:mc="http://schemas.openxmlformats.org/markup-compatibility/2006" xmlns:o="urn:schemas-microsoft-com:office:office" xmlns:r="http://schemas.openxmlformats.org/officeDocument/2006/relationships" xmlns:m="http://schemas.openxmlformats.org/officeDocument/2006/math" xmlns:v="urn:schemas-microsoft-com:vml" xmlns:wp14="http://schemas.microsoft.com/office/word/2010/wordprocessingDrawing" xmlns:wp="http://schemas.openxmlformats.org/drawingml/2006/wordprocessingDrawing" xmlns:w10="urn:schemas-microsoft-com:office:word" xmlns:w="http://schemas.openxmlformats.org/wordprocessingml/2006/main" xmlns:w14="http://schemas.microsoft.com/office/word/2010/wordml" xmlns:w15="http://schemas.microsoft.com/office/word/2012/wordml" xmlns:w16se="http://schemas.microsoft.com/office/word/2015/wordml/symex" xmlns:wpg="http://schemas.microsoft.com/office/word/2010/wordprocessingGroup" xmlns:wpi="http://schemas.microsoft.com/office/word/2010/wordprocessingInk" xmlns:wne="http://schemas.microsoft.com/office/word/2006/wordml" xmlns:wps="http://schemas.microsoft.com/office/word/2010/wordprocessingShape" mc:Ignorable="w14 w15 w16se wp14">
+<w:hdr xmlns:wpc="http://schemas.microsoft.com/office/word/2010/wordprocessingCanvas" xmlns:cx="http://schemas.microsoft.com/office/drawing/2014/chartex" xmlns:cx1="http://schemas.microsoft.com/office/drawing/2015/9/8/chartex" xmlns:cx2="http://schemas.microsoft.com/office/drawing/2015/10/21/chartex" xmlns:cx3="http://schemas.microsoft.com/office/drawing/2016/5/9/chartex" xmlns:cx4="http://schemas.microsoft.com/office/drawing/2016/5/10/chartex" xmlns:cx5="http://schemas.microsoft.com/office/drawing/2016/5/11/chartex" xmlns:cx6="http://schemas.microsoft.com/office/drawing/2016/5/12/chartex" xmlns:cx7="http://schemas.microsoft.com/office/drawing/2016/5/13/chartex" xmlns:cx8="http://schemas.microsoft.com/office/drawing/2016/5/14/chartex" xmlns:mc="http://schemas.openxmlformats.org/markup-compatibility/2006" xmlns:aink="http://schemas.microsoft.com/office/drawing/2016/ink" xmlns:am3d="http://schemas.microsoft.com/office/drawing/2017/model3d" xmlns:o="urn:schemas-microsoft-com:office:office" xmlns:oel="http://schemas.microsoft.com/office/2019/extlst" xmlns:r="http://schemas.openxmlformats.org/officeDocument/2006/relationships" xmlns:m="http://schemas.openxmlformats.org/officeDocument/2006/math" xmlns:v="urn:schemas-microsoft-com:vml" xmlns:wp14="http://schemas.microsoft.com/office/word/2010/wordprocessingDrawing" xmlns:wp="http://schemas.openxmlformats.org/drawingml/2006/wordprocessingDrawing" xmlns:w10="urn:schemas-microsoft-com:office:word" xmlns:w="http://schemas.openxmlformats.org/wordprocessingml/2006/main" xmlns:w14="http://schemas.microsoft.com/office/word/2010/wordml" xmlns:w15="http://schemas.microsoft.com/office/word/2012/wordml" xmlns:w16cex="http://schemas.microsoft.com/office/word/2018/wordml/cex" xmlns:w16cid="http://schemas.microsoft.com/office/word/2016/wordml/cid" xmlns:w16="http://schemas.microsoft.com/office/word/2018/wordml" xmlns:w16du="http://schemas.microsoft.com/office/word/2023/wordml/word16du" xmlns:w16sdtdh="http://schemas.microsoft.com/office/word/2020/wordml/sdtdatahash" xmlns:w16sdtfl="http://schemas.microsoft.com/office/word/2024/wordml/sdtformatlock" xmlns:w16se="http://schemas.microsoft.com/office/word/2015/wordml/symex" xmlns:wpg="http://schemas.microsoft.com/office/word/2010/wordprocessingGroup" xmlns:wpi="http://schemas.microsoft.com/office/word/2010/wordprocessingInk" xmlns:wne="http://schemas.microsoft.com/office/word/2006/wordml" xmlns:wps="http://schemas.microsoft.com/office/word/2010/wordprocessingShape" mc:Ignorable="w14 w15 w16se w16cid w16 w16cex w16sdtdh w16sdtfl w16du wp14">
   <w:tbl>
     <w:tblPr>
       <w:tblStyle w:val="Tablaconcuadrcula1"/>
@@ -2620,8 +2859,121 @@
 </file>
 
 <file path=word/numbering.xml><?xml version="1.0" encoding="utf-8"?>
-<w:numbering xmlns:wpc="http://schemas.microsoft.com/office/word/2010/wordprocessingCanvas" xmlns:cx="http://schemas.microsoft.com/office/drawing/2014/chartex" xmlns:mc="http://schemas.openxmlformats.org/markup-compatibility/2006" xmlns:o="urn:schemas-microsoft-com:office:office" xmlns:r="http://schemas.openxmlformats.org/officeDocument/2006/relationships" xmlns:m="http://schemas.openxmlformats.org/officeDocument/2006/math" xmlns:v="urn:schemas-microsoft-com:vml" xmlns:wp14="http://schemas.microsoft.com/office/word/2010/wordprocessingDrawing" xmlns:wp="http://schemas.openxmlformats.org/drawingml/2006/wordprocessingDrawing" xmlns:w10="urn:schemas-microsoft-com:office:word" xmlns:w="http://schemas.openxmlformats.org/wordprocessingml/2006/main" xmlns:w14="http://schemas.microsoft.com/office/word/2010/wordml" xmlns:w15="http://schemas.microsoft.com/office/word/2012/wordml" xmlns:w16se="http://schemas.microsoft.com/office/word/2015/wordml/symex" xmlns:wpg="http://schemas.microsoft.com/office/word/2010/wordprocessingGroup" xmlns:wpi="http://schemas.microsoft.com/office/word/2010/wordprocessingInk" xmlns:wne="http://schemas.microsoft.com/office/word/2006/wordml" xmlns:wps="http://schemas.microsoft.com/office/word/2010/wordprocessingShape" mc:Ignorable="w14 w15 w16se wp14">
+<w:numbering xmlns:wpc="http://schemas.microsoft.com/office/word/2010/wordprocessingCanvas" xmlns:cx="http://schemas.microsoft.com/office/drawing/2014/chartex" xmlns:cx1="http://schemas.microsoft.com/office/drawing/2015/9/8/chartex" xmlns:cx2="http://schemas.microsoft.com/office/drawing/2015/10/21/chartex" xmlns:cx3="http://schemas.microsoft.com/office/drawing/2016/5/9/chartex" xmlns:cx4="http://schemas.microsoft.com/office/drawing/2016/5/10/chartex" xmlns:cx5="http://schemas.microsoft.com/office/drawing/2016/5/11/chartex" xmlns:cx6="http://schemas.microsoft.com/office/drawing/2016/5/12/chartex" xmlns:cx7="http://schemas.microsoft.com/office/drawing/2016/5/13/chartex" xmlns:cx8="http://schemas.microsoft.com/office/drawing/2016/5/14/chartex" xmlns:mc="http://schemas.openxmlformats.org/markup-compatibility/2006" xmlns:aink="http://schemas.microsoft.com/office/drawing/2016/ink" xmlns:am3d="http://schemas.microsoft.com/office/drawing/2017/model3d" xmlns:o="urn:schemas-microsoft-com:office:office" xmlns:oel="http://schemas.microsoft.com/office/2019/extlst" xmlns:r="http://schemas.openxmlformats.org/officeDocument/2006/relationships" xmlns:m="http://schemas.openxmlformats.org/officeDocument/2006/math" xmlns:v="urn:schemas-microsoft-com:vml" xmlns:wp14="http://schemas.microsoft.com/office/word/2010/wordprocessingDrawing" xmlns:wp="http://schemas.openxmlformats.org/drawingml/2006/wordprocessingDrawing" xmlns:w10="urn:schemas-microsoft-com:office:word" xmlns:w="http://schemas.openxmlformats.org/wordprocessingml/2006/main" xmlns:w14="http://schemas.microsoft.com/office/word/2010/wordml" xmlns:w15="http://schemas.microsoft.com/office/word/2012/wordml" xmlns:w16cex="http://schemas.microsoft.com/office/word/2018/wordml/cex" xmlns:w16cid="http://schemas.microsoft.com/office/word/2016/wordml/cid" xmlns:w16="http://schemas.microsoft.com/office/word/2018/wordml" xmlns:w16du="http://schemas.microsoft.com/office/word/2023/wordml/word16du" xmlns:w16sdtdh="http://schemas.microsoft.com/office/word/2020/wordml/sdtdatahash" xmlns:w16sdtfl="http://schemas.microsoft.com/office/word/2024/wordml/sdtformatlock" xmlns:w16se="http://schemas.microsoft.com/office/word/2015/wordml/symex" xmlns:wpg="http://schemas.microsoft.com/office/word/2010/wordprocessingGroup" xmlns:wpi="http://schemas.microsoft.com/office/word/2010/wordprocessingInk" xmlns:wne="http://schemas.microsoft.com/office/word/2006/wordml" xmlns:wps="http://schemas.microsoft.com/office/word/2010/wordprocessingShape" mc:Ignorable="w14 w15 w16se w16cid w16 w16cex w16sdtdh w16sdtfl w16du wp14">
   <w:abstractNum w:abstractNumId="0" w15:restartNumberingAfterBreak="0">
+    <w:nsid w:val="075865F6"/>
+    <w:multiLevelType w:val="hybridMultilevel"/>
+    <w:tmpl w:val="3C64526A"/>
+    <w:lvl w:ilvl="0" w:tplc="340A0001">
+      <w:start w:val="1"/>
+      <w:numFmt w:val="bullet"/>
+      <w:lvlText w:val=""/>
+      <w:lvlJc w:val="left"/>
+      <w:pPr>
+        <w:ind w:left="720" w:hanging="360"/>
+      </w:pPr>
+      <w:rPr>
+        <w:rFonts w:ascii="Symbol" w:hAnsi="Symbol" w:hint="default"/>
+      </w:rPr>
+    </w:lvl>
+    <w:lvl w:ilvl="1" w:tplc="FFFFFFFF" w:tentative="1">
+      <w:start w:val="1"/>
+      <w:numFmt w:val="bullet"/>
+      <w:lvlText w:val="o"/>
+      <w:lvlJc w:val="left"/>
+      <w:pPr>
+        <w:ind w:left="1440" w:hanging="360"/>
+      </w:pPr>
+      <w:rPr>
+        <w:rFonts w:ascii="Courier New" w:hAnsi="Courier New" w:cs="Courier New" w:hint="default"/>
+      </w:rPr>
+    </w:lvl>
+    <w:lvl w:ilvl="2" w:tplc="FFFFFFFF" w:tentative="1">
+      <w:start w:val="1"/>
+      <w:numFmt w:val="bullet"/>
+      <w:lvlText w:val=""/>
+      <w:lvlJc w:val="left"/>
+      <w:pPr>
+        <w:ind w:left="2160" w:hanging="360"/>
+      </w:pPr>
+      <w:rPr>
+        <w:rFonts w:ascii="Wingdings" w:hAnsi="Wingdings" w:hint="default"/>
+      </w:rPr>
+    </w:lvl>
+    <w:lvl w:ilvl="3" w:tplc="FFFFFFFF" w:tentative="1">
+      <w:start w:val="1"/>
+      <w:numFmt w:val="bullet"/>
+      <w:lvlText w:val=""/>
+      <w:lvlJc w:val="left"/>
+      <w:pPr>
+        <w:ind w:left="2880" w:hanging="360"/>
+      </w:pPr>
+      <w:rPr>
+        <w:rFonts w:ascii="Symbol" w:hAnsi="Symbol" w:hint="default"/>
+      </w:rPr>
+    </w:lvl>
+    <w:lvl w:ilvl="4" w:tplc="FFFFFFFF" w:tentative="1">
+      <w:start w:val="1"/>
+      <w:numFmt w:val="bullet"/>
+      <w:lvlText w:val="o"/>
+      <w:lvlJc w:val="left"/>
+      <w:pPr>
+        <w:ind w:left="3600" w:hanging="360"/>
+      </w:pPr>
+      <w:rPr>
+        <w:rFonts w:ascii="Courier New" w:hAnsi="Courier New" w:cs="Courier New" w:hint="default"/>
+      </w:rPr>
+    </w:lvl>
+    <w:lvl w:ilvl="5" w:tplc="FFFFFFFF" w:tentative="1">
+      <w:start w:val="1"/>
+      <w:numFmt w:val="bullet"/>
+      <w:lvlText w:val=""/>
+      <w:lvlJc w:val="left"/>
+      <w:pPr>
+        <w:ind w:left="4320" w:hanging="360"/>
+      </w:pPr>
+      <w:rPr>
+        <w:rFonts w:ascii="Wingdings" w:hAnsi="Wingdings" w:hint="default"/>
+      </w:rPr>
+    </w:lvl>
+    <w:lvl w:ilvl="6" w:tplc="FFFFFFFF" w:tentative="1">
+      <w:start w:val="1"/>
+      <w:numFmt w:val="bullet"/>
+      <w:lvlText w:val=""/>
+      <w:lvlJc w:val="left"/>
+      <w:pPr>
+        <w:ind w:left="5040" w:hanging="360"/>
+      </w:pPr>
+      <w:rPr>
+        <w:rFonts w:ascii="Symbol" w:hAnsi="Symbol" w:hint="default"/>
+      </w:rPr>
+    </w:lvl>
+    <w:lvl w:ilvl="7" w:tplc="FFFFFFFF" w:tentative="1">
+      <w:start w:val="1"/>
+      <w:numFmt w:val="bullet"/>
+      <w:lvlText w:val="o"/>
+      <w:lvlJc w:val="left"/>
+      <w:pPr>
+        <w:ind w:left="5760" w:hanging="360"/>
+      </w:pPr>
+      <w:rPr>
+        <w:rFonts w:ascii="Courier New" w:hAnsi="Courier New" w:cs="Courier New" w:hint="default"/>
+      </w:rPr>
+    </w:lvl>
+    <w:lvl w:ilvl="8" w:tplc="FFFFFFFF" w:tentative="1">
+      <w:start w:val="1"/>
+      <w:numFmt w:val="bullet"/>
+      <w:lvlText w:val=""/>
+      <w:lvlJc w:val="left"/>
+      <w:pPr>
+        <w:ind w:left="6480" w:hanging="360"/>
+      </w:pPr>
+      <w:rPr>
+        <w:rFonts w:ascii="Wingdings" w:hAnsi="Wingdings" w:hint="default"/>
+      </w:rPr>
+    </w:lvl>
+  </w:abstractNum>
+  <w:abstractNum w:abstractNumId="1" w15:restartNumberingAfterBreak="0">
     <w:nsid w:val="114E14AF"/>
     <w:multiLevelType w:val="hybridMultilevel"/>
     <w:tmpl w:val="1E3E9D2A"/>
@@ -2734,7 +3086,120 @@
       </w:rPr>
     </w:lvl>
   </w:abstractNum>
-  <w:abstractNum w:abstractNumId="1" w15:restartNumberingAfterBreak="0">
+  <w:abstractNum w:abstractNumId="2" w15:restartNumberingAfterBreak="0">
+    <w:nsid w:val="14AB2157"/>
+    <w:multiLevelType w:val="hybridMultilevel"/>
+    <w:tmpl w:val="8AA419E2"/>
+    <w:lvl w:ilvl="0" w:tplc="340A0001">
+      <w:start w:val="1"/>
+      <w:numFmt w:val="bullet"/>
+      <w:lvlText w:val=""/>
+      <w:lvlJc w:val="left"/>
+      <w:pPr>
+        <w:ind w:left="720" w:hanging="360"/>
+      </w:pPr>
+      <w:rPr>
+        <w:rFonts w:ascii="Symbol" w:hAnsi="Symbol" w:hint="default"/>
+      </w:rPr>
+    </w:lvl>
+    <w:lvl w:ilvl="1" w:tplc="340A0003" w:tentative="1">
+      <w:start w:val="1"/>
+      <w:numFmt w:val="bullet"/>
+      <w:lvlText w:val="o"/>
+      <w:lvlJc w:val="left"/>
+      <w:pPr>
+        <w:ind w:left="1440" w:hanging="360"/>
+      </w:pPr>
+      <w:rPr>
+        <w:rFonts w:ascii="Courier New" w:hAnsi="Courier New" w:cs="Courier New" w:hint="default"/>
+      </w:rPr>
+    </w:lvl>
+    <w:lvl w:ilvl="2" w:tplc="340A0005" w:tentative="1">
+      <w:start w:val="1"/>
+      <w:numFmt w:val="bullet"/>
+      <w:lvlText w:val=""/>
+      <w:lvlJc w:val="left"/>
+      <w:pPr>
+        <w:ind w:left="2160" w:hanging="360"/>
+      </w:pPr>
+      <w:rPr>
+        <w:rFonts w:ascii="Wingdings" w:hAnsi="Wingdings" w:hint="default"/>
+      </w:rPr>
+    </w:lvl>
+    <w:lvl w:ilvl="3" w:tplc="340A0001" w:tentative="1">
+      <w:start w:val="1"/>
+      <w:numFmt w:val="bullet"/>
+      <w:lvlText w:val=""/>
+      <w:lvlJc w:val="left"/>
+      <w:pPr>
+        <w:ind w:left="2880" w:hanging="360"/>
+      </w:pPr>
+      <w:rPr>
+        <w:rFonts w:ascii="Symbol" w:hAnsi="Symbol" w:hint="default"/>
+      </w:rPr>
+    </w:lvl>
+    <w:lvl w:ilvl="4" w:tplc="340A0003" w:tentative="1">
+      <w:start w:val="1"/>
+      <w:numFmt w:val="bullet"/>
+      <w:lvlText w:val="o"/>
+      <w:lvlJc w:val="left"/>
+      <w:pPr>
+        <w:ind w:left="3600" w:hanging="360"/>
+      </w:pPr>
+      <w:rPr>
+        <w:rFonts w:ascii="Courier New" w:hAnsi="Courier New" w:cs="Courier New" w:hint="default"/>
+      </w:rPr>
+    </w:lvl>
+    <w:lvl w:ilvl="5" w:tplc="340A0005" w:tentative="1">
+      <w:start w:val="1"/>
+      <w:numFmt w:val="bullet"/>
+      <w:lvlText w:val=""/>
+      <w:lvlJc w:val="left"/>
+      <w:pPr>
+        <w:ind w:left="4320" w:hanging="360"/>
+      </w:pPr>
+      <w:rPr>
+        <w:rFonts w:ascii="Wingdings" w:hAnsi="Wingdings" w:hint="default"/>
+      </w:rPr>
+    </w:lvl>
+    <w:lvl w:ilvl="6" w:tplc="340A0001" w:tentative="1">
+      <w:start w:val="1"/>
+      <w:numFmt w:val="bullet"/>
+      <w:lvlText w:val=""/>
+      <w:lvlJc w:val="left"/>
+      <w:pPr>
+        <w:ind w:left="5040" w:hanging="360"/>
+      </w:pPr>
+      <w:rPr>
+        <w:rFonts w:ascii="Symbol" w:hAnsi="Symbol" w:hint="default"/>
+      </w:rPr>
+    </w:lvl>
+    <w:lvl w:ilvl="7" w:tplc="340A0003" w:tentative="1">
+      <w:start w:val="1"/>
+      <w:numFmt w:val="bullet"/>
+      <w:lvlText w:val="o"/>
+      <w:lvlJc w:val="left"/>
+      <w:pPr>
+        <w:ind w:left="5760" w:hanging="360"/>
+      </w:pPr>
+      <w:rPr>
+        <w:rFonts w:ascii="Courier New" w:hAnsi="Courier New" w:cs="Courier New" w:hint="default"/>
+      </w:rPr>
+    </w:lvl>
+    <w:lvl w:ilvl="8" w:tplc="340A0005" w:tentative="1">
+      <w:start w:val="1"/>
+      <w:numFmt w:val="bullet"/>
+      <w:lvlText w:val=""/>
+      <w:lvlJc w:val="left"/>
+      <w:pPr>
+        <w:ind w:left="6480" w:hanging="360"/>
+      </w:pPr>
+      <w:rPr>
+        <w:rFonts w:ascii="Wingdings" w:hAnsi="Wingdings" w:hint="default"/>
+      </w:rPr>
+    </w:lvl>
+  </w:abstractNum>
+  <w:abstractNum w:abstractNumId="3" w15:restartNumberingAfterBreak="0">
     <w:nsid w:val="28446858"/>
     <w:multiLevelType w:val="multilevel"/>
     <w:tmpl w:val="9156115C"/>
@@ -2883,7 +3348,7 @@
       </w:rPr>
     </w:lvl>
   </w:abstractNum>
-  <w:abstractNum w:abstractNumId="2" w15:restartNumberingAfterBreak="0">
+  <w:abstractNum w:abstractNumId="4" w15:restartNumberingAfterBreak="0">
     <w:nsid w:val="2FFD4C7F"/>
     <w:multiLevelType w:val="multilevel"/>
     <w:tmpl w:val="CAF0F936"/>
@@ -3004,7 +3469,7 @@
       </w:rPr>
     </w:lvl>
   </w:abstractNum>
-  <w:abstractNum w:abstractNumId="3" w15:restartNumberingAfterBreak="0">
+  <w:abstractNum w:abstractNumId="5" w15:restartNumberingAfterBreak="0">
     <w:nsid w:val="51D05305"/>
     <w:multiLevelType w:val="hybridMultilevel"/>
     <w:tmpl w:val="630E86B8"/>
@@ -3117,7 +3582,7 @@
       </w:rPr>
     </w:lvl>
   </w:abstractNum>
-  <w:abstractNum w:abstractNumId="4" w15:restartNumberingAfterBreak="0">
+  <w:abstractNum w:abstractNumId="6" w15:restartNumberingAfterBreak="0">
     <w:nsid w:val="66494837"/>
     <w:multiLevelType w:val="hybridMultilevel"/>
     <w:tmpl w:val="68BA2608"/>
@@ -3230,7 +3695,7 @@
       </w:rPr>
     </w:lvl>
   </w:abstractNum>
-  <w:abstractNum w:abstractNumId="5" w15:restartNumberingAfterBreak="0">
+  <w:abstractNum w:abstractNumId="7" w15:restartNumberingAfterBreak="0">
     <w:nsid w:val="731E1176"/>
     <w:multiLevelType w:val="hybridMultilevel"/>
     <w:tmpl w:val="AF82A29E"/>
@@ -3320,29 +3785,240 @@
       </w:pPr>
     </w:lvl>
   </w:abstractNum>
-  <w:num w:numId="1">
+  <w:abstractNum w:abstractNumId="8" w15:restartNumberingAfterBreak="0">
+    <w:nsid w:val="79FB5E8E"/>
+    <w:multiLevelType w:val="hybridMultilevel"/>
+    <w:tmpl w:val="B9E86F90"/>
+    <w:lvl w:ilvl="0" w:tplc="340A0001">
+      <w:start w:val="1"/>
+      <w:numFmt w:val="bullet"/>
+      <w:lvlText w:val=""/>
+      <w:lvlJc w:val="left"/>
+      <w:pPr>
+        <w:ind w:left="720" w:hanging="360"/>
+      </w:pPr>
+      <w:rPr>
+        <w:rFonts w:ascii="Symbol" w:hAnsi="Symbol" w:hint="default"/>
+      </w:rPr>
+    </w:lvl>
+    <w:lvl w:ilvl="1" w:tplc="340A0003" w:tentative="1">
+      <w:start w:val="1"/>
+      <w:numFmt w:val="bullet"/>
+      <w:lvlText w:val="o"/>
+      <w:lvlJc w:val="left"/>
+      <w:pPr>
+        <w:ind w:left="1440" w:hanging="360"/>
+      </w:pPr>
+      <w:rPr>
+        <w:rFonts w:ascii="Courier New" w:hAnsi="Courier New" w:cs="Courier New" w:hint="default"/>
+      </w:rPr>
+    </w:lvl>
+    <w:lvl w:ilvl="2" w:tplc="340A0005" w:tentative="1">
+      <w:start w:val="1"/>
+      <w:numFmt w:val="bullet"/>
+      <w:lvlText w:val=""/>
+      <w:lvlJc w:val="left"/>
+      <w:pPr>
+        <w:ind w:left="2160" w:hanging="360"/>
+      </w:pPr>
+      <w:rPr>
+        <w:rFonts w:ascii="Wingdings" w:hAnsi="Wingdings" w:hint="default"/>
+      </w:rPr>
+    </w:lvl>
+    <w:lvl w:ilvl="3" w:tplc="340A0001" w:tentative="1">
+      <w:start w:val="1"/>
+      <w:numFmt w:val="bullet"/>
+      <w:lvlText w:val=""/>
+      <w:lvlJc w:val="left"/>
+      <w:pPr>
+        <w:ind w:left="2880" w:hanging="360"/>
+      </w:pPr>
+      <w:rPr>
+        <w:rFonts w:ascii="Symbol" w:hAnsi="Symbol" w:hint="default"/>
+      </w:rPr>
+    </w:lvl>
+    <w:lvl w:ilvl="4" w:tplc="340A0003" w:tentative="1">
+      <w:start w:val="1"/>
+      <w:numFmt w:val="bullet"/>
+      <w:lvlText w:val="o"/>
+      <w:lvlJc w:val="left"/>
+      <w:pPr>
+        <w:ind w:left="3600" w:hanging="360"/>
+      </w:pPr>
+      <w:rPr>
+        <w:rFonts w:ascii="Courier New" w:hAnsi="Courier New" w:cs="Courier New" w:hint="default"/>
+      </w:rPr>
+    </w:lvl>
+    <w:lvl w:ilvl="5" w:tplc="340A0005" w:tentative="1">
+      <w:start w:val="1"/>
+      <w:numFmt w:val="bullet"/>
+      <w:lvlText w:val=""/>
+      <w:lvlJc w:val="left"/>
+      <w:pPr>
+        <w:ind w:left="4320" w:hanging="360"/>
+      </w:pPr>
+      <w:rPr>
+        <w:rFonts w:ascii="Wingdings" w:hAnsi="Wingdings" w:hint="default"/>
+      </w:rPr>
+    </w:lvl>
+    <w:lvl w:ilvl="6" w:tplc="340A0001" w:tentative="1">
+      <w:start w:val="1"/>
+      <w:numFmt w:val="bullet"/>
+      <w:lvlText w:val=""/>
+      <w:lvlJc w:val="left"/>
+      <w:pPr>
+        <w:ind w:left="5040" w:hanging="360"/>
+      </w:pPr>
+      <w:rPr>
+        <w:rFonts w:ascii="Symbol" w:hAnsi="Symbol" w:hint="default"/>
+      </w:rPr>
+    </w:lvl>
+    <w:lvl w:ilvl="7" w:tplc="340A0003" w:tentative="1">
+      <w:start w:val="1"/>
+      <w:numFmt w:val="bullet"/>
+      <w:lvlText w:val="o"/>
+      <w:lvlJc w:val="left"/>
+      <w:pPr>
+        <w:ind w:left="5760" w:hanging="360"/>
+      </w:pPr>
+      <w:rPr>
+        <w:rFonts w:ascii="Courier New" w:hAnsi="Courier New" w:cs="Courier New" w:hint="default"/>
+      </w:rPr>
+    </w:lvl>
+    <w:lvl w:ilvl="8" w:tplc="340A0005" w:tentative="1">
+      <w:start w:val="1"/>
+      <w:numFmt w:val="bullet"/>
+      <w:lvlText w:val=""/>
+      <w:lvlJc w:val="left"/>
+      <w:pPr>
+        <w:ind w:left="6480" w:hanging="360"/>
+      </w:pPr>
+      <w:rPr>
+        <w:rFonts w:ascii="Wingdings" w:hAnsi="Wingdings" w:hint="default"/>
+      </w:rPr>
+    </w:lvl>
+  </w:abstractNum>
+  <w:abstractNum w:abstractNumId="9" w15:restartNumberingAfterBreak="0">
+    <w:nsid w:val="7FEA799F"/>
+    <w:multiLevelType w:val="hybridMultilevel"/>
+    <w:tmpl w:val="1A684BBE"/>
+    <w:lvl w:ilvl="0" w:tplc="340A000F">
+      <w:start w:val="1"/>
+      <w:numFmt w:val="decimal"/>
+      <w:lvlText w:val="%1."/>
+      <w:lvlJc w:val="left"/>
+      <w:pPr>
+        <w:ind w:left="720" w:hanging="360"/>
+      </w:pPr>
+    </w:lvl>
+    <w:lvl w:ilvl="1" w:tplc="340A0019" w:tentative="1">
+      <w:start w:val="1"/>
+      <w:numFmt w:val="lowerLetter"/>
+      <w:lvlText w:val="%2."/>
+      <w:lvlJc w:val="left"/>
+      <w:pPr>
+        <w:ind w:left="1440" w:hanging="360"/>
+      </w:pPr>
+    </w:lvl>
+    <w:lvl w:ilvl="2" w:tplc="340A001B" w:tentative="1">
+      <w:start w:val="1"/>
+      <w:numFmt w:val="lowerRoman"/>
+      <w:lvlText w:val="%3."/>
+      <w:lvlJc w:val="right"/>
+      <w:pPr>
+        <w:ind w:left="2160" w:hanging="180"/>
+      </w:pPr>
+    </w:lvl>
+    <w:lvl w:ilvl="3" w:tplc="340A000F" w:tentative="1">
+      <w:start w:val="1"/>
+      <w:numFmt w:val="decimal"/>
+      <w:lvlText w:val="%4."/>
+      <w:lvlJc w:val="left"/>
+      <w:pPr>
+        <w:ind w:left="2880" w:hanging="360"/>
+      </w:pPr>
+    </w:lvl>
+    <w:lvl w:ilvl="4" w:tplc="340A0019" w:tentative="1">
+      <w:start w:val="1"/>
+      <w:numFmt w:val="lowerLetter"/>
+      <w:lvlText w:val="%5."/>
+      <w:lvlJc w:val="left"/>
+      <w:pPr>
+        <w:ind w:left="3600" w:hanging="360"/>
+      </w:pPr>
+    </w:lvl>
+    <w:lvl w:ilvl="5" w:tplc="340A001B" w:tentative="1">
+      <w:start w:val="1"/>
+      <w:numFmt w:val="lowerRoman"/>
+      <w:lvlText w:val="%6."/>
+      <w:lvlJc w:val="right"/>
+      <w:pPr>
+        <w:ind w:left="4320" w:hanging="180"/>
+      </w:pPr>
+    </w:lvl>
+    <w:lvl w:ilvl="6" w:tplc="340A000F" w:tentative="1">
+      <w:start w:val="1"/>
+      <w:numFmt w:val="decimal"/>
+      <w:lvlText w:val="%7."/>
+      <w:lvlJc w:val="left"/>
+      <w:pPr>
+        <w:ind w:left="5040" w:hanging="360"/>
+      </w:pPr>
+    </w:lvl>
+    <w:lvl w:ilvl="7" w:tplc="340A0019" w:tentative="1">
+      <w:start w:val="1"/>
+      <w:numFmt w:val="lowerLetter"/>
+      <w:lvlText w:val="%8."/>
+      <w:lvlJc w:val="left"/>
+      <w:pPr>
+        <w:ind w:left="5760" w:hanging="360"/>
+      </w:pPr>
+    </w:lvl>
+    <w:lvl w:ilvl="8" w:tplc="340A001B" w:tentative="1">
+      <w:start w:val="1"/>
+      <w:numFmt w:val="lowerRoman"/>
+      <w:lvlText w:val="%9."/>
+      <w:lvlJc w:val="right"/>
+      <w:pPr>
+        <w:ind w:left="6480" w:hanging="180"/>
+      </w:pPr>
+    </w:lvl>
+  </w:abstractNum>
+  <w:num w:numId="1" w16cid:durableId="1209686436">
+    <w:abstractNumId w:val="1"/>
+  </w:num>
+  <w:num w:numId="2" w16cid:durableId="513149817">
+    <w:abstractNumId w:val="4"/>
+  </w:num>
+  <w:num w:numId="3" w16cid:durableId="1139542641">
+    <w:abstractNumId w:val="7"/>
+  </w:num>
+  <w:num w:numId="4" w16cid:durableId="1723285613">
+    <w:abstractNumId w:val="3"/>
+  </w:num>
+  <w:num w:numId="5" w16cid:durableId="1190411757">
+    <w:abstractNumId w:val="5"/>
+  </w:num>
+  <w:num w:numId="6" w16cid:durableId="2052682708">
+    <w:abstractNumId w:val="6"/>
+  </w:num>
+  <w:num w:numId="7" w16cid:durableId="739210981">
+    <w:abstractNumId w:val="8"/>
+  </w:num>
+  <w:num w:numId="8" w16cid:durableId="1263227372">
+    <w:abstractNumId w:val="2"/>
+  </w:num>
+  <w:num w:numId="9" w16cid:durableId="1284193107">
     <w:abstractNumId w:val="0"/>
   </w:num>
-  <w:num w:numId="2">
-    <w:abstractNumId w:val="2"/>
-  </w:num>
-  <w:num w:numId="3">
-    <w:abstractNumId w:val="5"/>
-  </w:num>
-  <w:num w:numId="4">
-    <w:abstractNumId w:val="1"/>
-  </w:num>
-  <w:num w:numId="5">
-    <w:abstractNumId w:val="3"/>
-  </w:num>
-  <w:num w:numId="6">
-    <w:abstractNumId w:val="4"/>
+  <w:num w:numId="10" w16cid:durableId="570311587">
+    <w:abstractNumId w:val="9"/>
   </w:num>
 </w:numbering>
 </file>
 
 <file path=word/styles.xml><?xml version="1.0" encoding="utf-8"?>
-<w:styles xmlns:mc="http://schemas.openxmlformats.org/markup-compatibility/2006" xmlns:r="http://schemas.openxmlformats.org/officeDocument/2006/relationships" xmlns:w="http://schemas.openxmlformats.org/wordprocessingml/2006/main" xmlns:w14="http://schemas.microsoft.com/office/word/2010/wordml" xmlns:w15="http://schemas.microsoft.com/office/word/2012/wordml" xmlns:w16se="http://schemas.microsoft.com/office/word/2015/wordml/symex" mc:Ignorable="w14 w15 w16se">
+<w:styles xmlns:mc="http://schemas.openxmlformats.org/markup-compatibility/2006" xmlns:r="http://schemas.openxmlformats.org/officeDocument/2006/relationships" xmlns:w="http://schemas.openxmlformats.org/wordprocessingml/2006/main" xmlns:w14="http://schemas.microsoft.com/office/word/2010/wordml" xmlns:w15="http://schemas.microsoft.com/office/word/2012/wordml" xmlns:w16cex="http://schemas.microsoft.com/office/word/2018/wordml/cex" xmlns:w16cid="http://schemas.microsoft.com/office/word/2016/wordml/cid" xmlns:w16="http://schemas.microsoft.com/office/word/2018/wordml" xmlns:w16du="http://schemas.microsoft.com/office/word/2023/wordml/word16du" xmlns:w16sdtdh="http://schemas.microsoft.com/office/word/2020/wordml/sdtdatahash" xmlns:w16sdtfl="http://schemas.microsoft.com/office/word/2024/wordml/sdtformatlock" xmlns:w16se="http://schemas.microsoft.com/office/word/2015/wordml/symex" mc:Ignorable="w14 w15 w16se w16cid w16 w16cex w16sdtdh w16sdtfl w16du">
   <w:docDefaults>
     <w:rPrDefault>
       <w:rPr>
@@ -3354,7 +4030,7 @@
     </w:rPrDefault>
     <w:pPrDefault/>
   </w:docDefaults>
-  <w:latentStyles w:defLockedState="0" w:defUIPriority="99" w:defSemiHidden="0" w:defUnhideWhenUsed="0" w:defQFormat="0" w:count="371">
+  <w:latentStyles w:defLockedState="0" w:defUIPriority="99" w:defSemiHidden="0" w:defUnhideWhenUsed="0" w:defQFormat="0" w:count="376">
     <w:lsdException w:name="Normal" w:uiPriority="0" w:qFormat="1"/>
     <w:lsdException w:name="heading 1" w:uiPriority="9" w:qFormat="1"/>
     <w:lsdException w:name="heading 2" w:semiHidden="1" w:uiPriority="9" w:unhideWhenUsed="1" w:qFormat="1"/>
@@ -3726,6 +4402,11 @@
     <w:lsdException w:name="List Table 5 Dark Accent 6" w:uiPriority="50"/>
     <w:lsdException w:name="List Table 6 Colorful Accent 6" w:uiPriority="51"/>
     <w:lsdException w:name="List Table 7 Colorful Accent 6" w:uiPriority="52"/>
+    <w:lsdException w:name="Mention" w:semiHidden="1" w:unhideWhenUsed="1"/>
+    <w:lsdException w:name="Smart Hyperlink" w:semiHidden="1" w:unhideWhenUsed="1"/>
+    <w:lsdException w:name="Hashtag" w:semiHidden="1" w:unhideWhenUsed="1"/>
+    <w:lsdException w:name="Unresolved Mention" w:semiHidden="1" w:unhideWhenUsed="1"/>
+    <w:lsdException w:name="Smart Link" w:semiHidden="1" w:unhideWhenUsed="1"/>
   </w:latentStyles>
   <w:style w:type="paragraph" w:default="1" w:styleId="Normal">
     <w:name w:val="Normal"/>
@@ -4335,6 +5016,12 @@
 </file>
 
 <file path=customXml/item1.xml><?xml version="1.0" encoding="utf-8"?>
+<p:properties xmlns:p="http://schemas.microsoft.com/office/2006/metadata/properties" xmlns:xsi="http://www.w3.org/2001/XMLSchema-instance" xmlns:pc="http://schemas.microsoft.com/office/infopath/2007/PartnerControls">
+  <documentManagement/>
+</p:properties>
+</file>
+
+<file path=customXml/item2.xml><?xml version="1.0" encoding="utf-8"?>
 <ct:contentTypeSchema xmlns:ct="http://schemas.microsoft.com/office/2006/metadata/contentType" xmlns:ma="http://schemas.microsoft.com/office/2006/metadata/properties/metaAttributes" ct:_="" ma:_="" ma:contentTypeName="Documento" ma:contentTypeID="0x010100E96778489EE7714D8BD12CC105EB918B" ma:contentTypeVersion="2" ma:contentTypeDescription="Crear nuevo documento." ma:contentTypeScope="" ma:versionID="416c5c7ae9b5d54d83875cd3c65194e3">
   <xsd:schema xmlns:xsd="http://www.w3.org/2001/XMLSchema" xmlns:xs="http://www.w3.org/2001/XMLSchema" xmlns:p="http://schemas.microsoft.com/office/2006/metadata/properties" xmlns:ns2="126e8a1c-9ea9-435a-ac89-d06c80d62e30" targetNamespace="http://schemas.microsoft.com/office/2006/metadata/properties" ma:root="true" ma:fieldsID="70a237c842677bd850644f8595079f5e" ns2:_="">
     <xsd:import namespace="126e8a1c-9ea9-435a-ac89-d06c80d62e30"/>
@@ -4466,13 +5153,11 @@
 </ct:contentTypeSchema>
 </file>
 
-<file path=customXml/item2.xml><?xml version="1.0" encoding="utf-8"?>
-<p:properties xmlns:p="http://schemas.microsoft.com/office/2006/metadata/properties" xmlns:xsi="http://www.w3.org/2001/XMLSchema-instance" xmlns:pc="http://schemas.microsoft.com/office/infopath/2007/PartnerControls">
-  <documentManagement/>
-</p:properties>
+<file path=customXml/item3.xml><?xml version="1.0" encoding="utf-8"?>
+<b:Sources xmlns:b="http://schemas.openxmlformats.org/officeDocument/2006/bibliography" xmlns="http://schemas.openxmlformats.org/officeDocument/2006/bibliography" SelectedStyle="\APASixthEditionOfficeOnline.xsl" StyleName="APA" Version="6"/>
 </file>
 
-<file path=customXml/item3.xml><?xml version="1.0" encoding="utf-8"?>
+<file path=customXml/item4.xml><?xml version="1.0" encoding="utf-8"?>
 <?mso-contentType ?>
 <FormTemplates xmlns="http://schemas.microsoft.com/sharepoint/v3/contenttype/forms">
   <Display>DocumentLibraryForm</Display>
@@ -4481,11 +5166,16 @@
 </FormTemplates>
 </file>
 
-<file path=customXml/item4.xml><?xml version="1.0" encoding="utf-8"?>
-<b:Sources xmlns:b="http://schemas.openxmlformats.org/officeDocument/2006/bibliography" xmlns="http://schemas.openxmlformats.org/officeDocument/2006/bibliography" SelectedStyle="\APASixthEditionOfficeOnline.xsl" StyleName="APA" Version="6"/>
+<file path=customXml/itemProps1.xml><?xml version="1.0" encoding="utf-8"?>
+<ds:datastoreItem xmlns:ds="http://schemas.openxmlformats.org/officeDocument/2006/customXml" ds:itemID="{372B79FC-6971-4544-98C5-83069028712A}">
+  <ds:schemaRefs>
+    <ds:schemaRef ds:uri="http://schemas.microsoft.com/office/2006/metadata/properties"/>
+    <ds:schemaRef ds:uri="http://schemas.microsoft.com/office/infopath/2007/PartnerControls"/>
+  </ds:schemaRefs>
+</ds:datastoreItem>
 </file>
 
-<file path=customXml/itemProps1.xml><?xml version="1.0" encoding="utf-8"?>
+<file path=customXml/itemProps2.xml><?xml version="1.0" encoding="utf-8"?>
 <ds:datastoreItem xmlns:ds="http://schemas.openxmlformats.org/officeDocument/2006/customXml" ds:itemID="{1A4E63CB-0BBC-477D-B96D-0B1E89CFECED}">
   <ds:schemaRefs>
     <ds:schemaRef ds:uri="http://schemas.microsoft.com/office/2006/metadata/contentType"/>
@@ -4503,34 +5193,18 @@
 </ds:datastoreItem>
 </file>
 
-<file path=customXml/itemProps2.xml><?xml version="1.0" encoding="utf-8"?>
-<ds:datastoreItem xmlns:ds="http://schemas.openxmlformats.org/officeDocument/2006/customXml" ds:itemID="{372B79FC-6971-4544-98C5-83069028712A}">
+<file path=customXml/itemProps3.xml><?xml version="1.0" encoding="utf-8"?>
+<ds:datastoreItem xmlns:ds="http://schemas.openxmlformats.org/officeDocument/2006/customXml" ds:itemID="{BDCED711-E314-4C22-B587-D275DD8897EC}">
   <ds:schemaRefs>
-    <ds:schemaRef ds:uri="http://purl.org/dc/dcmitype/"/>
-    <ds:schemaRef ds:uri="http://purl.org/dc/elements/1.1/"/>
-    <ds:schemaRef ds:uri="http://www.w3.org/XML/1998/namespace"/>
-    <ds:schemaRef ds:uri="126e8a1c-9ea9-435a-ac89-d06c80d62e30"/>
-    <ds:schemaRef ds:uri="http://schemas.microsoft.com/office/2006/documentManagement/types"/>
-    <ds:schemaRef ds:uri="http://purl.org/dc/terms/"/>
-    <ds:schemaRef ds:uri="http://schemas.microsoft.com/office/infopath/2007/PartnerControls"/>
-    <ds:schemaRef ds:uri="http://schemas.openxmlformats.org/package/2006/metadata/core-properties"/>
-    <ds:schemaRef ds:uri="http://schemas.microsoft.com/office/2006/metadata/properties"/>
+    <ds:schemaRef ds:uri="http://schemas.openxmlformats.org/officeDocument/2006/bibliography"/>
   </ds:schemaRefs>
 </ds:datastoreItem>
 </file>
 
-<file path=customXml/itemProps3.xml><?xml version="1.0" encoding="utf-8"?>
+<file path=customXml/itemProps4.xml><?xml version="1.0" encoding="utf-8"?>
 <ds:datastoreItem xmlns:ds="http://schemas.openxmlformats.org/officeDocument/2006/customXml" ds:itemID="{DB26575A-B7B3-4412-B642-D3B0845180CC}">
   <ds:schemaRefs>
     <ds:schemaRef ds:uri="http://schemas.microsoft.com/sharepoint/v3/contenttype/forms"/>
   </ds:schemaRefs>
 </ds:datastoreItem>
-</file>
-
-<file path=customXml/itemProps4.xml><?xml version="1.0" encoding="utf-8"?>
-<ds:datastoreItem xmlns:ds="http://schemas.openxmlformats.org/officeDocument/2006/customXml" ds:itemID="{BDCED711-E314-4C22-B587-D275DD8897EC}">
-  <ds:schemaRefs>
-    <ds:schemaRef ds:uri="http://schemas.openxmlformats.org/officeDocument/2006/bibliography"/>
-  </ds:schemaRefs>
-</ds:datastoreItem>
 </file>
--- a/Capstone/Fase 2/Grupales/2.6_GuiaEstudiante_Fase 2_Informe Final Proyecto APT.docx
+++ b/Capstone/Fase 2/Grupales/2.6_GuiaEstudiante_Fase 2_Informe Final Proyecto APT.docx
@@ -767,31 +767,7 @@
                 <w:szCs w:val="20"/>
                 <w:lang w:eastAsia="es-CL"/>
               </w:rPr>
-              <w:t xml:space="preserve">Programación </w:t>
-            </w:r>
-            <w:proofErr w:type="spellStart"/>
-            <w:r>
-              <w:rPr>
-                <w:rFonts w:ascii="Calibri" w:hAnsi="Calibri" w:cs="Arial"/>
-                <w:i/>
-                <w:color w:val="548DD4"/>
-                <w:sz w:val="20"/>
-                <w:szCs w:val="20"/>
-                <w:lang w:eastAsia="es-CL"/>
-              </w:rPr>
-              <w:t>Frontend</w:t>
-            </w:r>
-            <w:proofErr w:type="spellEnd"/>
-            <w:r>
-              <w:rPr>
-                <w:rFonts w:ascii="Calibri" w:hAnsi="Calibri" w:cs="Arial"/>
-                <w:i/>
-                <w:color w:val="548DD4"/>
-                <w:sz w:val="20"/>
-                <w:szCs w:val="20"/>
-                <w:lang w:eastAsia="es-CL"/>
-              </w:rPr>
-              <w:t xml:space="preserve"> (aplicación móvil) y Programación Backend</w:t>
+              <w:t>Programación Frontend (aplicación móvil) y Programación Backend</w:t>
             </w:r>
           </w:p>
         </w:tc>
@@ -1095,16 +1071,16 @@
               <w:textAlignment w:val="baseline"/>
               <w:rPr>
                 <w:rFonts w:ascii="Calibri" w:hAnsi="Calibri" w:cs="Arial"/>
-                <w:i/>
-                <w:color w:val="0070C0"/>
-                <w:sz w:val="18"/>
-                <w:szCs w:val="20"/>
-              </w:rPr>
-            </w:pPr>
-            <w:r>
-              <w:rPr>
-                <w:rFonts w:ascii="Calibri" w:hAnsi="Calibri" w:cs="Arial"/>
-                <w:i/>
+                <w:iCs/>
+                <w:color w:val="0070C0"/>
+                <w:sz w:val="18"/>
+                <w:szCs w:val="20"/>
+              </w:rPr>
+            </w:pPr>
+            <w:r>
+              <w:rPr>
+                <w:rFonts w:ascii="Calibri" w:hAnsi="Calibri" w:cs="Arial"/>
+                <w:iCs/>
                 <w:color w:val="0070C0"/>
                 <w:sz w:val="18"/>
                 <w:szCs w:val="20"/>
@@ -1129,7 +1105,7 @@
             <w:r>
               <w:rPr>
                 <w:rFonts w:ascii="Calibri" w:hAnsi="Calibri" w:cs="Arial"/>
-                <w:i/>
+                <w:iCs/>
                 <w:color w:val="0070C0"/>
                 <w:sz w:val="18"/>
                 <w:szCs w:val="20"/>
@@ -1798,7 +1774,31 @@
                 <w:szCs w:val="20"/>
                 <w:lang w:eastAsia="es-CL"/>
               </w:rPr>
-              <w:t xml:space="preserve"> con React Native y backend con Java Spring Boot.</w:t>
+              <w:t xml:space="preserve"> con </w:t>
+            </w:r>
+            <w:proofErr w:type="spellStart"/>
+            <w:r>
+              <w:rPr>
+                <w:rFonts w:ascii="Calibri" w:hAnsi="Calibri" w:cs="Arial"/>
+                <w:i/>
+                <w:color w:val="0070C0"/>
+                <w:sz w:val="18"/>
+                <w:szCs w:val="20"/>
+                <w:lang w:eastAsia="es-CL"/>
+              </w:rPr>
+              <w:t>React</w:t>
+            </w:r>
+            <w:proofErr w:type="spellEnd"/>
+            <w:r>
+              <w:rPr>
+                <w:rFonts w:ascii="Calibri" w:hAnsi="Calibri" w:cs="Arial"/>
+                <w:i/>
+                <w:color w:val="0070C0"/>
+                <w:sz w:val="18"/>
+                <w:szCs w:val="20"/>
+                <w:lang w:eastAsia="es-CL"/>
+              </w:rPr>
+              <w:t xml:space="preserve"> Native y backend con Java Spring Boot.</w:t>
             </w:r>
           </w:p>
           <w:p>
@@ -1971,29 +1971,7 @@
                 <w:szCs w:val="20"/>
                 <w:lang w:eastAsia="es-CL"/>
               </w:rPr>
-              <w:t xml:space="preserve">Se eligió </w:t>
-            </w:r>
-            <w:r>
-              <w:rPr>
-                <w:rFonts w:ascii="Calibri" w:hAnsi="Calibri" w:cs="Arial"/>
-                <w:i/>
-                <w:color w:val="0070C0"/>
-                <w:sz w:val="18"/>
-                <w:szCs w:val="20"/>
-                <w:lang w:eastAsia="es-CL"/>
-              </w:rPr>
-              <w:t>React para</w:t>
-            </w:r>
-            <w:r>
-              <w:rPr>
-                <w:rFonts w:ascii="Calibri" w:hAnsi="Calibri" w:cs="Arial"/>
-                <w:i/>
-                <w:color w:val="0070C0"/>
-                <w:sz w:val="18"/>
-                <w:szCs w:val="20"/>
-                <w:lang w:eastAsia="es-CL"/>
-              </w:rPr>
-              <w:t xml:space="preserve"> el desarrollo móvil por su compatibilidad multiplataforma y su facilidad para integrar notificaciones.</w:t>
+              <w:t>Se eligió React para el desarrollo móvil por su compatibilidad multiplataforma y su facilidad para integrar notificaciones.</w:t>
             </w:r>
           </w:p>
           <w:p>
@@ -2120,113 +2098,250 @@
               <w:pStyle w:val="Prrafodelista"/>
               <w:numPr>
                 <w:ilvl w:val="0"/>
-                <w:numId w:val="1"/>
+                <w:numId w:val="11"/>
               </w:numPr>
-              <w:spacing w:after="0" w:line="240" w:lineRule="auto"/>
-              <w:ind w:left="314" w:hanging="284"/>
               <w:jc w:val="both"/>
               <w:rPr>
                 <w:rFonts w:ascii="Calibri" w:hAnsi="Calibri" w:cs="Arial"/>
-                <w:i/>
                 <w:iCs/>
-                <w:color w:val="0070C0"/>
-                <w:sz w:val="18"/>
-                <w:szCs w:val="20"/>
-                <w:lang w:eastAsia="es-CL"/>
-              </w:rPr>
-            </w:pPr>
-            <w:r>
-              <w:rPr>
-                <w:rFonts w:ascii="Calibri" w:hAnsi="Calibri" w:cs="Arial"/>
-                <w:i/>
+                <w:color w:val="548DD4"/>
+                <w:sz w:val="20"/>
+                <w:szCs w:val="20"/>
+                <w:lang w:eastAsia="es-CL"/>
+              </w:rPr>
+            </w:pPr>
+            <w:hyperlink r:id="rId11" w:history="1">
+              <w:r>
+                <w:rPr>
+                  <w:rStyle w:val="Hipervnculo"/>
+                  <w:rFonts w:ascii="Calibri" w:hAnsi="Calibri" w:cs="Arial"/>
+                  <w:iCs/>
+                  <w:sz w:val="20"/>
+                  <w:szCs w:val="20"/>
+                  <w:lang w:eastAsia="es-CL"/>
+                </w:rPr>
+                <w:t xml:space="preserve">Apunte de Historia de </w:t>
+              </w:r>
+              <w:r>
+                <w:rPr>
+                  <w:rStyle w:val="Hipervnculo"/>
+                  <w:rFonts w:ascii="Calibri" w:hAnsi="Calibri" w:cs="Arial"/>
+                  <w:iCs/>
+                  <w:sz w:val="20"/>
+                  <w:szCs w:val="20"/>
+                  <w:lang w:eastAsia="es-CL"/>
+                </w:rPr>
+                <w:t>u</w:t>
+              </w:r>
+              <w:r>
+                <w:rPr>
+                  <w:rStyle w:val="Hipervnculo"/>
+                  <w:rFonts w:ascii="Calibri" w:hAnsi="Calibri" w:cs="Arial"/>
+                  <w:iCs/>
+                  <w:sz w:val="20"/>
+                  <w:szCs w:val="20"/>
+                  <w:lang w:eastAsia="es-CL"/>
+                </w:rPr>
+                <w:t>suario y Sprint</w:t>
+              </w:r>
+            </w:hyperlink>
+          </w:p>
+          <w:p>
+            <w:pPr>
+              <w:pStyle w:val="Prrafodelista"/>
+              <w:numPr>
+                <w:ilvl w:val="0"/>
+                <w:numId w:val="11"/>
+              </w:numPr>
+              <w:jc w:val="both"/>
+              <w:rPr>
+                <w:rFonts w:ascii="Calibri" w:hAnsi="Calibri" w:cs="Arial"/>
                 <w:iCs/>
-                <w:color w:val="0070C0"/>
-                <w:sz w:val="18"/>
-                <w:szCs w:val="20"/>
-                <w:lang w:eastAsia="es-CL"/>
-              </w:rPr>
-              <w:t>Adjunta</w:t>
-            </w:r>
-            <w:r>
-              <w:rPr>
-                <w:rFonts w:ascii="Calibri" w:hAnsi="Calibri" w:cs="Arial"/>
-                <w:i/>
+                <w:color w:val="548DD4"/>
+                <w:sz w:val="20"/>
+                <w:szCs w:val="20"/>
+                <w:lang w:eastAsia="es-CL"/>
+              </w:rPr>
+            </w:pPr>
+            <w:hyperlink r:id="rId12" w:history="1">
+              <w:r>
+                <w:rPr>
+                  <w:rStyle w:val="Hipervnculo"/>
+                  <w:rFonts w:ascii="Calibri" w:hAnsi="Calibri" w:cs="Arial"/>
+                  <w:iCs/>
+                  <w:sz w:val="20"/>
+                  <w:szCs w:val="20"/>
+                  <w:lang w:eastAsia="es-CL"/>
+                </w:rPr>
+                <w:t>Arquitectura</w:t>
+              </w:r>
+            </w:hyperlink>
+          </w:p>
+          <w:p>
+            <w:pPr>
+              <w:pStyle w:val="Prrafodelista"/>
+              <w:numPr>
+                <w:ilvl w:val="0"/>
+                <w:numId w:val="11"/>
+              </w:numPr>
+              <w:jc w:val="both"/>
+              <w:rPr>
+                <w:rFonts w:ascii="Calibri" w:hAnsi="Calibri" w:cs="Arial"/>
                 <w:iCs/>
-                <w:color w:val="0070C0"/>
-                <w:sz w:val="18"/>
-                <w:szCs w:val="20"/>
-                <w:lang w:eastAsia="es-CL"/>
-              </w:rPr>
-              <w:t xml:space="preserve"> </w:t>
-            </w:r>
-            <w:r>
-              <w:rPr>
-                <w:rFonts w:ascii="Calibri" w:hAnsi="Calibri" w:cs="Arial"/>
-                <w:i/>
+                <w:color w:val="548DD4"/>
+                <w:sz w:val="20"/>
+                <w:szCs w:val="20"/>
+                <w:lang w:eastAsia="es-CL"/>
+              </w:rPr>
+            </w:pPr>
+            <w:hyperlink r:id="rId13" w:history="1">
+              <w:r>
+                <w:rPr>
+                  <w:rStyle w:val="Hipervnculo"/>
+                  <w:rFonts w:ascii="Calibri" w:hAnsi="Calibri" w:cs="Arial"/>
+                  <w:iCs/>
+                  <w:sz w:val="20"/>
+                  <w:szCs w:val="20"/>
+                  <w:lang w:eastAsia="es-CL"/>
+                </w:rPr>
+                <w:t>Historias de Usuarios</w:t>
+              </w:r>
+            </w:hyperlink>
+          </w:p>
+          <w:p>
+            <w:pPr>
+              <w:pStyle w:val="Prrafodelista"/>
+              <w:numPr>
+                <w:ilvl w:val="0"/>
+                <w:numId w:val="11"/>
+              </w:numPr>
+              <w:jc w:val="both"/>
+              <w:rPr>
+                <w:rFonts w:ascii="Calibri" w:hAnsi="Calibri" w:cs="Arial"/>
                 <w:iCs/>
-                <w:color w:val="0070C0"/>
-                <w:sz w:val="18"/>
-                <w:szCs w:val="20"/>
-                <w:lang w:eastAsia="es-CL"/>
-              </w:rPr>
-              <w:t>evidencias que permitan dar cuenta del desarrollo del Proyecto APT y sus resultados finales.</w:t>
-            </w:r>
-          </w:p>
-          <w:p>
-            <w:pPr>
-              <w:ind w:left="743"/>
-              <w:rPr>
-                <w:rFonts w:ascii="Calibri" w:hAnsi="Calibri" w:cs="Arial"/>
-                <w:i/>
-                <w:color w:val="0070C0"/>
-                <w:sz w:val="18"/>
-                <w:szCs w:val="20"/>
-                <w:lang w:eastAsia="es-CL"/>
-              </w:rPr>
-            </w:pPr>
-            <w:r>
-              <w:rPr>
-                <w:rFonts w:ascii="Calibri" w:hAnsi="Calibri" w:cs="Arial"/>
-                <w:i/>
-                <w:color w:val="0070C0"/>
-                <w:sz w:val="18"/>
-                <w:szCs w:val="20"/>
-                <w:lang w:eastAsia="es-CL"/>
-              </w:rPr>
-              <w:t>¿Qué evidencias pueden servir para que los demás puedan visualizar y entender las distintas etapas de tu Proyecto APT y el resultado final?</w:t>
-            </w:r>
-            <w:r>
-              <w:rPr>
-                <w:rFonts w:ascii="Calibri" w:hAnsi="Calibri" w:cs="Arial"/>
-                <w:i/>
-                <w:color w:val="0070C0"/>
-                <w:sz w:val="18"/>
-                <w:szCs w:val="20"/>
-                <w:lang w:eastAsia="es-CL"/>
-              </w:rPr>
-              <w:t xml:space="preserve"> </w:t>
-            </w:r>
-          </w:p>
-          <w:p>
-            <w:pPr>
-              <w:ind w:left="743"/>
-              <w:rPr>
-                <w:b/>
-                <w:i/>
-                <w:color w:val="0070C0"/>
-                <w:sz w:val="18"/>
-              </w:rPr>
-            </w:pPr>
-            <w:r>
-              <w:rPr>
-                <w:b/>
-                <w:i/>
-                <w:color w:val="0070C0"/>
-                <w:sz w:val="18"/>
-                <w:highlight w:val="yellow"/>
-              </w:rPr>
-              <w:t>Adjuntar archivos</w:t>
-            </w:r>
+                <w:color w:val="548DD4"/>
+                <w:sz w:val="20"/>
+                <w:szCs w:val="20"/>
+                <w:lang w:eastAsia="es-CL"/>
+              </w:rPr>
+            </w:pPr>
+            <w:hyperlink r:id="rId14" w:history="1">
+              <w:r>
+                <w:rPr>
+                  <w:rStyle w:val="Hipervnculo"/>
+                  <w:rFonts w:ascii="Calibri" w:hAnsi="Calibri" w:cs="Arial"/>
+                  <w:iCs/>
+                  <w:sz w:val="20"/>
+                  <w:szCs w:val="20"/>
+                  <w:lang w:eastAsia="es-CL"/>
+                </w:rPr>
+                <w:t>Modelo Relacional BD</w:t>
+              </w:r>
+            </w:hyperlink>
+          </w:p>
+          <w:p>
+            <w:pPr>
+              <w:pStyle w:val="Prrafodelista"/>
+              <w:numPr>
+                <w:ilvl w:val="0"/>
+                <w:numId w:val="11"/>
+              </w:numPr>
+              <w:jc w:val="both"/>
+              <w:rPr>
+                <w:rFonts w:ascii="Calibri" w:hAnsi="Calibri" w:cs="Arial"/>
+                <w:iCs/>
+                <w:color w:val="548DD4"/>
+                <w:sz w:val="20"/>
+                <w:szCs w:val="20"/>
+                <w:lang w:eastAsia="es-CL"/>
+              </w:rPr>
+            </w:pPr>
+            <w:proofErr w:type="spellStart"/>
+            <w:r>
+              <w:rPr>
+                <w:rFonts w:ascii="Calibri" w:hAnsi="Calibri" w:cs="Arial"/>
+                <w:iCs/>
+                <w:color w:val="548DD4"/>
+                <w:sz w:val="20"/>
+                <w:szCs w:val="20"/>
+                <w:lang w:eastAsia="es-CL"/>
+              </w:rPr>
+              <w:t>Product</w:t>
+            </w:r>
+            <w:proofErr w:type="spellEnd"/>
+            <w:r>
+              <w:rPr>
+                <w:rFonts w:ascii="Calibri" w:hAnsi="Calibri" w:cs="Arial"/>
+                <w:iCs/>
+                <w:color w:val="548DD4"/>
+                <w:sz w:val="20"/>
+                <w:szCs w:val="20"/>
+                <w:lang w:eastAsia="es-CL"/>
+              </w:rPr>
+              <w:t xml:space="preserve"> Backlog</w:t>
+            </w:r>
+          </w:p>
+          <w:p>
+            <w:pPr>
+              <w:pStyle w:val="Prrafodelista"/>
+              <w:numPr>
+                <w:ilvl w:val="0"/>
+                <w:numId w:val="11"/>
+              </w:numPr>
+              <w:jc w:val="both"/>
+              <w:rPr>
+                <w:rFonts w:ascii="Calibri" w:hAnsi="Calibri" w:cs="Arial"/>
+                <w:iCs/>
+                <w:color w:val="548DD4"/>
+                <w:sz w:val="20"/>
+                <w:szCs w:val="20"/>
+                <w:lang w:eastAsia="es-CL"/>
+              </w:rPr>
+            </w:pPr>
+            <w:hyperlink r:id="rId15" w:history="1">
+              <w:r>
+                <w:rPr>
+                  <w:rStyle w:val="Hipervnculo"/>
+                  <w:rFonts w:ascii="Calibri" w:hAnsi="Calibri" w:cs="Arial"/>
+                  <w:iCs/>
+                  <w:sz w:val="20"/>
+                  <w:szCs w:val="20"/>
+                  <w:lang w:eastAsia="es-CL"/>
+                </w:rPr>
+                <w:t>UML</w:t>
+              </w:r>
+            </w:hyperlink>
+          </w:p>
+          <w:p>
+            <w:pPr>
+              <w:pStyle w:val="Prrafodelista"/>
+              <w:numPr>
+                <w:ilvl w:val="0"/>
+                <w:numId w:val="11"/>
+              </w:numPr>
+              <w:jc w:val="both"/>
+              <w:rPr>
+                <w:rFonts w:ascii="Calibri" w:hAnsi="Calibri" w:cs="Arial"/>
+                <w:iCs/>
+                <w:color w:val="548DD4"/>
+                <w:sz w:val="20"/>
+                <w:szCs w:val="20"/>
+                <w:lang w:eastAsia="es-CL"/>
+              </w:rPr>
+            </w:pPr>
+            <w:hyperlink r:id="rId16" w:history="1">
+              <w:r>
+                <w:rPr>
+                  <w:rStyle w:val="Hipervnculo"/>
+                  <w:rFonts w:ascii="Calibri" w:hAnsi="Calibri" w:cs="Arial"/>
+                  <w:iCs/>
+                  <w:sz w:val="20"/>
+                  <w:szCs w:val="20"/>
+                  <w:lang w:eastAsia="es-CL"/>
+                </w:rPr>
+                <w:t>Informe Yourmeds</w:t>
+              </w:r>
+            </w:hyperlink>
           </w:p>
         </w:tc>
       </w:tr>
@@ -2573,7 +2688,7 @@
     </w:p>
     <w:p/>
     <w:sectPr>
-      <w:headerReference w:type="default" r:id="rId11"/>
+      <w:headerReference w:type="default" r:id="rId17"/>
       <w:pgSz w:w="11906" w:h="16838"/>
       <w:pgMar w:top="1417" w:right="1701" w:bottom="1417" w:left="1701" w:header="708" w:footer="708" w:gutter="0"/>
       <w:cols w:space="708"/>
@@ -3470,6 +3585,119 @@
     </w:lvl>
   </w:abstractNum>
   <w:abstractNum w:abstractNumId="5" w15:restartNumberingAfterBreak="0">
+    <w:nsid w:val="36471269"/>
+    <w:multiLevelType w:val="hybridMultilevel"/>
+    <w:tmpl w:val="6A1059A4"/>
+    <w:lvl w:ilvl="0" w:tplc="340A0001">
+      <w:start w:val="1"/>
+      <w:numFmt w:val="bullet"/>
+      <w:lvlText w:val=""/>
+      <w:lvlJc w:val="left"/>
+      <w:pPr>
+        <w:ind w:left="764" w:hanging="360"/>
+      </w:pPr>
+      <w:rPr>
+        <w:rFonts w:ascii="Symbol" w:hAnsi="Symbol" w:hint="default"/>
+      </w:rPr>
+    </w:lvl>
+    <w:lvl w:ilvl="1" w:tplc="340A0003" w:tentative="1">
+      <w:start w:val="1"/>
+      <w:numFmt w:val="bullet"/>
+      <w:lvlText w:val="o"/>
+      <w:lvlJc w:val="left"/>
+      <w:pPr>
+        <w:ind w:left="1484" w:hanging="360"/>
+      </w:pPr>
+      <w:rPr>
+        <w:rFonts w:ascii="Courier New" w:hAnsi="Courier New" w:cs="Courier New" w:hint="default"/>
+      </w:rPr>
+    </w:lvl>
+    <w:lvl w:ilvl="2" w:tplc="340A0005" w:tentative="1">
+      <w:start w:val="1"/>
+      <w:numFmt w:val="bullet"/>
+      <w:lvlText w:val=""/>
+      <w:lvlJc w:val="left"/>
+      <w:pPr>
+        <w:ind w:left="2204" w:hanging="360"/>
+      </w:pPr>
+      <w:rPr>
+        <w:rFonts w:ascii="Wingdings" w:hAnsi="Wingdings" w:hint="default"/>
+      </w:rPr>
+    </w:lvl>
+    <w:lvl w:ilvl="3" w:tplc="340A0001" w:tentative="1">
+      <w:start w:val="1"/>
+      <w:numFmt w:val="bullet"/>
+      <w:lvlText w:val=""/>
+      <w:lvlJc w:val="left"/>
+      <w:pPr>
+        <w:ind w:left="2924" w:hanging="360"/>
+      </w:pPr>
+      <w:rPr>
+        <w:rFonts w:ascii="Symbol" w:hAnsi="Symbol" w:hint="default"/>
+      </w:rPr>
+    </w:lvl>
+    <w:lvl w:ilvl="4" w:tplc="340A0003" w:tentative="1">
+      <w:start w:val="1"/>
+      <w:numFmt w:val="bullet"/>
+      <w:lvlText w:val="o"/>
+      <w:lvlJc w:val="left"/>
+      <w:pPr>
+        <w:ind w:left="3644" w:hanging="360"/>
+      </w:pPr>
+      <w:rPr>
+        <w:rFonts w:ascii="Courier New" w:hAnsi="Courier New" w:cs="Courier New" w:hint="default"/>
+      </w:rPr>
+    </w:lvl>
+    <w:lvl w:ilvl="5" w:tplc="340A0005" w:tentative="1">
+      <w:start w:val="1"/>
+      <w:numFmt w:val="bullet"/>
+      <w:lvlText w:val=""/>
+      <w:lvlJc w:val="left"/>
+      <w:pPr>
+        <w:ind w:left="4364" w:hanging="360"/>
+      </w:pPr>
+      <w:rPr>
+        <w:rFonts w:ascii="Wingdings" w:hAnsi="Wingdings" w:hint="default"/>
+      </w:rPr>
+    </w:lvl>
+    <w:lvl w:ilvl="6" w:tplc="340A0001" w:tentative="1">
+      <w:start w:val="1"/>
+      <w:numFmt w:val="bullet"/>
+      <w:lvlText w:val=""/>
+      <w:lvlJc w:val="left"/>
+      <w:pPr>
+        <w:ind w:left="5084" w:hanging="360"/>
+      </w:pPr>
+      <w:rPr>
+        <w:rFonts w:ascii="Symbol" w:hAnsi="Symbol" w:hint="default"/>
+      </w:rPr>
+    </w:lvl>
+    <w:lvl w:ilvl="7" w:tplc="340A0003" w:tentative="1">
+      <w:start w:val="1"/>
+      <w:numFmt w:val="bullet"/>
+      <w:lvlText w:val="o"/>
+      <w:lvlJc w:val="left"/>
+      <w:pPr>
+        <w:ind w:left="5804" w:hanging="360"/>
+      </w:pPr>
+      <w:rPr>
+        <w:rFonts w:ascii="Courier New" w:hAnsi="Courier New" w:cs="Courier New" w:hint="default"/>
+      </w:rPr>
+    </w:lvl>
+    <w:lvl w:ilvl="8" w:tplc="340A0005" w:tentative="1">
+      <w:start w:val="1"/>
+      <w:numFmt w:val="bullet"/>
+      <w:lvlText w:val=""/>
+      <w:lvlJc w:val="left"/>
+      <w:pPr>
+        <w:ind w:left="6524" w:hanging="360"/>
+      </w:pPr>
+      <w:rPr>
+        <w:rFonts w:ascii="Wingdings" w:hAnsi="Wingdings" w:hint="default"/>
+      </w:rPr>
+    </w:lvl>
+  </w:abstractNum>
+  <w:abstractNum w:abstractNumId="6" w15:restartNumberingAfterBreak="0">
     <w:nsid w:val="51D05305"/>
     <w:multiLevelType w:val="hybridMultilevel"/>
     <w:tmpl w:val="630E86B8"/>
@@ -3582,7 +3810,7 @@
       </w:rPr>
     </w:lvl>
   </w:abstractNum>
-  <w:abstractNum w:abstractNumId="6" w15:restartNumberingAfterBreak="0">
+  <w:abstractNum w:abstractNumId="7" w15:restartNumberingAfterBreak="0">
     <w:nsid w:val="66494837"/>
     <w:multiLevelType w:val="hybridMultilevel"/>
     <w:tmpl w:val="68BA2608"/>
@@ -3695,7 +3923,7 @@
       </w:rPr>
     </w:lvl>
   </w:abstractNum>
-  <w:abstractNum w:abstractNumId="7" w15:restartNumberingAfterBreak="0">
+  <w:abstractNum w:abstractNumId="8" w15:restartNumberingAfterBreak="0">
     <w:nsid w:val="731E1176"/>
     <w:multiLevelType w:val="hybridMultilevel"/>
     <w:tmpl w:val="AF82A29E"/>
@@ -3785,7 +4013,7 @@
       </w:pPr>
     </w:lvl>
   </w:abstractNum>
-  <w:abstractNum w:abstractNumId="8" w15:restartNumberingAfterBreak="0">
+  <w:abstractNum w:abstractNumId="9" w15:restartNumberingAfterBreak="0">
     <w:nsid w:val="79FB5E8E"/>
     <w:multiLevelType w:val="hybridMultilevel"/>
     <w:tmpl w:val="B9E86F90"/>
@@ -3898,7 +4126,7 @@
       </w:rPr>
     </w:lvl>
   </w:abstractNum>
-  <w:abstractNum w:abstractNumId="9" w15:restartNumberingAfterBreak="0">
+  <w:abstractNum w:abstractNumId="10" w15:restartNumberingAfterBreak="0">
     <w:nsid w:val="7FEA799F"/>
     <w:multiLevelType w:val="hybridMultilevel"/>
     <w:tmpl w:val="1A684BBE"/>
@@ -3991,19 +4219,19 @@
     <w:abstractNumId w:val="4"/>
   </w:num>
   <w:num w:numId="3" w16cid:durableId="1139542641">
-    <w:abstractNumId w:val="7"/>
+    <w:abstractNumId w:val="8"/>
   </w:num>
   <w:num w:numId="4" w16cid:durableId="1723285613">
     <w:abstractNumId w:val="3"/>
   </w:num>
   <w:num w:numId="5" w16cid:durableId="1190411757">
-    <w:abstractNumId w:val="5"/>
+    <w:abstractNumId w:val="6"/>
   </w:num>
   <w:num w:numId="6" w16cid:durableId="2052682708">
-    <w:abstractNumId w:val="6"/>
+    <w:abstractNumId w:val="7"/>
   </w:num>
   <w:num w:numId="7" w16cid:durableId="739210981">
-    <w:abstractNumId w:val="8"/>
+    <w:abstractNumId w:val="9"/>
   </w:num>
   <w:num w:numId="8" w16cid:durableId="1263227372">
     <w:abstractNumId w:val="2"/>
@@ -4012,7 +4240,10 @@
     <w:abstractNumId w:val="0"/>
   </w:num>
   <w:num w:numId="10" w16cid:durableId="570311587">
-    <w:abstractNumId w:val="9"/>
+    <w:abstractNumId w:val="10"/>
+  </w:num>
+  <w:num w:numId="11" w16cid:durableId="1535383410">
+    <w:abstractNumId w:val="5"/>
   </w:num>
 </w:numbering>
 </file>
@@ -4717,6 +4948,29 @@
     <w:basedOn w:val="Fuentedeprrafopredeter"/>
     <w:rsid w:val="00B4008E"/>
   </w:style>
+  <w:style w:type="character" w:styleId="Hipervnculo">
+    <w:name w:val="Hyperlink"/>
+    <w:basedOn w:val="Fuentedeprrafopredeter"/>
+    <w:uiPriority w:val="99"/>
+    <w:unhideWhenUsed/>
+    <w:rsid w:val="004A2B94"/>
+    <w:rPr>
+      <w:color w:val="0563C1" w:themeColor="hyperlink"/>
+      <w:u w:val="single"/>
+    </w:rPr>
+  </w:style>
+  <w:style w:type="character" w:styleId="Hipervnculovisitado">
+    <w:name w:val="FollowedHyperlink"/>
+    <w:basedOn w:val="Fuentedeprrafopredeter"/>
+    <w:uiPriority w:val="99"/>
+    <w:semiHidden/>
+    <w:unhideWhenUsed/>
+    <w:rsid w:val="004A2B94"/>
+    <w:rPr>
+      <w:color w:val="954F72" w:themeColor="followedHyperlink"/>
+      <w:u w:val="single"/>
+    </w:rPr>
+  </w:style>
 </w:styles>
 </file>
 
@@ -5016,12 +5270,21 @@
 </file>
 
 <file path=customXml/item1.xml><?xml version="1.0" encoding="utf-8"?>
+<?mso-contentType ?>
+<FormTemplates xmlns="http://schemas.microsoft.com/sharepoint/v3/contenttype/forms">
+  <Display>DocumentLibraryForm</Display>
+  <Edit>DocumentLibraryForm</Edit>
+  <New>DocumentLibraryForm</New>
+</FormTemplates>
+</file>
+
+<file path=customXml/item2.xml><?xml version="1.0" encoding="utf-8"?>
 <p:properties xmlns:p="http://schemas.microsoft.com/office/2006/metadata/properties" xmlns:xsi="http://www.w3.org/2001/XMLSchema-instance" xmlns:pc="http://schemas.microsoft.com/office/infopath/2007/PartnerControls">
   <documentManagement/>
 </p:properties>
 </file>
 
-<file path=customXml/item2.xml><?xml version="1.0" encoding="utf-8"?>
+<file path=customXml/item3.xml><?xml version="1.0" encoding="utf-8"?>
 <ct:contentTypeSchema xmlns:ct="http://schemas.microsoft.com/office/2006/metadata/contentType" xmlns:ma="http://schemas.microsoft.com/office/2006/metadata/properties/metaAttributes" ct:_="" ma:_="" ma:contentTypeName="Documento" ma:contentTypeID="0x010100E96778489EE7714D8BD12CC105EB918B" ma:contentTypeVersion="2" ma:contentTypeDescription="Crear nuevo documento." ma:contentTypeScope="" ma:versionID="416c5c7ae9b5d54d83875cd3c65194e3">
   <xsd:schema xmlns:xsd="http://www.w3.org/2001/XMLSchema" xmlns:xs="http://www.w3.org/2001/XMLSchema" xmlns:p="http://schemas.microsoft.com/office/2006/metadata/properties" xmlns:ns2="126e8a1c-9ea9-435a-ac89-d06c80d62e30" targetNamespace="http://schemas.microsoft.com/office/2006/metadata/properties" ma:root="true" ma:fieldsID="70a237c842677bd850644f8595079f5e" ns2:_="">
     <xsd:import namespace="126e8a1c-9ea9-435a-ac89-d06c80d62e30"/>
@@ -5153,20 +5416,19 @@
 </ct:contentTypeSchema>
 </file>
 
-<file path=customXml/item3.xml><?xml version="1.0" encoding="utf-8"?>
+<file path=customXml/item4.xml><?xml version="1.0" encoding="utf-8"?>
 <b:Sources xmlns:b="http://schemas.openxmlformats.org/officeDocument/2006/bibliography" xmlns="http://schemas.openxmlformats.org/officeDocument/2006/bibliography" SelectedStyle="\APASixthEditionOfficeOnline.xsl" StyleName="APA" Version="6"/>
 </file>
 
-<file path=customXml/item4.xml><?xml version="1.0" encoding="utf-8"?>
-<?mso-contentType ?>
-<FormTemplates xmlns="http://schemas.microsoft.com/sharepoint/v3/contenttype/forms">
-  <Display>DocumentLibraryForm</Display>
-  <Edit>DocumentLibraryForm</Edit>
-  <New>DocumentLibraryForm</New>
-</FormTemplates>
+<file path=customXml/itemProps1.xml><?xml version="1.0" encoding="utf-8"?>
+<ds:datastoreItem xmlns:ds="http://schemas.openxmlformats.org/officeDocument/2006/customXml" ds:itemID="{DB26575A-B7B3-4412-B642-D3B0845180CC}">
+  <ds:schemaRefs>
+    <ds:schemaRef ds:uri="http://schemas.microsoft.com/sharepoint/v3/contenttype/forms"/>
+  </ds:schemaRefs>
+</ds:datastoreItem>
 </file>
 
-<file path=customXml/itemProps1.xml><?xml version="1.0" encoding="utf-8"?>
+<file path=customXml/itemProps2.xml><?xml version="1.0" encoding="utf-8"?>
 <ds:datastoreItem xmlns:ds="http://schemas.openxmlformats.org/officeDocument/2006/customXml" ds:itemID="{372B79FC-6971-4544-98C5-83069028712A}">
   <ds:schemaRefs>
     <ds:schemaRef ds:uri="http://schemas.microsoft.com/office/2006/metadata/properties"/>
@@ -5175,7 +5437,7 @@
 </ds:datastoreItem>
 </file>
 
-<file path=customXml/itemProps2.xml><?xml version="1.0" encoding="utf-8"?>
+<file path=customXml/itemProps3.xml><?xml version="1.0" encoding="utf-8"?>
 <ds:datastoreItem xmlns:ds="http://schemas.openxmlformats.org/officeDocument/2006/customXml" ds:itemID="{1A4E63CB-0BBC-477D-B96D-0B1E89CFECED}">
   <ds:schemaRefs>
     <ds:schemaRef ds:uri="http://schemas.microsoft.com/office/2006/metadata/contentType"/>
@@ -5193,18 +5455,10 @@
 </ds:datastoreItem>
 </file>
 
-<file path=customXml/itemProps3.xml><?xml version="1.0" encoding="utf-8"?>
+<file path=customXml/itemProps4.xml><?xml version="1.0" encoding="utf-8"?>
 <ds:datastoreItem xmlns:ds="http://schemas.openxmlformats.org/officeDocument/2006/customXml" ds:itemID="{BDCED711-E314-4C22-B587-D275DD8897EC}">
   <ds:schemaRefs>
     <ds:schemaRef ds:uri="http://schemas.openxmlformats.org/officeDocument/2006/bibliography"/>
   </ds:schemaRefs>
 </ds:datastoreItem>
-</file>
-
-<file path=customXml/itemProps4.xml><?xml version="1.0" encoding="utf-8"?>
-<ds:datastoreItem xmlns:ds="http://schemas.openxmlformats.org/officeDocument/2006/customXml" ds:itemID="{DB26575A-B7B3-4412-B642-D3B0845180CC}">
-  <ds:schemaRefs>
-    <ds:schemaRef ds:uri="http://schemas.microsoft.com/sharepoint/v3/contenttype/forms"/>
-  </ds:schemaRefs>
-</ds:datastoreItem>
 </file>
--- a/Capstone/Fase 2/Grupales/2.6_GuiaEstudiante_Fase 2_Informe Final Proyecto APT.docx
+++ b/Capstone/Fase 2/Grupales/2.6_GuiaEstudiante_Fase 2_Informe Final Proyecto APT.docx
@@ -165,7 +165,6 @@
                                 </w:rPr>
                                 <w:t xml:space="preserve">Asignatura </w:t>
                               </w:r>
-                              <w:proofErr w:type="spellStart"/>
                               <w:r>
                                 <w:rPr>
                                   <w:b/>
@@ -175,7 +174,6 @@
                                 </w:rPr>
                                 <w:t>Capstone</w:t>
                               </w:r>
-                              <w:proofErr w:type="spellEnd"/>
                             </w:p>
                           </w:txbxContent>
                         </wps:txbx>
@@ -352,7 +350,6 @@
                           </w:rPr>
                           <w:t xml:space="preserve">Asignatura </w:t>
                         </w:r>
-                        <w:proofErr w:type="spellStart"/>
                         <w:r>
                           <w:rPr>
                             <w:b/>
@@ -362,7 +359,6 @@
                           </w:rPr>
                           <w:t>Capstone</w:t>
                         </w:r>
-                        <w:proofErr w:type="spellEnd"/>
                       </w:p>
                     </w:txbxContent>
                   </v:textbox>
@@ -2120,29 +2116,7 @@
                   <w:szCs w:val="20"/>
                   <w:lang w:eastAsia="es-CL"/>
                 </w:rPr>
-                <w:t xml:space="preserve">Apunte de Historia de </w:t>
-              </w:r>
-              <w:r>
-                <w:rPr>
-                  <w:rStyle w:val="Hipervnculo"/>
-                  <w:rFonts w:ascii="Calibri" w:hAnsi="Calibri" w:cs="Arial"/>
-                  <w:iCs/>
-                  <w:sz w:val="20"/>
-                  <w:szCs w:val="20"/>
-                  <w:lang w:eastAsia="es-CL"/>
-                </w:rPr>
-                <w:t>u</w:t>
-              </w:r>
-              <w:r>
-                <w:rPr>
-                  <w:rStyle w:val="Hipervnculo"/>
-                  <w:rFonts w:ascii="Calibri" w:hAnsi="Calibri" w:cs="Arial"/>
-                  <w:iCs/>
-                  <w:sz w:val="20"/>
-                  <w:szCs w:val="20"/>
-                  <w:lang w:eastAsia="es-CL"/>
-                </w:rPr>
-                <w:t>suario y Sprint</w:t>
+                <w:t>Apunte de Historia de usuario y Sprint</w:t>
               </w:r>
             </w:hyperlink>
           </w:p>
@@ -2256,30 +2230,32 @@
                 <w:lang w:eastAsia="es-CL"/>
               </w:rPr>
             </w:pPr>
-            <w:proofErr w:type="spellStart"/>
-            <w:r>
-              <w:rPr>
-                <w:rFonts w:ascii="Calibri" w:hAnsi="Calibri" w:cs="Arial"/>
-                <w:iCs/>
-                <w:color w:val="548DD4"/>
-                <w:sz w:val="20"/>
-                <w:szCs w:val="20"/>
-                <w:lang w:eastAsia="es-CL"/>
-              </w:rPr>
-              <w:t>Product</w:t>
-            </w:r>
-            <w:proofErr w:type="spellEnd"/>
-            <w:r>
-              <w:rPr>
-                <w:rFonts w:ascii="Calibri" w:hAnsi="Calibri" w:cs="Arial"/>
-                <w:iCs/>
-                <w:color w:val="548DD4"/>
-                <w:sz w:val="20"/>
-                <w:szCs w:val="20"/>
-                <w:lang w:eastAsia="es-CL"/>
-              </w:rPr>
-              <w:t xml:space="preserve"> Backlog</w:t>
-            </w:r>
+            <w:hyperlink r:id="rId15" w:history="1">
+              <w:proofErr w:type="spellStart"/>
+              <w:r>
+                <w:rPr>
+                  <w:rStyle w:val="Hipervnculo"/>
+                  <w:rFonts w:ascii="Calibri" w:hAnsi="Calibri" w:cs="Arial"/>
+                  <w:iCs/>
+                  <w:sz w:val="20"/>
+                  <w:szCs w:val="20"/>
+                  <w:lang w:eastAsia="es-CL"/>
+                </w:rPr>
+                <w:t>Product</w:t>
+              </w:r>
+              <w:proofErr w:type="spellEnd"/>
+              <w:r>
+                <w:rPr>
+                  <w:rStyle w:val="Hipervnculo"/>
+                  <w:rFonts w:ascii="Calibri" w:hAnsi="Calibri" w:cs="Arial"/>
+                  <w:iCs/>
+                  <w:sz w:val="20"/>
+                  <w:szCs w:val="20"/>
+                  <w:lang w:eastAsia="es-CL"/>
+                </w:rPr>
+                <w:t xml:space="preserve"> Backlog</w:t>
+              </w:r>
+            </w:hyperlink>
           </w:p>
           <w:p>
             <w:pPr>
@@ -2298,7 +2274,7 @@
                 <w:lang w:eastAsia="es-CL"/>
               </w:rPr>
             </w:pPr>
-            <w:hyperlink r:id="rId15" w:history="1">
+            <w:hyperlink r:id="rId16" w:history="1">
               <w:r>
                 <w:rPr>
                   <w:rStyle w:val="Hipervnculo"/>
@@ -2329,7 +2305,7 @@
                 <w:lang w:eastAsia="es-CL"/>
               </w:rPr>
             </w:pPr>
-            <w:hyperlink r:id="rId16" w:history="1">
+            <w:hyperlink r:id="rId17" w:history="1">
               <w:r>
                 <w:rPr>
                   <w:rStyle w:val="Hipervnculo"/>
@@ -2688,7 +2664,7 @@
     </w:p>
     <w:p/>
     <w:sectPr>
-      <w:headerReference w:type="default" r:id="rId17"/>
+      <w:headerReference w:type="default" r:id="rId18"/>
       <w:pgSz w:w="11906" w:h="16838"/>
       <w:pgMar w:top="1417" w:right="1701" w:bottom="1417" w:left="1701" w:header="708" w:footer="708" w:gutter="0"/>
       <w:cols w:space="708"/>
@@ -4971,6 +4947,18 @@
       <w:u w:val="single"/>
     </w:rPr>
   </w:style>
+  <w:style w:type="character" w:styleId="Mencinsinresolver">
+    <w:name w:val="Unresolved Mention"/>
+    <w:basedOn w:val="Fuentedeprrafopredeter"/>
+    <w:uiPriority w:val="99"/>
+    <w:semiHidden/>
+    <w:unhideWhenUsed/>
+    <w:rsid w:val="00331BB9"/>
+    <w:rPr>
+      <w:color w:val="605E5C"/>
+      <w:shd w:val="clear" w:color="auto" w:fill="E1DFDD"/>
+    </w:rPr>
+  </w:style>
 </w:styles>
 </file>
 
@@ -5270,21 +5258,10 @@
 </file>
 
 <file path=customXml/item1.xml><?xml version="1.0" encoding="utf-8"?>
-<?mso-contentType ?>
-<FormTemplates xmlns="http://schemas.microsoft.com/sharepoint/v3/contenttype/forms">
-  <Display>DocumentLibraryForm</Display>
-  <Edit>DocumentLibraryForm</Edit>
-  <New>DocumentLibraryForm</New>
-</FormTemplates>
+<b:Sources xmlns:b="http://schemas.openxmlformats.org/officeDocument/2006/bibliography" xmlns="http://schemas.openxmlformats.org/officeDocument/2006/bibliography" SelectedStyle="\APASixthEditionOfficeOnline.xsl" StyleName="APA" Version="6"/>
 </file>
 
 <file path=customXml/item2.xml><?xml version="1.0" encoding="utf-8"?>
-<p:properties xmlns:p="http://schemas.microsoft.com/office/2006/metadata/properties" xmlns:xsi="http://www.w3.org/2001/XMLSchema-instance" xmlns:pc="http://schemas.microsoft.com/office/infopath/2007/PartnerControls">
-  <documentManagement/>
-</p:properties>
-</file>
-
-<file path=customXml/item3.xml><?xml version="1.0" encoding="utf-8"?>
 <ct:contentTypeSchema xmlns:ct="http://schemas.microsoft.com/office/2006/metadata/contentType" xmlns:ma="http://schemas.microsoft.com/office/2006/metadata/properties/metaAttributes" ct:_="" ma:_="" ma:contentTypeName="Documento" ma:contentTypeID="0x010100E96778489EE7714D8BD12CC105EB918B" ma:contentTypeVersion="2" ma:contentTypeDescription="Crear nuevo documento." ma:contentTypeScope="" ma:versionID="416c5c7ae9b5d54d83875cd3c65194e3">
   <xsd:schema xmlns:xsd="http://www.w3.org/2001/XMLSchema" xmlns:xs="http://www.w3.org/2001/XMLSchema" xmlns:p="http://schemas.microsoft.com/office/2006/metadata/properties" xmlns:ns2="126e8a1c-9ea9-435a-ac89-d06c80d62e30" targetNamespace="http://schemas.microsoft.com/office/2006/metadata/properties" ma:root="true" ma:fieldsID="70a237c842677bd850644f8595079f5e" ns2:_="">
     <xsd:import namespace="126e8a1c-9ea9-435a-ac89-d06c80d62e30"/>
@@ -5416,28 +5393,30 @@
 </ct:contentTypeSchema>
 </file>
 
+<file path=customXml/item3.xml><?xml version="1.0" encoding="utf-8"?>
+<p:properties xmlns:p="http://schemas.microsoft.com/office/2006/metadata/properties" xmlns:xsi="http://www.w3.org/2001/XMLSchema-instance" xmlns:pc="http://schemas.microsoft.com/office/infopath/2007/PartnerControls">
+  <documentManagement/>
+</p:properties>
+</file>
+
 <file path=customXml/item4.xml><?xml version="1.0" encoding="utf-8"?>
-<b:Sources xmlns:b="http://schemas.openxmlformats.org/officeDocument/2006/bibliography" xmlns="http://schemas.openxmlformats.org/officeDocument/2006/bibliography" SelectedStyle="\APASixthEditionOfficeOnline.xsl" StyleName="APA" Version="6"/>
+<?mso-contentType ?>
+<FormTemplates xmlns="http://schemas.microsoft.com/sharepoint/v3/contenttype/forms">
+  <Display>DocumentLibraryForm</Display>
+  <Edit>DocumentLibraryForm</Edit>
+  <New>DocumentLibraryForm</New>
+</FormTemplates>
 </file>
 
 <file path=customXml/itemProps1.xml><?xml version="1.0" encoding="utf-8"?>
-<ds:datastoreItem xmlns:ds="http://schemas.openxmlformats.org/officeDocument/2006/customXml" ds:itemID="{DB26575A-B7B3-4412-B642-D3B0845180CC}">
+<ds:datastoreItem xmlns:ds="http://schemas.openxmlformats.org/officeDocument/2006/customXml" ds:itemID="{BDCED711-E314-4C22-B587-D275DD8897EC}">
   <ds:schemaRefs>
-    <ds:schemaRef ds:uri="http://schemas.microsoft.com/sharepoint/v3/contenttype/forms"/>
+    <ds:schemaRef ds:uri="http://schemas.openxmlformats.org/officeDocument/2006/bibliography"/>
   </ds:schemaRefs>
 </ds:datastoreItem>
 </file>
 
 <file path=customXml/itemProps2.xml><?xml version="1.0" encoding="utf-8"?>
-<ds:datastoreItem xmlns:ds="http://schemas.openxmlformats.org/officeDocument/2006/customXml" ds:itemID="{372B79FC-6971-4544-98C5-83069028712A}">
-  <ds:schemaRefs>
-    <ds:schemaRef ds:uri="http://schemas.microsoft.com/office/2006/metadata/properties"/>
-    <ds:schemaRef ds:uri="http://schemas.microsoft.com/office/infopath/2007/PartnerControls"/>
-  </ds:schemaRefs>
-</ds:datastoreItem>
-</file>
-
-<file path=customXml/itemProps3.xml><?xml version="1.0" encoding="utf-8"?>
 <ds:datastoreItem xmlns:ds="http://schemas.openxmlformats.org/officeDocument/2006/customXml" ds:itemID="{1A4E63CB-0BBC-477D-B96D-0B1E89CFECED}">
   <ds:schemaRefs>
     <ds:schemaRef ds:uri="http://schemas.microsoft.com/office/2006/metadata/contentType"/>
@@ -5455,10 +5434,19 @@
 </ds:datastoreItem>
 </file>
 
+<file path=customXml/itemProps3.xml><?xml version="1.0" encoding="utf-8"?>
+<ds:datastoreItem xmlns:ds="http://schemas.openxmlformats.org/officeDocument/2006/customXml" ds:itemID="{372B79FC-6971-4544-98C5-83069028712A}">
+  <ds:schemaRefs>
+    <ds:schemaRef ds:uri="http://schemas.microsoft.com/office/2006/metadata/properties"/>
+    <ds:schemaRef ds:uri="http://schemas.microsoft.com/office/infopath/2007/PartnerControls"/>
+  </ds:schemaRefs>
+</ds:datastoreItem>
+</file>
+
 <file path=customXml/itemProps4.xml><?xml version="1.0" encoding="utf-8"?>
-<ds:datastoreItem xmlns:ds="http://schemas.openxmlformats.org/officeDocument/2006/customXml" ds:itemID="{BDCED711-E314-4C22-B587-D275DD8897EC}">
+<ds:datastoreItem xmlns:ds="http://schemas.openxmlformats.org/officeDocument/2006/customXml" ds:itemID="{DB26575A-B7B3-4412-B642-D3B0845180CC}">
   <ds:schemaRefs>
-    <ds:schemaRef ds:uri="http://schemas.openxmlformats.org/officeDocument/2006/bibliography"/>
+    <ds:schemaRef ds:uri="http://schemas.microsoft.com/sharepoint/v3/contenttype/forms"/>
   </ds:schemaRefs>
 </ds:datastoreItem>
 </file>
--- a/Capstone/Fase 2/Grupales/2.6_GuiaEstudiante_Fase 2_Informe Final Proyecto APT.docx
+++ b/Capstone/Fase 2/Grupales/2.6_GuiaEstudiante_Fase 2_Informe Final Proyecto APT.docx
@@ -702,12 +702,14 @@
             <w:pPr>
               <w:rPr>
                 <w:b/>
-              </w:rPr>
-            </w:pPr>
-            <w:r>
-              <w:rPr>
-                <w:rFonts w:ascii="Calibri" w:hAnsi="Calibri" w:cs="Arial"/>
-                <w:i/>
+                <w:iCs/>
+              </w:rPr>
+            </w:pPr>
+            <w:proofErr w:type="spellStart"/>
+            <w:r>
+              <w:rPr>
+                <w:rFonts w:ascii="Calibri" w:hAnsi="Calibri" w:cs="Arial"/>
+                <w:iCs/>
                 <w:color w:val="548DD4"/>
                 <w:sz w:val="20"/>
                 <w:szCs w:val="20"/>
@@ -715,6 +717,7 @@
               </w:rPr>
               <w:t>YourMeds</w:t>
             </w:r>
+            <w:proofErr w:type="spellEnd"/>
           </w:p>
         </w:tc>
       </w:tr>
@@ -752,18 +755,43 @@
             <w:pPr>
               <w:rPr>
                 <w:b/>
-              </w:rPr>
-            </w:pPr>
-            <w:r>
-              <w:rPr>
-                <w:rFonts w:ascii="Calibri" w:hAnsi="Calibri" w:cs="Arial"/>
-                <w:i/>
+                <w:iCs/>
+              </w:rPr>
+            </w:pPr>
+            <w:r>
+              <w:rPr>
+                <w:rFonts w:ascii="Calibri" w:hAnsi="Calibri" w:cs="Arial"/>
+                <w:iCs/>
                 <w:color w:val="548DD4"/>
                 <w:sz w:val="20"/>
                 <w:szCs w:val="20"/>
                 <w:lang w:eastAsia="es-CL"/>
               </w:rPr>
-              <w:t>Programación Frontend (aplicación móvil) y Programación Backend</w:t>
+              <w:t xml:space="preserve">Programación </w:t>
+            </w:r>
+            <w:proofErr w:type="spellStart"/>
+            <w:r>
+              <w:rPr>
+                <w:rFonts w:ascii="Calibri" w:hAnsi="Calibri" w:cs="Arial"/>
+                <w:iCs/>
+                <w:color w:val="548DD4"/>
+                <w:sz w:val="20"/>
+                <w:szCs w:val="20"/>
+                <w:lang w:eastAsia="es-CL"/>
+              </w:rPr>
+              <w:t>Frontend</w:t>
+            </w:r>
+            <w:proofErr w:type="spellEnd"/>
+            <w:r>
+              <w:rPr>
+                <w:rFonts w:ascii="Calibri" w:hAnsi="Calibri" w:cs="Arial"/>
+                <w:iCs/>
+                <w:color w:val="548DD4"/>
+                <w:sz w:val="20"/>
+                <w:szCs w:val="20"/>
+                <w:lang w:eastAsia="es-CL"/>
+              </w:rPr>
+              <w:t xml:space="preserve"> (aplicación móvil) y Programación Backend</w:t>
             </w:r>
           </w:p>
         </w:tc>
@@ -815,7 +843,7 @@
               </w:numPr>
               <w:rPr>
                 <w:rFonts w:ascii="Calibri" w:hAnsi="Calibri" w:cs="Arial"/>
-                <w:i/>
+                <w:iCs/>
                 <w:color w:val="548DD4"/>
                 <w:sz w:val="20"/>
                 <w:szCs w:val="20"/>
@@ -825,7 +853,7 @@
             <w:r>
               <w:rPr>
                 <w:rFonts w:ascii="Calibri" w:hAnsi="Calibri" w:cs="Arial"/>
-                <w:i/>
+                <w:iCs/>
                 <w:color w:val="548DD4"/>
                 <w:sz w:val="20"/>
                 <w:szCs w:val="20"/>
@@ -843,7 +871,7 @@
               </w:numPr>
               <w:rPr>
                 <w:rFonts w:ascii="Calibri" w:hAnsi="Calibri" w:cs="Arial"/>
-                <w:i/>
+                <w:iCs/>
                 <w:color w:val="548DD4"/>
                 <w:sz w:val="20"/>
                 <w:szCs w:val="20"/>
@@ -853,7 +881,7 @@
             <w:r>
               <w:rPr>
                 <w:rFonts w:ascii="Calibri" w:hAnsi="Calibri" w:cs="Arial"/>
-                <w:i/>
+                <w:iCs/>
                 <w:color w:val="548DD4"/>
                 <w:sz w:val="20"/>
                 <w:szCs w:val="20"/>
@@ -871,7 +899,7 @@
               </w:numPr>
               <w:rPr>
                 <w:rFonts w:ascii="Calibri" w:hAnsi="Calibri" w:cs="Arial"/>
-                <w:i/>
+                <w:iCs/>
                 <w:color w:val="548DD4"/>
                 <w:sz w:val="20"/>
                 <w:szCs w:val="20"/>
@@ -881,7 +909,7 @@
             <w:r>
               <w:rPr>
                 <w:rFonts w:ascii="Calibri" w:hAnsi="Calibri" w:cs="Arial"/>
-                <w:i/>
+                <w:iCs/>
                 <w:color w:val="548DD4"/>
                 <w:sz w:val="20"/>
                 <w:szCs w:val="20"/>
@@ -899,7 +927,7 @@
               </w:numPr>
               <w:rPr>
                 <w:rFonts w:ascii="Calibri" w:hAnsi="Calibri" w:cs="Arial"/>
-                <w:i/>
+                <w:iCs/>
                 <w:color w:val="548DD4"/>
                 <w:sz w:val="20"/>
                 <w:szCs w:val="20"/>
@@ -909,7 +937,7 @@
             <w:r>
               <w:rPr>
                 <w:rFonts w:ascii="Calibri" w:hAnsi="Calibri" w:cs="Arial"/>
-                <w:i/>
+                <w:iCs/>
                 <w:color w:val="548DD4"/>
                 <w:sz w:val="20"/>
                 <w:szCs w:val="20"/>
@@ -926,19 +954,35 @@
                 <w:numId w:val="9"/>
               </w:numPr>
               <w:rPr>
-                <w:b/>
-              </w:rPr>
-            </w:pPr>
-            <w:r>
-              <w:rPr>
-                <w:rFonts w:ascii="Calibri" w:hAnsi="Calibri" w:cs="Arial"/>
-                <w:i/>
+                <w:rFonts w:ascii="Calibri" w:hAnsi="Calibri" w:cs="Arial"/>
+                <w:iCs/>
                 <w:color w:val="548DD4"/>
                 <w:sz w:val="20"/>
                 <w:szCs w:val="20"/>
                 <w:lang w:eastAsia="es-CL"/>
               </w:rPr>
-              <w:t>Implementar soluciones sistémicas integrales para automatizar y optimizar procesos de acuerdo con las necesidades identificadas.</w:t>
+            </w:pPr>
+            <w:r>
+              <w:rPr>
+                <w:rFonts w:ascii="Calibri" w:hAnsi="Calibri" w:cs="Arial"/>
+                <w:iCs/>
+                <w:color w:val="5B9BD5" w:themeColor="accent5"/>
+                <w:sz w:val="20"/>
+                <w:szCs w:val="20"/>
+                <w:lang w:eastAsia="es-CL"/>
+              </w:rPr>
+              <w:t xml:space="preserve">Implementar </w:t>
+            </w:r>
+            <w:r>
+              <w:rPr>
+                <w:rFonts w:ascii="Calibri" w:hAnsi="Calibri" w:cs="Arial"/>
+                <w:iCs/>
+                <w:color w:val="548DD4"/>
+                <w:sz w:val="20"/>
+                <w:szCs w:val="20"/>
+                <w:lang w:eastAsia="es-CL"/>
+              </w:rPr>
+              <w:t>soluciones sistémicas integrales para automatizar y optimizar procesos de acuerdo con las necesidades identificadas.</w:t>
             </w:r>
           </w:p>
         </w:tc>
@@ -1092,7 +1136,7 @@
               <w:textAlignment w:val="baseline"/>
               <w:rPr>
                 <w:rFonts w:ascii="Calibri" w:hAnsi="Calibri" w:cs="Arial"/>
-                <w:i/>
+                <w:iCs/>
                 <w:color w:val="0070C0"/>
                 <w:sz w:val="18"/>
                 <w:szCs w:val="20"/>
@@ -1150,7 +1194,7 @@
                 <w:rFonts w:ascii="Calibri" w:hAnsi="Calibri" w:cs="Arial"/>
                 <w:b/>
                 <w:bCs/>
-                <w:i/>
+                <w:iCs/>
                 <w:color w:val="0070C0"/>
                 <w:sz w:val="18"/>
                 <w:szCs w:val="20"/>
@@ -1162,7 +1206,7 @@
                 <w:rFonts w:ascii="Calibri" w:hAnsi="Calibri" w:cs="Arial"/>
                 <w:b/>
                 <w:bCs/>
-                <w:i/>
+                <w:iCs/>
                 <w:color w:val="0070C0"/>
                 <w:sz w:val="18"/>
                 <w:szCs w:val="20"/>
@@ -1176,17 +1220,17 @@
               <w:jc w:val="both"/>
               <w:rPr>
                 <w:rFonts w:ascii="Calibri" w:hAnsi="Calibri" w:cs="Arial"/>
-                <w:i/>
-                <w:color w:val="0070C0"/>
-                <w:sz w:val="18"/>
-                <w:szCs w:val="20"/>
-                <w:lang w:eastAsia="es-CL"/>
-              </w:rPr>
-            </w:pPr>
-            <w:r>
-              <w:rPr>
-                <w:rFonts w:ascii="Calibri" w:hAnsi="Calibri" w:cs="Arial"/>
-                <w:i/>
+                <w:iCs/>
+                <w:color w:val="0070C0"/>
+                <w:sz w:val="18"/>
+                <w:szCs w:val="20"/>
+                <w:lang w:eastAsia="es-CL"/>
+              </w:rPr>
+            </w:pPr>
+            <w:r>
+              <w:rPr>
+                <w:rFonts w:ascii="Calibri" w:hAnsi="Calibri" w:cs="Arial"/>
+                <w:iCs/>
                 <w:color w:val="0070C0"/>
                 <w:sz w:val="18"/>
                 <w:szCs w:val="20"/>
@@ -1202,7 +1246,7 @@
                 <w:rFonts w:ascii="Calibri" w:hAnsi="Calibri" w:cs="Arial"/>
                 <w:b/>
                 <w:bCs/>
-                <w:i/>
+                <w:iCs/>
                 <w:color w:val="0070C0"/>
                 <w:sz w:val="18"/>
                 <w:szCs w:val="20"/>
@@ -1214,7 +1258,7 @@
                 <w:rFonts w:ascii="Calibri" w:hAnsi="Calibri" w:cs="Arial"/>
                 <w:b/>
                 <w:bCs/>
-                <w:i/>
+                <w:iCs/>
                 <w:color w:val="0070C0"/>
                 <w:sz w:val="18"/>
                 <w:szCs w:val="20"/>
@@ -1233,17 +1277,17 @@
               <w:jc w:val="both"/>
               <w:rPr>
                 <w:rFonts w:ascii="Calibri" w:hAnsi="Calibri" w:cs="Arial"/>
-                <w:i/>
-                <w:color w:val="0070C0"/>
-                <w:sz w:val="18"/>
-                <w:szCs w:val="20"/>
-                <w:lang w:eastAsia="es-CL"/>
-              </w:rPr>
-            </w:pPr>
-            <w:r>
-              <w:rPr>
-                <w:rFonts w:ascii="Calibri" w:hAnsi="Calibri" w:cs="Arial"/>
-                <w:i/>
+                <w:iCs/>
+                <w:color w:val="0070C0"/>
+                <w:sz w:val="18"/>
+                <w:szCs w:val="20"/>
+                <w:lang w:eastAsia="es-CL"/>
+              </w:rPr>
+            </w:pPr>
+            <w:r>
+              <w:rPr>
+                <w:rFonts w:ascii="Calibri" w:hAnsi="Calibri" w:cs="Arial"/>
+                <w:iCs/>
                 <w:color w:val="0070C0"/>
                 <w:sz w:val="18"/>
                 <w:szCs w:val="20"/>
@@ -1262,17 +1306,17 @@
               <w:jc w:val="both"/>
               <w:rPr>
                 <w:rFonts w:ascii="Calibri" w:hAnsi="Calibri" w:cs="Arial"/>
-                <w:i/>
-                <w:color w:val="0070C0"/>
-                <w:sz w:val="18"/>
-                <w:szCs w:val="20"/>
-                <w:lang w:eastAsia="es-CL"/>
-              </w:rPr>
-            </w:pPr>
-            <w:r>
-              <w:rPr>
-                <w:rFonts w:ascii="Calibri" w:hAnsi="Calibri" w:cs="Arial"/>
-                <w:i/>
+                <w:iCs/>
+                <w:color w:val="0070C0"/>
+                <w:sz w:val="18"/>
+                <w:szCs w:val="20"/>
+                <w:lang w:eastAsia="es-CL"/>
+              </w:rPr>
+            </w:pPr>
+            <w:r>
+              <w:rPr>
+                <w:rFonts w:ascii="Calibri" w:hAnsi="Calibri" w:cs="Arial"/>
+                <w:iCs/>
                 <w:color w:val="0070C0"/>
                 <w:sz w:val="18"/>
                 <w:szCs w:val="20"/>
@@ -1291,17 +1335,17 @@
               <w:jc w:val="both"/>
               <w:rPr>
                 <w:rFonts w:ascii="Calibri" w:hAnsi="Calibri" w:cs="Arial"/>
-                <w:i/>
-                <w:color w:val="0070C0"/>
-                <w:sz w:val="18"/>
-                <w:szCs w:val="20"/>
-                <w:lang w:eastAsia="es-CL"/>
-              </w:rPr>
-            </w:pPr>
-            <w:r>
-              <w:rPr>
-                <w:rFonts w:ascii="Calibri" w:hAnsi="Calibri" w:cs="Arial"/>
-                <w:i/>
+                <w:iCs/>
+                <w:color w:val="0070C0"/>
+                <w:sz w:val="18"/>
+                <w:szCs w:val="20"/>
+                <w:lang w:eastAsia="es-CL"/>
+              </w:rPr>
+            </w:pPr>
+            <w:r>
+              <w:rPr>
+                <w:rFonts w:ascii="Calibri" w:hAnsi="Calibri" w:cs="Arial"/>
+                <w:iCs/>
                 <w:color w:val="0070C0"/>
                 <w:sz w:val="18"/>
                 <w:szCs w:val="20"/>
@@ -1320,17 +1364,17 @@
               <w:jc w:val="both"/>
               <w:rPr>
                 <w:rFonts w:ascii="Calibri" w:hAnsi="Calibri" w:cs="Arial"/>
-                <w:i/>
-                <w:color w:val="0070C0"/>
-                <w:sz w:val="18"/>
-                <w:szCs w:val="20"/>
-                <w:lang w:eastAsia="es-CL"/>
-              </w:rPr>
-            </w:pPr>
-            <w:r>
-              <w:rPr>
-                <w:rFonts w:ascii="Calibri" w:hAnsi="Calibri" w:cs="Arial"/>
-                <w:i/>
+                <w:iCs/>
+                <w:color w:val="0070C0"/>
+                <w:sz w:val="18"/>
+                <w:szCs w:val="20"/>
+                <w:lang w:eastAsia="es-CL"/>
+              </w:rPr>
+            </w:pPr>
+            <w:r>
+              <w:rPr>
+                <w:rFonts w:ascii="Calibri" w:hAnsi="Calibri" w:cs="Arial"/>
+                <w:iCs/>
                 <w:color w:val="0070C0"/>
                 <w:sz w:val="18"/>
                 <w:szCs w:val="20"/>
@@ -1349,17 +1393,17 @@
               <w:jc w:val="both"/>
               <w:rPr>
                 <w:rFonts w:ascii="Calibri" w:hAnsi="Calibri" w:cs="Arial"/>
-                <w:i/>
-                <w:color w:val="0070C0"/>
-                <w:sz w:val="18"/>
-                <w:szCs w:val="20"/>
-                <w:lang w:eastAsia="es-CL"/>
-              </w:rPr>
-            </w:pPr>
-            <w:r>
-              <w:rPr>
-                <w:rFonts w:ascii="Calibri" w:hAnsi="Calibri" w:cs="Arial"/>
-                <w:i/>
+                <w:iCs/>
+                <w:color w:val="0070C0"/>
+                <w:sz w:val="18"/>
+                <w:szCs w:val="20"/>
+                <w:lang w:eastAsia="es-CL"/>
+              </w:rPr>
+            </w:pPr>
+            <w:r>
+              <w:rPr>
+                <w:rFonts w:ascii="Calibri" w:hAnsi="Calibri" w:cs="Arial"/>
+                <w:iCs/>
                 <w:color w:val="0070C0"/>
                 <w:sz w:val="18"/>
                 <w:szCs w:val="20"/>
@@ -1403,17 +1447,17 @@
             <w:pPr>
               <w:rPr>
                 <w:rFonts w:ascii="Calibri" w:hAnsi="Calibri" w:cs="Arial"/>
-                <w:i/>
-                <w:color w:val="0070C0"/>
-                <w:sz w:val="18"/>
-                <w:szCs w:val="20"/>
-                <w:lang w:eastAsia="es-CL"/>
-              </w:rPr>
-            </w:pPr>
-            <w:r>
-              <w:rPr>
-                <w:rFonts w:ascii="Calibri" w:hAnsi="Calibri" w:cs="Arial"/>
-                <w:i/>
+                <w:iCs/>
+                <w:color w:val="0070C0"/>
+                <w:sz w:val="18"/>
+                <w:szCs w:val="20"/>
+                <w:lang w:eastAsia="es-CL"/>
+              </w:rPr>
+            </w:pPr>
+            <w:r>
+              <w:rPr>
+                <w:rFonts w:ascii="Calibri" w:hAnsi="Calibri" w:cs="Arial"/>
+                <w:iCs/>
                 <w:color w:val="0070C0"/>
                 <w:sz w:val="18"/>
                 <w:szCs w:val="20"/>
@@ -1426,17 +1470,17 @@
             <w:pPr>
               <w:rPr>
                 <w:rFonts w:ascii="Calibri" w:hAnsi="Calibri" w:cs="Arial"/>
-                <w:i/>
-                <w:color w:val="0070C0"/>
-                <w:sz w:val="18"/>
-                <w:szCs w:val="20"/>
-                <w:lang w:eastAsia="es-CL"/>
-              </w:rPr>
-            </w:pPr>
-            <w:r>
-              <w:rPr>
-                <w:rFonts w:ascii="Calibri" w:hAnsi="Calibri" w:cs="Arial"/>
-                <w:i/>
+                <w:iCs/>
+                <w:color w:val="0070C0"/>
+                <w:sz w:val="18"/>
+                <w:szCs w:val="20"/>
+                <w:lang w:eastAsia="es-CL"/>
+              </w:rPr>
+            </w:pPr>
+            <w:r>
+              <w:rPr>
+                <w:rFonts w:ascii="Calibri" w:hAnsi="Calibri" w:cs="Arial"/>
+                <w:iCs/>
                 <w:color w:val="0070C0"/>
                 <w:sz w:val="18"/>
                 <w:szCs w:val="20"/>
@@ -1448,7 +1492,7 @@
             <w:r>
               <w:rPr>
                 <w:rFonts w:ascii="Calibri" w:hAnsi="Calibri" w:cs="Arial"/>
-                <w:i/>
+                <w:iCs/>
                 <w:color w:val="0070C0"/>
                 <w:sz w:val="18"/>
                 <w:szCs w:val="20"/>
@@ -1460,7 +1504,7 @@
             <w:r>
               <w:rPr>
                 <w:rFonts w:ascii="Calibri" w:hAnsi="Calibri" w:cs="Arial"/>
-                <w:i/>
+                <w:iCs/>
                 <w:color w:val="0070C0"/>
                 <w:sz w:val="18"/>
                 <w:szCs w:val="20"/>
@@ -1472,7 +1516,7 @@
             <w:r>
               <w:rPr>
                 <w:rFonts w:ascii="Calibri" w:hAnsi="Calibri" w:cs="Arial"/>
-                <w:i/>
+                <w:iCs/>
                 <w:color w:val="0070C0"/>
                 <w:sz w:val="18"/>
                 <w:szCs w:val="20"/>
@@ -1484,7 +1528,7 @@
             <w:r>
               <w:rPr>
                 <w:rFonts w:ascii="Calibri" w:hAnsi="Calibri" w:cs="Arial"/>
-                <w:i/>
+                <w:iCs/>
                 <w:color w:val="0070C0"/>
                 <w:sz w:val="18"/>
                 <w:szCs w:val="20"/>
@@ -1496,7 +1540,7 @@
             <w:r>
               <w:rPr>
                 <w:rFonts w:ascii="Calibri" w:hAnsi="Calibri" w:cs="Arial"/>
-                <w:i/>
+                <w:iCs/>
                 <w:color w:val="0070C0"/>
                 <w:sz w:val="18"/>
                 <w:szCs w:val="20"/>
@@ -1508,7 +1552,7 @@
             <w:r>
               <w:rPr>
                 <w:rFonts w:ascii="Calibri" w:hAnsi="Calibri" w:cs="Arial"/>
-                <w:i/>
+                <w:iCs/>
                 <w:color w:val="0070C0"/>
                 <w:sz w:val="18"/>
                 <w:szCs w:val="20"/>
@@ -1563,17 +1607,17 @@
               <w:jc w:val="both"/>
               <w:rPr>
                 <w:rFonts w:ascii="Calibri" w:hAnsi="Calibri" w:cs="Arial"/>
-                <w:i/>
-                <w:color w:val="0070C0"/>
-                <w:sz w:val="18"/>
-                <w:szCs w:val="20"/>
-                <w:lang w:eastAsia="es-CL"/>
-              </w:rPr>
-            </w:pPr>
-            <w:r>
-              <w:rPr>
-                <w:rFonts w:ascii="Calibri" w:hAnsi="Calibri" w:cs="Arial"/>
-                <w:i/>
+                <w:iCs/>
+                <w:color w:val="0070C0"/>
+                <w:sz w:val="18"/>
+                <w:szCs w:val="20"/>
+                <w:lang w:eastAsia="es-CL"/>
+              </w:rPr>
+            </w:pPr>
+            <w:r>
+              <w:rPr>
+                <w:rFonts w:ascii="Calibri" w:hAnsi="Calibri" w:cs="Arial"/>
+                <w:iCs/>
                 <w:color w:val="0070C0"/>
                 <w:sz w:val="18"/>
                 <w:szCs w:val="20"/>
@@ -1590,7 +1634,7 @@
               <w:jc w:val="both"/>
               <w:rPr>
                 <w:rFonts w:ascii="Calibri" w:hAnsi="Calibri" w:cs="Arial"/>
-                <w:i/>
+                <w:iCs/>
                 <w:color w:val="0070C0"/>
                 <w:sz w:val="18"/>
                 <w:szCs w:val="20"/>
@@ -1604,17 +1648,17 @@
               <w:jc w:val="both"/>
               <w:rPr>
                 <w:rFonts w:ascii="Calibri" w:hAnsi="Calibri" w:cs="Arial"/>
-                <w:i/>
-                <w:color w:val="0070C0"/>
-                <w:sz w:val="18"/>
-                <w:szCs w:val="20"/>
-                <w:lang w:eastAsia="es-CL"/>
-              </w:rPr>
-            </w:pPr>
-            <w:r>
-              <w:rPr>
-                <w:rFonts w:ascii="Calibri" w:hAnsi="Calibri" w:cs="Arial"/>
-                <w:i/>
+                <w:iCs/>
+                <w:color w:val="0070C0"/>
+                <w:sz w:val="18"/>
+                <w:szCs w:val="20"/>
+                <w:lang w:eastAsia="es-CL"/>
+              </w:rPr>
+            </w:pPr>
+            <w:r>
+              <w:rPr>
+                <w:rFonts w:ascii="Calibri" w:hAnsi="Calibri" w:cs="Arial"/>
+                <w:iCs/>
                 <w:color w:val="0070C0"/>
                 <w:sz w:val="18"/>
                 <w:szCs w:val="20"/>
@@ -1629,7 +1673,7 @@
               <w:jc w:val="both"/>
               <w:rPr>
                 <w:rFonts w:ascii="Calibri" w:hAnsi="Calibri" w:cs="Arial"/>
-                <w:i/>
+                <w:iCs/>
                 <w:color w:val="0070C0"/>
                 <w:sz w:val="18"/>
                 <w:szCs w:val="20"/>
@@ -1643,17 +1687,17 @@
               <w:jc w:val="both"/>
               <w:rPr>
                 <w:rFonts w:ascii="Calibri" w:hAnsi="Calibri" w:cs="Arial"/>
-                <w:i/>
-                <w:color w:val="0070C0"/>
-                <w:sz w:val="18"/>
-                <w:szCs w:val="20"/>
-                <w:lang w:eastAsia="es-CL"/>
-              </w:rPr>
-            </w:pPr>
-            <w:r>
-              <w:rPr>
-                <w:rFonts w:ascii="Calibri" w:hAnsi="Calibri" w:cs="Arial"/>
-                <w:i/>
+                <w:iCs/>
+                <w:color w:val="0070C0"/>
+                <w:sz w:val="18"/>
+                <w:szCs w:val="20"/>
+                <w:lang w:eastAsia="es-CL"/>
+              </w:rPr>
+            </w:pPr>
+            <w:r>
+              <w:rPr>
+                <w:rFonts w:ascii="Calibri" w:hAnsi="Calibri" w:cs="Arial"/>
+                <w:iCs/>
                 <w:color w:val="0070C0"/>
                 <w:sz w:val="18"/>
                 <w:szCs w:val="20"/>
@@ -1665,7 +1709,7 @@
             <w:r>
               <w:rPr>
                 <w:rFonts w:ascii="Calibri" w:hAnsi="Calibri" w:cs="Arial"/>
-                <w:i/>
+                <w:iCs/>
                 <w:color w:val="0070C0"/>
                 <w:sz w:val="18"/>
                 <w:szCs w:val="20"/>
@@ -1677,7 +1721,7 @@
             <w:r>
               <w:rPr>
                 <w:rFonts w:ascii="Calibri" w:hAnsi="Calibri" w:cs="Arial"/>
-                <w:i/>
+                <w:iCs/>
                 <w:color w:val="0070C0"/>
                 <w:sz w:val="18"/>
                 <w:szCs w:val="20"/>
@@ -1689,7 +1733,7 @@
             <w:r>
               <w:rPr>
                 <w:rFonts w:ascii="Calibri" w:hAnsi="Calibri" w:cs="Arial"/>
-                <w:i/>
+                <w:iCs/>
                 <w:color w:val="0070C0"/>
                 <w:sz w:val="18"/>
                 <w:szCs w:val="20"/>
@@ -1701,7 +1745,7 @@
             <w:r>
               <w:rPr>
                 <w:rFonts w:ascii="Calibri" w:hAnsi="Calibri" w:cs="Arial"/>
-                <w:i/>
+                <w:iCs/>
                 <w:color w:val="0070C0"/>
                 <w:sz w:val="18"/>
                 <w:szCs w:val="20"/>
@@ -1716,7 +1760,7 @@
               <w:jc w:val="both"/>
               <w:rPr>
                 <w:rFonts w:ascii="Calibri" w:hAnsi="Calibri" w:cs="Arial"/>
-                <w:i/>
+                <w:iCs/>
                 <w:color w:val="0070C0"/>
                 <w:sz w:val="18"/>
                 <w:szCs w:val="20"/>
@@ -1730,17 +1774,17 @@
               <w:jc w:val="both"/>
               <w:rPr>
                 <w:rFonts w:ascii="Calibri" w:hAnsi="Calibri" w:cs="Arial"/>
-                <w:i/>
-                <w:color w:val="0070C0"/>
-                <w:sz w:val="18"/>
-                <w:szCs w:val="20"/>
-                <w:lang w:eastAsia="es-CL"/>
-              </w:rPr>
-            </w:pPr>
-            <w:r>
-              <w:rPr>
-                <w:rFonts w:ascii="Calibri" w:hAnsi="Calibri" w:cs="Arial"/>
-                <w:i/>
+                <w:iCs/>
+                <w:color w:val="0070C0"/>
+                <w:sz w:val="18"/>
+                <w:szCs w:val="20"/>
+                <w:lang w:eastAsia="es-CL"/>
+              </w:rPr>
+            </w:pPr>
+            <w:r>
+              <w:rPr>
+                <w:rFonts w:ascii="Calibri" w:hAnsi="Calibri" w:cs="Arial"/>
+                <w:iCs/>
                 <w:color w:val="0070C0"/>
                 <w:sz w:val="18"/>
                 <w:szCs w:val="20"/>
@@ -1752,7 +1796,7 @@
             <w:r>
               <w:rPr>
                 <w:rFonts w:ascii="Calibri" w:hAnsi="Calibri" w:cs="Arial"/>
-                <w:i/>
+                <w:iCs/>
                 <w:color w:val="0070C0"/>
                 <w:sz w:val="18"/>
                 <w:szCs w:val="20"/>
@@ -1764,7 +1808,7 @@
             <w:r>
               <w:rPr>
                 <w:rFonts w:ascii="Calibri" w:hAnsi="Calibri" w:cs="Arial"/>
-                <w:i/>
+                <w:iCs/>
                 <w:color w:val="0070C0"/>
                 <w:sz w:val="18"/>
                 <w:szCs w:val="20"/>
@@ -1776,7 +1820,7 @@
             <w:r>
               <w:rPr>
                 <w:rFonts w:ascii="Calibri" w:hAnsi="Calibri" w:cs="Arial"/>
-                <w:i/>
+                <w:iCs/>
                 <w:color w:val="0070C0"/>
                 <w:sz w:val="18"/>
                 <w:szCs w:val="20"/>
@@ -1788,7 +1832,7 @@
             <w:r>
               <w:rPr>
                 <w:rFonts w:ascii="Calibri" w:hAnsi="Calibri" w:cs="Arial"/>
-                <w:i/>
+                <w:iCs/>
                 <w:color w:val="0070C0"/>
                 <w:sz w:val="18"/>
                 <w:szCs w:val="20"/>
@@ -1803,7 +1847,7 @@
               <w:jc w:val="both"/>
               <w:rPr>
                 <w:rFonts w:ascii="Calibri" w:hAnsi="Calibri" w:cs="Arial"/>
-                <w:i/>
+                <w:iCs/>
                 <w:color w:val="0070C0"/>
                 <w:sz w:val="18"/>
                 <w:szCs w:val="20"/>
@@ -1817,17 +1861,17 @@
               <w:jc w:val="both"/>
               <w:rPr>
                 <w:rFonts w:ascii="Calibri" w:hAnsi="Calibri" w:cs="Arial"/>
-                <w:i/>
-                <w:color w:val="0070C0"/>
-                <w:sz w:val="18"/>
-                <w:szCs w:val="20"/>
-                <w:lang w:eastAsia="es-CL"/>
-              </w:rPr>
-            </w:pPr>
-            <w:r>
-              <w:rPr>
-                <w:rFonts w:ascii="Calibri" w:hAnsi="Calibri" w:cs="Arial"/>
-                <w:i/>
+                <w:iCs/>
+                <w:color w:val="0070C0"/>
+                <w:sz w:val="18"/>
+                <w:szCs w:val="20"/>
+                <w:lang w:eastAsia="es-CL"/>
+              </w:rPr>
+            </w:pPr>
+            <w:r>
+              <w:rPr>
+                <w:rFonts w:ascii="Calibri" w:hAnsi="Calibri" w:cs="Arial"/>
+                <w:iCs/>
                 <w:color w:val="0070C0"/>
                 <w:sz w:val="18"/>
                 <w:szCs w:val="20"/>
@@ -1842,7 +1886,7 @@
               <w:jc w:val="both"/>
               <w:rPr>
                 <w:rFonts w:ascii="Calibri" w:hAnsi="Calibri" w:cs="Arial"/>
-                <w:i/>
+                <w:iCs/>
                 <w:color w:val="0070C0"/>
                 <w:sz w:val="18"/>
                 <w:szCs w:val="20"/>
@@ -1862,34 +1906,23 @@
               <w:jc w:val="both"/>
               <w:rPr>
                 <w:rFonts w:ascii="Calibri" w:hAnsi="Calibri" w:cs="Arial"/>
-                <w:i/>
-                <w:color w:val="0070C0"/>
-                <w:sz w:val="18"/>
-                <w:szCs w:val="20"/>
-                <w:lang w:eastAsia="es-CL"/>
-              </w:rPr>
-            </w:pPr>
-            <w:r>
-              <w:rPr>
-                <w:rFonts w:ascii="Calibri" w:hAnsi="Calibri" w:cs="Arial"/>
-                <w:i/>
-                <w:color w:val="0070C0"/>
-                <w:sz w:val="18"/>
-                <w:szCs w:val="20"/>
-                <w:lang w:eastAsia="es-CL"/>
-              </w:rPr>
-              <w:t>Documentación final: Registro del proceso, resultados y conclusiones.</w:t>
-            </w:r>
-            <w:r>
-              <w:rPr>
-                <w:rFonts w:ascii="Calibri" w:hAnsi="Calibri" w:cs="Arial"/>
-                <w:i/>
-                <w:color w:val="0070C0"/>
-                <w:sz w:val="18"/>
-                <w:szCs w:val="20"/>
-                <w:lang w:eastAsia="es-CL"/>
-              </w:rPr>
-              <w:t xml:space="preserve"> </w:t>
+                <w:iCs/>
+                <w:color w:val="0070C0"/>
+                <w:sz w:val="18"/>
+                <w:szCs w:val="20"/>
+                <w:lang w:eastAsia="es-CL"/>
+              </w:rPr>
+            </w:pPr>
+            <w:r>
+              <w:rPr>
+                <w:rFonts w:ascii="Calibri" w:hAnsi="Calibri" w:cs="Arial"/>
+                <w:iCs/>
+                <w:color w:val="0070C0"/>
+                <w:sz w:val="18"/>
+                <w:szCs w:val="20"/>
+                <w:lang w:eastAsia="es-CL"/>
+              </w:rPr>
+              <w:t xml:space="preserve">Documentación final: Registro del proceso, resultados y conclusiones. </w:t>
             </w:r>
           </w:p>
           <w:p>
@@ -1900,17 +1933,17 @@
               <w:jc w:val="both"/>
               <w:rPr>
                 <w:rFonts w:ascii="Calibri" w:hAnsi="Calibri" w:cs="Arial"/>
-                <w:i/>
-                <w:color w:val="0070C0"/>
-                <w:sz w:val="18"/>
-                <w:szCs w:val="20"/>
-                <w:lang w:eastAsia="es-CL"/>
-              </w:rPr>
-            </w:pPr>
-            <w:r>
-              <w:rPr>
-                <w:rFonts w:ascii="Calibri" w:hAnsi="Calibri" w:cs="Arial"/>
-                <w:i/>
+                <w:iCs/>
+                <w:color w:val="0070C0"/>
+                <w:sz w:val="18"/>
+                <w:szCs w:val="20"/>
+                <w:lang w:eastAsia="es-CL"/>
+              </w:rPr>
+            </w:pPr>
+            <w:r>
+              <w:rPr>
+                <w:rFonts w:ascii="Calibri" w:hAnsi="Calibri" w:cs="Arial"/>
+                <w:iCs/>
                 <w:color w:val="0070C0"/>
                 <w:sz w:val="18"/>
                 <w:szCs w:val="20"/>
@@ -1921,7 +1954,7 @@
             <w:r>
               <w:rPr>
                 <w:rFonts w:ascii="Calibri" w:hAnsi="Calibri" w:cs="Arial"/>
-                <w:i/>
+                <w:iCs/>
                 <w:color w:val="0070C0"/>
                 <w:sz w:val="18"/>
                 <w:szCs w:val="20"/>
@@ -1938,7 +1971,7 @@
               <w:jc w:val="both"/>
               <w:rPr>
                 <w:rFonts w:ascii="Calibri" w:hAnsi="Calibri" w:cs="Arial"/>
-                <w:i/>
+                <w:iCs/>
                 <w:color w:val="0070C0"/>
                 <w:sz w:val="18"/>
                 <w:szCs w:val="20"/>
@@ -1951,17 +1984,17 @@
               <w:ind w:left="720"/>
               <w:rPr>
                 <w:rFonts w:ascii="Calibri" w:hAnsi="Calibri" w:cs="Arial"/>
-                <w:i/>
-                <w:color w:val="0070C0"/>
-                <w:sz w:val="18"/>
-                <w:szCs w:val="20"/>
-                <w:lang w:eastAsia="es-CL"/>
-              </w:rPr>
-            </w:pPr>
-            <w:r>
-              <w:rPr>
-                <w:rFonts w:ascii="Calibri" w:hAnsi="Calibri" w:cs="Arial"/>
-                <w:i/>
+                <w:iCs/>
+                <w:color w:val="0070C0"/>
+                <w:sz w:val="18"/>
+                <w:szCs w:val="20"/>
+                <w:lang w:eastAsia="es-CL"/>
+              </w:rPr>
+            </w:pPr>
+            <w:r>
+              <w:rPr>
+                <w:rFonts w:ascii="Calibri" w:hAnsi="Calibri" w:cs="Arial"/>
+                <w:iCs/>
                 <w:color w:val="0070C0"/>
                 <w:sz w:val="18"/>
                 <w:szCs w:val="20"/>
@@ -1975,17 +2008,17 @@
               <w:ind w:left="720"/>
               <w:rPr>
                 <w:rFonts w:ascii="Calibri" w:hAnsi="Calibri" w:cs="Arial"/>
-                <w:i/>
-                <w:color w:val="0070C0"/>
-                <w:sz w:val="18"/>
-                <w:szCs w:val="20"/>
-                <w:lang w:eastAsia="es-CL"/>
-              </w:rPr>
-            </w:pPr>
-            <w:r>
-              <w:rPr>
-                <w:rFonts w:ascii="Calibri" w:hAnsi="Calibri" w:cs="Arial"/>
-                <w:i/>
+                <w:iCs/>
+                <w:color w:val="0070C0"/>
+                <w:sz w:val="18"/>
+                <w:szCs w:val="20"/>
+                <w:lang w:eastAsia="es-CL"/>
+              </w:rPr>
+            </w:pPr>
+            <w:r>
+              <w:rPr>
+                <w:rFonts w:ascii="Calibri" w:hAnsi="Calibri" w:cs="Arial"/>
+                <w:iCs/>
                 <w:color w:val="0070C0"/>
                 <w:sz w:val="18"/>
                 <w:szCs w:val="20"/>
@@ -2000,17 +2033,17 @@
               <w:ind w:left="720"/>
               <w:rPr>
                 <w:rFonts w:ascii="Calibri" w:hAnsi="Calibri" w:cs="Arial"/>
-                <w:i/>
-                <w:color w:val="0070C0"/>
-                <w:sz w:val="18"/>
-                <w:szCs w:val="20"/>
-                <w:lang w:eastAsia="es-CL"/>
-              </w:rPr>
-            </w:pPr>
-            <w:r>
-              <w:rPr>
-                <w:rFonts w:ascii="Calibri" w:hAnsi="Calibri" w:cs="Arial"/>
-                <w:i/>
+                <w:iCs/>
+                <w:color w:val="0070C0"/>
+                <w:sz w:val="18"/>
+                <w:szCs w:val="20"/>
+                <w:lang w:eastAsia="es-CL"/>
+              </w:rPr>
+            </w:pPr>
+            <w:r>
+              <w:rPr>
+                <w:rFonts w:ascii="Calibri" w:hAnsi="Calibri" w:cs="Arial"/>
+                <w:iCs/>
                 <w:color w:val="0070C0"/>
                 <w:sz w:val="18"/>
                 <w:szCs w:val="20"/>
@@ -2024,17 +2057,17 @@
               <w:ind w:left="720"/>
               <w:rPr>
                 <w:rFonts w:ascii="Calibri" w:hAnsi="Calibri" w:cs="Arial"/>
-                <w:i/>
-                <w:color w:val="0070C0"/>
-                <w:sz w:val="18"/>
-                <w:szCs w:val="20"/>
-                <w:lang w:eastAsia="es-CL"/>
-              </w:rPr>
-            </w:pPr>
-            <w:r>
-              <w:rPr>
-                <w:rFonts w:ascii="Calibri" w:hAnsi="Calibri" w:cs="Arial"/>
-                <w:i/>
+                <w:iCs/>
+                <w:color w:val="0070C0"/>
+                <w:sz w:val="18"/>
+                <w:szCs w:val="20"/>
+                <w:lang w:eastAsia="es-CL"/>
+              </w:rPr>
+            </w:pPr>
+            <w:r>
+              <w:rPr>
+                <w:rFonts w:ascii="Calibri" w:hAnsi="Calibri" w:cs="Arial"/>
+                <w:iCs/>
                 <w:color w:val="0070C0"/>
                 <w:sz w:val="18"/>
                 <w:szCs w:val="20"/>
@@ -2045,7 +2078,7 @@
             <w:r>
               <w:rPr>
                 <w:rFonts w:ascii="Calibri" w:hAnsi="Calibri" w:cs="Arial"/>
-                <w:i/>
+                <w:iCs/>
                 <w:color w:val="0070C0"/>
                 <w:sz w:val="18"/>
                 <w:szCs w:val="20"/>
@@ -2403,8 +2436,6 @@
               <w:jc w:val="both"/>
               <w:rPr>
                 <w:rFonts w:ascii="Calibri" w:hAnsi="Calibri" w:cs="Arial"/>
-                <w:i/>
-                <w:iCs/>
                 <w:color w:val="0070C0"/>
                 <w:sz w:val="18"/>
                 <w:szCs w:val="18"/>
@@ -2414,8 +2445,6 @@
             <w:r>
               <w:rPr>
                 <w:rFonts w:ascii="Calibri" w:hAnsi="Calibri" w:cs="Arial"/>
-                <w:i/>
-                <w:iCs/>
                 <w:color w:val="0070C0"/>
                 <w:sz w:val="18"/>
                 <w:szCs w:val="18"/>
@@ -2426,8 +2455,6 @@
             <w:r>
               <w:rPr>
                 <w:rFonts w:ascii="Calibri" w:hAnsi="Calibri" w:cs="Arial"/>
-                <w:i/>
-                <w:iCs/>
                 <w:color w:val="0070C0"/>
                 <w:sz w:val="18"/>
                 <w:szCs w:val="18"/>
@@ -2438,8 +2465,6 @@
             <w:r>
               <w:rPr>
                 <w:rFonts w:ascii="Calibri" w:hAnsi="Calibri" w:cs="Arial"/>
-                <w:i/>
-                <w:iCs/>
                 <w:color w:val="0070C0"/>
                 <w:sz w:val="18"/>
                 <w:szCs w:val="18"/>
@@ -2456,8 +2481,6 @@
               <w:jc w:val="both"/>
               <w:rPr>
                 <w:rFonts w:ascii="Calibri" w:hAnsi="Calibri" w:cs="Arial"/>
-                <w:i/>
-                <w:iCs/>
                 <w:color w:val="0070C0"/>
                 <w:sz w:val="18"/>
                 <w:szCs w:val="18"/>
@@ -2467,62 +2490,12 @@
             <w:r>
               <w:rPr>
                 <w:rFonts w:ascii="Calibri" w:hAnsi="Calibri" w:cs="Arial"/>
-                <w:i/>
-                <w:iCs/>
                 <w:color w:val="0070C0"/>
                 <w:sz w:val="18"/>
                 <w:szCs w:val="18"/>
                 <w:lang w:eastAsia="es-CL"/>
               </w:rPr>
-              <w:t xml:space="preserve">El desarrollo del proyecto YourMeds permitió al grupo fortalecer su interés por el desarrollo de soluciones tecnológicas aplicadas al ámbito de la salud, combinando conocimientos técnicos con la posibilidad de generar un impacto positivo en la calidad de vida de las personas. A lo largo del trabajo, el equipo pudo aplicar y consolidar habilidades en programación </w:t>
-            </w:r>
-            <w:r>
-              <w:rPr>
-                <w:rFonts w:ascii="Calibri" w:hAnsi="Calibri" w:cs="Arial"/>
-                <w:i/>
-                <w:iCs/>
-                <w:color w:val="0070C0"/>
-                <w:sz w:val="18"/>
-                <w:szCs w:val="18"/>
-                <w:lang w:eastAsia="es-CL"/>
-              </w:rPr>
-              <w:t>móvil</w:t>
-            </w:r>
-            <w:r>
-              <w:rPr>
-                <w:rFonts w:ascii="Calibri" w:hAnsi="Calibri" w:cs="Arial"/>
-                <w:i/>
-                <w:iCs/>
-                <w:color w:val="0070C0"/>
-                <w:sz w:val="18"/>
-                <w:szCs w:val="18"/>
-                <w:lang w:eastAsia="es-CL"/>
-              </w:rPr>
-              <w:t>, diseño de bases de datos, seguridad de la información y experiencia de usuario, comprendiendo la relevancia de crear sistemas confiables y accesibles</w:t>
-            </w:r>
-            <w:r>
-              <w:rPr>
-                <w:rFonts w:ascii="Calibri" w:hAnsi="Calibri" w:cs="Arial"/>
-                <w:i/>
-                <w:iCs/>
-                <w:color w:val="0070C0"/>
-                <w:sz w:val="18"/>
-                <w:szCs w:val="18"/>
-                <w:lang w:eastAsia="es-CL"/>
-              </w:rPr>
-              <w:t xml:space="preserve"> para usuarios de la tercera edad</w:t>
-            </w:r>
-            <w:r>
-              <w:rPr>
-                <w:rFonts w:ascii="Calibri" w:hAnsi="Calibri" w:cs="Arial"/>
-                <w:i/>
-                <w:iCs/>
-                <w:color w:val="0070C0"/>
-                <w:sz w:val="18"/>
-                <w:szCs w:val="18"/>
-                <w:lang w:eastAsia="es-CL"/>
-              </w:rPr>
-              <w:t>.</w:t>
+              <w:t>El desarrollo del proyecto YourMeds permitió al grupo fortalecer su interés por el desarrollo de soluciones tecnológicas aplicadas al ámbito de la salud, combinando conocimientos técnicos con la posibilidad de generar un impacto positivo en la calidad de vida de las personas. A lo largo del trabajo, el equipo pudo aplicar y consolidar habilidades en programación móvil, diseño de bases de datos, seguridad de la información y experiencia de usuario, comprendiendo la relevancia de crear sistemas confiables y accesibles para usuarios de la tercera edad.</w:t>
             </w:r>
           </w:p>
           <w:p>
@@ -2533,8 +2506,6 @@
               <w:jc w:val="both"/>
               <w:rPr>
                 <w:rFonts w:ascii="Calibri" w:hAnsi="Calibri" w:cs="Arial"/>
-                <w:i/>
-                <w:iCs/>
                 <w:color w:val="0070C0"/>
                 <w:sz w:val="18"/>
                 <w:szCs w:val="18"/>
@@ -2544,8 +2515,6 @@
             <w:r>
               <w:rPr>
                 <w:rFonts w:ascii="Calibri" w:hAnsi="Calibri" w:cs="Arial"/>
-                <w:i/>
-                <w:iCs/>
                 <w:color w:val="0070C0"/>
                 <w:sz w:val="18"/>
                 <w:szCs w:val="18"/>
@@ -2566,19 +2535,15 @@
               <w:jc w:val="both"/>
               <w:rPr>
                 <w:rFonts w:ascii="Calibri" w:hAnsi="Calibri" w:cs="Arial"/>
-                <w:i/>
-                <w:iCs/>
-                <w:color w:val="0070C0"/>
-                <w:sz w:val="18"/>
-                <w:szCs w:val="20"/>
-                <w:lang w:eastAsia="es-CL"/>
-              </w:rPr>
-            </w:pPr>
-            <w:r>
-              <w:rPr>
-                <w:rFonts w:ascii="Calibri" w:hAnsi="Calibri" w:cs="Arial"/>
-                <w:i/>
-                <w:iCs/>
+                <w:color w:val="0070C0"/>
+                <w:sz w:val="18"/>
+                <w:szCs w:val="20"/>
+                <w:lang w:eastAsia="es-CL"/>
+              </w:rPr>
+            </w:pPr>
+            <w:r>
+              <w:rPr>
+                <w:rFonts w:ascii="Calibri" w:hAnsi="Calibri" w:cs="Arial"/>
                 <w:color w:val="0070C0"/>
                 <w:sz w:val="18"/>
                 <w:szCs w:val="20"/>
@@ -2595,18 +2560,15 @@
               <w:jc w:val="both"/>
               <w:rPr>
                 <w:rFonts w:ascii="Calibri" w:hAnsi="Calibri" w:cs="Arial"/>
-                <w:i/>
-                <w:iCs/>
-                <w:color w:val="0070C0"/>
-                <w:sz w:val="18"/>
-                <w:szCs w:val="20"/>
-                <w:lang w:eastAsia="es-CL"/>
-              </w:rPr>
-            </w:pPr>
-            <w:r>
-              <w:rPr>
-                <w:rFonts w:ascii="Calibri" w:hAnsi="Calibri" w:cs="Arial"/>
-                <w:i/>
+                <w:color w:val="0070C0"/>
+                <w:sz w:val="18"/>
+                <w:szCs w:val="20"/>
+                <w:lang w:eastAsia="es-CL"/>
+              </w:rPr>
+            </w:pPr>
+            <w:r>
+              <w:rPr>
+                <w:rFonts w:ascii="Calibri" w:hAnsi="Calibri" w:cs="Arial"/>
                 <w:color w:val="0070C0"/>
                 <w:sz w:val="18"/>
                 <w:szCs w:val="20"/>
@@ -2617,7 +2579,6 @@
             <w:r>
               <w:rPr>
                 <w:rFonts w:ascii="Calibri" w:hAnsi="Calibri" w:cs="Arial"/>
-                <w:i/>
                 <w:color w:val="0070C0"/>
                 <w:sz w:val="18"/>
                 <w:szCs w:val="20"/>
@@ -5262,6 +5223,21 @@
 </file>
 
 <file path=customXml/item2.xml><?xml version="1.0" encoding="utf-8"?>
+<?mso-contentType ?>
+<FormTemplates xmlns="http://schemas.microsoft.com/sharepoint/v3/contenttype/forms">
+  <Display>DocumentLibraryForm</Display>
+  <Edit>DocumentLibraryForm</Edit>
+  <New>DocumentLibraryForm</New>
+</FormTemplates>
+</file>
+
+<file path=customXml/item3.xml><?xml version="1.0" encoding="utf-8"?>
+<p:properties xmlns:p="http://schemas.microsoft.com/office/2006/metadata/properties" xmlns:xsi="http://www.w3.org/2001/XMLSchema-instance" xmlns:pc="http://schemas.microsoft.com/office/infopath/2007/PartnerControls">
+  <documentManagement/>
+</p:properties>
+</file>
+
+<file path=customXml/item4.xml><?xml version="1.0" encoding="utf-8"?>
 <ct:contentTypeSchema xmlns:ct="http://schemas.microsoft.com/office/2006/metadata/contentType" xmlns:ma="http://schemas.microsoft.com/office/2006/metadata/properties/metaAttributes" ct:_="" ma:_="" ma:contentTypeName="Documento" ma:contentTypeID="0x010100E96778489EE7714D8BD12CC105EB918B" ma:contentTypeVersion="2" ma:contentTypeDescription="Crear nuevo documento." ma:contentTypeScope="" ma:versionID="416c5c7ae9b5d54d83875cd3c65194e3">
   <xsd:schema xmlns:xsd="http://www.w3.org/2001/XMLSchema" xmlns:xs="http://www.w3.org/2001/XMLSchema" xmlns:p="http://schemas.microsoft.com/office/2006/metadata/properties" xmlns:ns2="126e8a1c-9ea9-435a-ac89-d06c80d62e30" targetNamespace="http://schemas.microsoft.com/office/2006/metadata/properties" ma:root="true" ma:fieldsID="70a237c842677bd850644f8595079f5e" ns2:_="">
     <xsd:import namespace="126e8a1c-9ea9-435a-ac89-d06c80d62e30"/>
@@ -5393,21 +5369,6 @@
 </ct:contentTypeSchema>
 </file>
 
-<file path=customXml/item3.xml><?xml version="1.0" encoding="utf-8"?>
-<p:properties xmlns:p="http://schemas.microsoft.com/office/2006/metadata/properties" xmlns:xsi="http://www.w3.org/2001/XMLSchema-instance" xmlns:pc="http://schemas.microsoft.com/office/infopath/2007/PartnerControls">
-  <documentManagement/>
-</p:properties>
-</file>
-
-<file path=customXml/item4.xml><?xml version="1.0" encoding="utf-8"?>
-<?mso-contentType ?>
-<FormTemplates xmlns="http://schemas.microsoft.com/sharepoint/v3/contenttype/forms">
-  <Display>DocumentLibraryForm</Display>
-  <Edit>DocumentLibraryForm</Edit>
-  <New>DocumentLibraryForm</New>
-</FormTemplates>
-</file>
-
 <file path=customXml/itemProps1.xml><?xml version="1.0" encoding="utf-8"?>
 <ds:datastoreItem xmlns:ds="http://schemas.openxmlformats.org/officeDocument/2006/customXml" ds:itemID="{BDCED711-E314-4C22-B587-D275DD8897EC}">
   <ds:schemaRefs>
@@ -5417,6 +5378,23 @@
 </file>
 
 <file path=customXml/itemProps2.xml><?xml version="1.0" encoding="utf-8"?>
+<ds:datastoreItem xmlns:ds="http://schemas.openxmlformats.org/officeDocument/2006/customXml" ds:itemID="{DB26575A-B7B3-4412-B642-D3B0845180CC}">
+  <ds:schemaRefs>
+    <ds:schemaRef ds:uri="http://schemas.microsoft.com/sharepoint/v3/contenttype/forms"/>
+  </ds:schemaRefs>
+</ds:datastoreItem>
+</file>
+
+<file path=customXml/itemProps3.xml><?xml version="1.0" encoding="utf-8"?>
+<ds:datastoreItem xmlns:ds="http://schemas.openxmlformats.org/officeDocument/2006/customXml" ds:itemID="{372B79FC-6971-4544-98C5-83069028712A}">
+  <ds:schemaRefs>
+    <ds:schemaRef ds:uri="http://schemas.microsoft.com/office/2006/metadata/properties"/>
+    <ds:schemaRef ds:uri="http://schemas.microsoft.com/office/infopath/2007/PartnerControls"/>
+  </ds:schemaRefs>
+</ds:datastoreItem>
+</file>
+
+<file path=customXml/itemProps4.xml><?xml version="1.0" encoding="utf-8"?>
 <ds:datastoreItem xmlns:ds="http://schemas.openxmlformats.org/officeDocument/2006/customXml" ds:itemID="{1A4E63CB-0BBC-477D-B96D-0B1E89CFECED}">
   <ds:schemaRefs>
     <ds:schemaRef ds:uri="http://schemas.microsoft.com/office/2006/metadata/contentType"/>
@@ -5432,21 +5410,4 @@
     <ds:schemaRef ds:uri="http://schemas.microsoft.com/internal/obd"/>
   </ds:schemaRefs>
 </ds:datastoreItem>
-</file>
-
-<file path=customXml/itemProps3.xml><?xml version="1.0" encoding="utf-8"?>
-<ds:datastoreItem xmlns:ds="http://schemas.openxmlformats.org/officeDocument/2006/customXml" ds:itemID="{372B79FC-6971-4544-98C5-83069028712A}">
-  <ds:schemaRefs>
-    <ds:schemaRef ds:uri="http://schemas.microsoft.com/office/2006/metadata/properties"/>
-    <ds:schemaRef ds:uri="http://schemas.microsoft.com/office/infopath/2007/PartnerControls"/>
-  </ds:schemaRefs>
-</ds:datastoreItem>
-</file>
-
-<file path=customXml/itemProps4.xml><?xml version="1.0" encoding="utf-8"?>
-<ds:datastoreItem xmlns:ds="http://schemas.openxmlformats.org/officeDocument/2006/customXml" ds:itemID="{DB26575A-B7B3-4412-B642-D3B0845180CC}">
-  <ds:schemaRefs>
-    <ds:schemaRef ds:uri="http://schemas.microsoft.com/sharepoint/v3/contenttype/forms"/>
-  </ds:schemaRefs>
-</ds:datastoreItem>
 </file>
--- a/Capstone/Fase 2/Grupales/2.6_GuiaEstudiante_Fase 2_Informe Final Proyecto APT.docx
+++ b/Capstone/Fase 2/Grupales/2.6_GuiaEstudiante_Fase 2_Informe Final Proyecto APT.docx
@@ -2286,7 +2286,29 @@
                   <w:szCs w:val="20"/>
                   <w:lang w:eastAsia="es-CL"/>
                 </w:rPr>
-                <w:t xml:space="preserve"> Backlog</w:t>
+                <w:t xml:space="preserve"> Ba</w:t>
+              </w:r>
+              <w:r>
+                <w:rPr>
+                  <w:rStyle w:val="Hipervnculo"/>
+                  <w:rFonts w:ascii="Calibri" w:hAnsi="Calibri" w:cs="Arial"/>
+                  <w:iCs/>
+                  <w:sz w:val="20"/>
+                  <w:szCs w:val="20"/>
+                  <w:lang w:eastAsia="es-CL"/>
+                </w:rPr>
+                <w:t>c</w:t>
+              </w:r>
+              <w:r>
+                <w:rPr>
+                  <w:rStyle w:val="Hipervnculo"/>
+                  <w:rFonts w:ascii="Calibri" w:hAnsi="Calibri" w:cs="Arial"/>
+                  <w:iCs/>
+                  <w:sz w:val="20"/>
+                  <w:szCs w:val="20"/>
+                  <w:lang w:eastAsia="es-CL"/>
+                </w:rPr>
+                <w:t>klog</w:t>
               </w:r>
             </w:hyperlink>
           </w:p>
@@ -2344,6 +2366,64 @@
                   <w:rStyle w:val="Hipervnculo"/>
                   <w:rFonts w:ascii="Calibri" w:hAnsi="Calibri" w:cs="Arial"/>
                   <w:iCs/>
+                  <w:lang w:eastAsia="es-CL"/>
+                </w:rPr>
+                <w:t>Planilla de costos</w:t>
+              </w:r>
+            </w:hyperlink>
+          </w:p>
+          <w:p>
+            <w:pPr>
+              <w:pStyle w:val="Prrafodelista"/>
+              <w:numPr>
+                <w:ilvl w:val="0"/>
+                <w:numId w:val="11"/>
+              </w:numPr>
+              <w:jc w:val="both"/>
+              <w:rPr>
+                <w:rFonts w:ascii="Calibri" w:hAnsi="Calibri" w:cs="Arial"/>
+                <w:iCs/>
+                <w:color w:val="548DD4"/>
+                <w:sz w:val="20"/>
+                <w:szCs w:val="20"/>
+                <w:lang w:eastAsia="es-CL"/>
+              </w:rPr>
+            </w:pPr>
+            <w:hyperlink r:id="rId18" w:history="1">
+              <w:r>
+                <w:rPr>
+                  <w:rStyle w:val="Hipervnculo"/>
+                  <w:rFonts w:ascii="Calibri" w:hAnsi="Calibri" w:cs="Arial"/>
+                  <w:iCs/>
+                  <w:lang w:eastAsia="es-CL"/>
+                </w:rPr>
+                <w:t>Casos de prueba</w:t>
+              </w:r>
+            </w:hyperlink>
+          </w:p>
+          <w:p>
+            <w:pPr>
+              <w:pStyle w:val="Prrafodelista"/>
+              <w:numPr>
+                <w:ilvl w:val="0"/>
+                <w:numId w:val="11"/>
+              </w:numPr>
+              <w:jc w:val="both"/>
+              <w:rPr>
+                <w:rFonts w:ascii="Calibri" w:hAnsi="Calibri" w:cs="Arial"/>
+                <w:iCs/>
+                <w:color w:val="548DD4"/>
+                <w:sz w:val="20"/>
+                <w:szCs w:val="20"/>
+                <w:lang w:eastAsia="es-CL"/>
+              </w:rPr>
+            </w:pPr>
+            <w:hyperlink r:id="rId19" w:history="1">
+              <w:r>
+                <w:rPr>
+                  <w:rStyle w:val="Hipervnculo"/>
+                  <w:rFonts w:ascii="Calibri" w:hAnsi="Calibri" w:cs="Arial"/>
+                  <w:iCs/>
                   <w:sz w:val="20"/>
                   <w:szCs w:val="20"/>
                   <w:lang w:eastAsia="es-CL"/>
@@ -2625,7 +2705,7 @@
     </w:p>
     <w:p/>
     <w:sectPr>
-      <w:headerReference w:type="default" r:id="rId18"/>
+      <w:headerReference w:type="default" r:id="rId20"/>
       <w:pgSz w:w="11906" w:h="16838"/>
       <w:pgMar w:top="1417" w:right="1701" w:bottom="1417" w:left="1701" w:header="708" w:footer="708" w:gutter="0"/>
       <w:cols w:space="708"/>
@@ -5219,25 +5299,6 @@
 </file>
 
 <file path=customXml/item1.xml><?xml version="1.0" encoding="utf-8"?>
-<b:Sources xmlns:b="http://schemas.openxmlformats.org/officeDocument/2006/bibliography" xmlns="http://schemas.openxmlformats.org/officeDocument/2006/bibliography" SelectedStyle="\APASixthEditionOfficeOnline.xsl" StyleName="APA" Version="6"/>
-</file>
-
-<file path=customXml/item2.xml><?xml version="1.0" encoding="utf-8"?>
-<?mso-contentType ?>
-<FormTemplates xmlns="http://schemas.microsoft.com/sharepoint/v3/contenttype/forms">
-  <Display>DocumentLibraryForm</Display>
-  <Edit>DocumentLibraryForm</Edit>
-  <New>DocumentLibraryForm</New>
-</FormTemplates>
-</file>
-
-<file path=customXml/item3.xml><?xml version="1.0" encoding="utf-8"?>
-<p:properties xmlns:p="http://schemas.microsoft.com/office/2006/metadata/properties" xmlns:xsi="http://www.w3.org/2001/XMLSchema-instance" xmlns:pc="http://schemas.microsoft.com/office/infopath/2007/PartnerControls">
-  <documentManagement/>
-</p:properties>
-</file>
-
-<file path=customXml/item4.xml><?xml version="1.0" encoding="utf-8"?>
 <ct:contentTypeSchema xmlns:ct="http://schemas.microsoft.com/office/2006/metadata/contentType" xmlns:ma="http://schemas.microsoft.com/office/2006/metadata/properties/metaAttributes" ct:_="" ma:_="" ma:contentTypeName="Documento" ma:contentTypeID="0x010100E96778489EE7714D8BD12CC105EB918B" ma:contentTypeVersion="2" ma:contentTypeDescription="Crear nuevo documento." ma:contentTypeScope="" ma:versionID="416c5c7ae9b5d54d83875cd3c65194e3">
   <xsd:schema xmlns:xsd="http://www.w3.org/2001/XMLSchema" xmlns:xs="http://www.w3.org/2001/XMLSchema" xmlns:p="http://schemas.microsoft.com/office/2006/metadata/properties" xmlns:ns2="126e8a1c-9ea9-435a-ac89-d06c80d62e30" targetNamespace="http://schemas.microsoft.com/office/2006/metadata/properties" ma:root="true" ma:fieldsID="70a237c842677bd850644f8595079f5e" ns2:_="">
     <xsd:import namespace="126e8a1c-9ea9-435a-ac89-d06c80d62e30"/>
@@ -5369,32 +5430,26 @@
 </ct:contentTypeSchema>
 </file>
 
-<file path=customXml/itemProps1.xml><?xml version="1.0" encoding="utf-8"?>
-<ds:datastoreItem xmlns:ds="http://schemas.openxmlformats.org/officeDocument/2006/customXml" ds:itemID="{BDCED711-E314-4C22-B587-D275DD8897EC}">
-  <ds:schemaRefs>
-    <ds:schemaRef ds:uri="http://schemas.openxmlformats.org/officeDocument/2006/bibliography"/>
-  </ds:schemaRefs>
-</ds:datastoreItem>
+<file path=customXml/item2.xml><?xml version="1.0" encoding="utf-8"?>
+<p:properties xmlns:p="http://schemas.microsoft.com/office/2006/metadata/properties" xmlns:xsi="http://www.w3.org/2001/XMLSchema-instance" xmlns:pc="http://schemas.microsoft.com/office/infopath/2007/PartnerControls">
+  <documentManagement/>
+</p:properties>
 </file>
 
-<file path=customXml/itemProps2.xml><?xml version="1.0" encoding="utf-8"?>
-<ds:datastoreItem xmlns:ds="http://schemas.openxmlformats.org/officeDocument/2006/customXml" ds:itemID="{DB26575A-B7B3-4412-B642-D3B0845180CC}">
-  <ds:schemaRefs>
-    <ds:schemaRef ds:uri="http://schemas.microsoft.com/sharepoint/v3/contenttype/forms"/>
-  </ds:schemaRefs>
-</ds:datastoreItem>
+<file path=customXml/item3.xml><?xml version="1.0" encoding="utf-8"?>
+<?mso-contentType ?>
+<FormTemplates xmlns="http://schemas.microsoft.com/sharepoint/v3/contenttype/forms">
+  <Display>DocumentLibraryForm</Display>
+  <Edit>DocumentLibraryForm</Edit>
+  <New>DocumentLibraryForm</New>
+</FormTemplates>
 </file>
 
-<file path=customXml/itemProps3.xml><?xml version="1.0" encoding="utf-8"?>
-<ds:datastoreItem xmlns:ds="http://schemas.openxmlformats.org/officeDocument/2006/customXml" ds:itemID="{372B79FC-6971-4544-98C5-83069028712A}">
-  <ds:schemaRefs>
-    <ds:schemaRef ds:uri="http://schemas.microsoft.com/office/2006/metadata/properties"/>
-    <ds:schemaRef ds:uri="http://schemas.microsoft.com/office/infopath/2007/PartnerControls"/>
-  </ds:schemaRefs>
-</ds:datastoreItem>
+<file path=customXml/item4.xml><?xml version="1.0" encoding="utf-8"?>
+<b:Sources xmlns:b="http://schemas.openxmlformats.org/officeDocument/2006/bibliography" xmlns="http://schemas.openxmlformats.org/officeDocument/2006/bibliography" SelectedStyle="\APASixthEditionOfficeOnline.xsl" StyleName="APA" Version="6"/>
 </file>
 
-<file path=customXml/itemProps4.xml><?xml version="1.0" encoding="utf-8"?>
+<file path=customXml/itemProps1.xml><?xml version="1.0" encoding="utf-8"?>
 <ds:datastoreItem xmlns:ds="http://schemas.openxmlformats.org/officeDocument/2006/customXml" ds:itemID="{1A4E63CB-0BBC-477D-B96D-0B1E89CFECED}">
   <ds:schemaRefs>
     <ds:schemaRef ds:uri="http://schemas.microsoft.com/office/2006/metadata/contentType"/>
@@ -5410,4 +5465,29 @@
     <ds:schemaRef ds:uri="http://schemas.microsoft.com/internal/obd"/>
   </ds:schemaRefs>
 </ds:datastoreItem>
+</file>
+
+<file path=customXml/itemProps2.xml><?xml version="1.0" encoding="utf-8"?>
+<ds:datastoreItem xmlns:ds="http://schemas.openxmlformats.org/officeDocument/2006/customXml" ds:itemID="{372B79FC-6971-4544-98C5-83069028712A}">
+  <ds:schemaRefs>
+    <ds:schemaRef ds:uri="http://schemas.microsoft.com/office/2006/metadata/properties"/>
+    <ds:schemaRef ds:uri="http://schemas.microsoft.com/office/infopath/2007/PartnerControls"/>
+  </ds:schemaRefs>
+</ds:datastoreItem>
+</file>
+
+<file path=customXml/itemProps3.xml><?xml version="1.0" encoding="utf-8"?>
+<ds:datastoreItem xmlns:ds="http://schemas.openxmlformats.org/officeDocument/2006/customXml" ds:itemID="{DB26575A-B7B3-4412-B642-D3B0845180CC}">
+  <ds:schemaRefs>
+    <ds:schemaRef ds:uri="http://schemas.microsoft.com/sharepoint/v3/contenttype/forms"/>
+  </ds:schemaRefs>
+</ds:datastoreItem>
+</file>
+
+<file path=customXml/itemProps4.xml><?xml version="1.0" encoding="utf-8"?>
+<ds:datastoreItem xmlns:ds="http://schemas.openxmlformats.org/officeDocument/2006/customXml" ds:itemID="{BDCED711-E314-4C22-B587-D275DD8897EC}">
+  <ds:schemaRefs>
+    <ds:schemaRef ds:uri="http://schemas.openxmlformats.org/officeDocument/2006/bibliography"/>
+  </ds:schemaRefs>
+</ds:datastoreItem>
 </file>